--- a/Backend/Director_Disclosure/Output_Disclosures/2024-25/QRG_INVESTMENTS_AND_HOLDINGS_LIMITED/MBP-1/MBP1_SURENDER_KUMAR_TUTEJA_00594076.docx
+++ b/Backend/Director_Disclosure/Output_Disclosures/2024-25/QRG_INVESTMENTS_AND_HOLDINGS_LIMITED/MBP-1/MBP1_SURENDER_KUMAR_TUTEJA_00594076.docx
@@ -93,452 +93,17 @@
     </w:p>
     <w:p>
       <w:pPr>
-        <w:spacing w:before="0" w:after="0"/>
-        <w:jc w:val="left"/>
-      </w:pPr>
-      <w:r>
-        <w:rPr>
-          <w:rFonts w:ascii="Adani" w:hAnsi="Adani"/>
-          <w:b w:val="0"/>
-          <w:sz w:val="20"/>
-          <w:u w:val="none"/>
-        </w:rPr>
-        <w:t>NEW CONSOLIDATED CONSTRUCTION COMPANY LIMITED</w:t>
-      </w:r>
-    </w:p>
-    <w:p>
-      <w:pPr>
-        <w:spacing w:before="0" w:after="0"/>
-        <w:jc w:val="left"/>
-      </w:pPr>
-      <w:r>
-        <w:rPr>
-          <w:rFonts w:ascii="Adani" w:hAnsi="Adani"/>
-          <w:b w:val="0"/>
-          <w:sz w:val="20"/>
-          <w:u w:val="none"/>
-        </w:rPr>
-        <w:t>ENERGY IN MOTION LIMITED</w:t>
-      </w:r>
-    </w:p>
-    <w:p>
-      <w:pPr>
-        <w:spacing w:before="0" w:after="0"/>
-        <w:jc w:val="left"/>
-      </w:pPr>
-      <w:r>
-        <w:rPr>
-          <w:rFonts w:ascii="Adani" w:hAnsi="Adani"/>
-          <w:b w:val="0"/>
-          <w:sz w:val="20"/>
-          <w:u w:val="none"/>
-        </w:rPr>
-        <w:t>PROWESS ADVISORS PRIVATE LIMITED</w:t>
-      </w:r>
-    </w:p>
-    <w:p>
-      <w:pPr>
-        <w:spacing w:before="0" w:after="0"/>
-        <w:jc w:val="left"/>
-      </w:pPr>
-      <w:r>
-        <w:rPr>
-          <w:rFonts w:ascii="Adani" w:hAnsi="Adani"/>
-          <w:b w:val="0"/>
-          <w:sz w:val="20"/>
-          <w:u w:val="none"/>
-        </w:rPr>
-        <w:t>EQUICRED HOLDINGS INDIA PRIVATE LIMITED</w:t>
-      </w:r>
-    </w:p>
-    <w:p>
-      <w:pPr>
-        <w:spacing w:before="0" w:after="0"/>
-        <w:jc w:val="left"/>
-      </w:pPr>
-      <w:r>
-        <w:rPr>
-          <w:rFonts w:ascii="Adani" w:hAnsi="Adani"/>
-          <w:b w:val="0"/>
-          <w:sz w:val="20"/>
-          <w:u w:val="none"/>
-        </w:rPr>
-        <w:t>LOTUS GLOBAL ENTERPRISES LIMITED</w:t>
-      </w:r>
-    </w:p>
-    <w:p>
-      <w:pPr>
-        <w:spacing w:before="0" w:after="0"/>
-        <w:jc w:val="left"/>
-      </w:pPr>
-      <w:r>
-        <w:rPr>
-          <w:rFonts w:ascii="Adani" w:hAnsi="Adani"/>
-          <w:b w:val="0"/>
-          <w:sz w:val="20"/>
-          <w:u w:val="none"/>
-        </w:rPr>
-        <w:t>CREMICA FOOD PARK PRIVATE LIMITED</w:t>
-      </w:r>
-    </w:p>
-    <w:p>
-      <w:pPr>
-        <w:spacing w:before="0" w:after="0"/>
-        <w:jc w:val="left"/>
-      </w:pPr>
-      <w:r>
-        <w:rPr>
-          <w:rFonts w:ascii="Adani" w:hAnsi="Adani"/>
-          <w:b w:val="0"/>
-          <w:sz w:val="20"/>
-          <w:u w:val="none"/>
-        </w:rPr>
-        <w:t>LAMBDA THERAPEUTIC RESEARCH LIMITED</w:t>
-      </w:r>
-    </w:p>
-    <w:p>
-      <w:pPr>
-        <w:spacing w:before="0" w:after="0"/>
-        <w:jc w:val="left"/>
-      </w:pPr>
-      <w:r>
-        <w:rPr>
-          <w:rFonts w:ascii="Adani" w:hAnsi="Adani"/>
-          <w:b w:val="0"/>
-          <w:sz w:val="20"/>
-          <w:u w:val="none"/>
-        </w:rPr>
-        <w:t>NISUS FINANCE SERVICES CO LIMITED</w:t>
-      </w:r>
-    </w:p>
-    <w:p>
-      <w:pPr>
-        <w:spacing w:before="0" w:after="0"/>
-        <w:jc w:val="left"/>
-      </w:pPr>
-      <w:r>
-        <w:rPr>
-          <w:rFonts w:ascii="Adani" w:hAnsi="Adani"/>
-          <w:b w:val="0"/>
-          <w:sz w:val="20"/>
-          <w:u w:val="none"/>
-        </w:rPr>
-        <w:t>ADANI NEW INDUSTRIES LIMITED</w:t>
-      </w:r>
-    </w:p>
-    <w:p>
-      <w:pPr>
-        <w:spacing w:before="0" w:after="0"/>
-        <w:jc w:val="left"/>
-      </w:pPr>
-      <w:r>
-        <w:rPr>
-          <w:rFonts w:ascii="Adani" w:hAnsi="Adani"/>
-          <w:b w:val="0"/>
-          <w:sz w:val="20"/>
-          <w:u w:val="none"/>
-        </w:rPr>
-        <w:t>QRG INVESTMENTS AND HOLDINGS LIMITED</w:t>
-      </w:r>
-    </w:p>
-    <w:p>
-      <w:pPr>
-        <w:spacing w:before="0" w:after="0"/>
-        <w:jc w:val="left"/>
-      </w:pPr>
-      <w:r>
-        <w:rPr>
-          <w:rFonts w:ascii="Adani" w:hAnsi="Adani"/>
-          <w:b w:val="0"/>
-          <w:sz w:val="20"/>
-          <w:u w:val="none"/>
-        </w:rPr>
-        <w:t>ADANI SOLAR ENERGY JODHPUR TWO LIMITED</w:t>
-      </w:r>
-    </w:p>
-    <w:p>
-      <w:pPr>
-        <w:spacing w:before="0" w:after="0"/>
-        <w:jc w:val="left"/>
-      </w:pPr>
-      <w:r>
-        <w:rPr>
-          <w:rFonts w:ascii="Adani" w:hAnsi="Adani"/>
-          <w:b w:val="0"/>
-          <w:sz w:val="20"/>
-          <w:u w:val="none"/>
-        </w:rPr>
-        <w:t>KARAIKAL PORT PRIVATE LIMITED</w:t>
-      </w:r>
-    </w:p>
-    <w:p>
-      <w:pPr>
-        <w:spacing w:before="0" w:after="0"/>
-        <w:jc w:val="left"/>
-      </w:pPr>
-      <w:r>
-        <w:rPr>
-          <w:rFonts w:ascii="Adani" w:hAnsi="Adani"/>
-          <w:b w:val="0"/>
-          <w:sz w:val="20"/>
-          <w:u w:val="none"/>
-        </w:rPr>
-        <w:t>CREMICA FOOD INDUSTRIES LIMITED</w:t>
-      </w:r>
-    </w:p>
-    <w:p>
-      <w:pPr>
-        <w:spacing w:before="0" w:after="0"/>
-        <w:jc w:val="left"/>
-      </w:pPr>
-      <w:r>
-        <w:rPr>
-          <w:rFonts w:ascii="Adani" w:hAnsi="Adani"/>
-          <w:b w:val="0"/>
-          <w:sz w:val="20"/>
-          <w:u w:val="none"/>
-        </w:rPr>
-        <w:t>QRG ENTERPRISES  LIMITED</w:t>
-      </w:r>
-    </w:p>
-    <w:p>
-      <w:pPr>
-        <w:spacing w:before="0" w:after="0"/>
-        <w:jc w:val="left"/>
-      </w:pPr>
-      <w:r>
-        <w:rPr>
-          <w:rFonts w:ascii="Adani" w:hAnsi="Adani"/>
-          <w:b w:val="0"/>
-          <w:sz w:val="20"/>
-          <w:u w:val="none"/>
-        </w:rPr>
-        <w:t>ECOPURE SPECIALITIES LIMITED</w:t>
-      </w:r>
-    </w:p>
-    <w:p>
-      <w:pPr>
-        <w:spacing w:before="0" w:after="0"/>
-        <w:jc w:val="left"/>
-      </w:pPr>
-      <w:r>
-        <w:rPr>
-          <w:rFonts w:ascii="Adani" w:hAnsi="Adani"/>
-          <w:b w:val="0"/>
-          <w:sz w:val="20"/>
-          <w:u w:val="none"/>
-        </w:rPr>
-        <w:t>RED CARPET LIVING LLP</w:t>
-      </w:r>
-    </w:p>
-    <w:p>
-      <w:pPr>
-        <w:spacing w:before="0" w:after="0"/>
-        <w:jc w:val="left"/>
-      </w:pPr>
-      <w:r>
-        <w:rPr>
-          <w:rFonts w:ascii="Adani" w:hAnsi="Adani"/>
-          <w:b w:val="0"/>
-          <w:sz w:val="20"/>
-          <w:u w:val="none"/>
-        </w:rPr>
-        <w:t>NATURE BIO-FOODS LIMITED</w:t>
-      </w:r>
-    </w:p>
-    <w:p>
-      <w:pPr>
-        <w:spacing w:before="0" w:after="0"/>
-        <w:jc w:val="left"/>
-      </w:pPr>
-      <w:r>
-        <w:rPr>
-          <w:rFonts w:ascii="Adani" w:hAnsi="Adani"/>
-          <w:b w:val="0"/>
-          <w:sz w:val="20"/>
-          <w:u w:val="none"/>
-        </w:rPr>
-        <w:t>MARENGO ASIA HOSPITALS FARIDABAD PRIVATE LIMITED</w:t>
-      </w:r>
-    </w:p>
-    <w:p>
-      <w:pPr>
-        <w:spacing w:before="0" w:after="0"/>
-        <w:jc w:val="left"/>
-      </w:pPr>
-      <w:r>
-        <w:rPr>
-          <w:rFonts w:ascii="Adani" w:hAnsi="Adani"/>
-          <w:b w:val="0"/>
-          <w:sz w:val="20"/>
-          <w:u w:val="none"/>
-        </w:rPr>
-        <w:t>TFS BUSINESS ADVISORS INDIA PRIVATE LIMITED</w:t>
-      </w:r>
-    </w:p>
-    <w:p>
-      <w:pPr>
-        <w:spacing w:before="0" w:after="0"/>
-        <w:jc w:val="left"/>
-      </w:pPr>
-      <w:r>
-        <w:rPr>
-          <w:rFonts w:ascii="Adani" w:hAnsi="Adani"/>
-          <w:b w:val="0"/>
-          <w:sz w:val="20"/>
-          <w:u w:val="none"/>
-        </w:rPr>
-        <w:t>RED CARPET RETAIL PRIVATE LIMITED</w:t>
-      </w:r>
-    </w:p>
-    <w:p>
-      <w:pPr>
-        <w:spacing w:before="0" w:after="0"/>
-        <w:jc w:val="left"/>
-      </w:pPr>
-      <w:r>
-        <w:rPr>
-          <w:rFonts w:ascii="Adani" w:hAnsi="Adani"/>
-          <w:b w:val="0"/>
-          <w:sz w:val="20"/>
-          <w:u w:val="none"/>
-        </w:rPr>
-        <w:t>NORWEST ESTATES PRIVATE LIMITED</w:t>
-      </w:r>
-    </w:p>
-    <w:p>
-      <w:pPr>
-        <w:spacing w:before="0" w:after="0"/>
-        <w:jc w:val="left"/>
-      </w:pPr>
-      <w:r>
-        <w:rPr>
-          <w:rFonts w:ascii="Adani" w:hAnsi="Adani"/>
-          <w:b w:val="0"/>
-          <w:sz w:val="20"/>
-          <w:u w:val="none"/>
-        </w:rPr>
-        <w:t>DEVENIO OPTIMUS ADVISORS PRIVATE LIMITED</w:t>
-      </w:r>
-    </w:p>
-    <w:p>
-      <w:pPr>
-        <w:spacing w:before="0" w:after="0"/>
-        <w:jc w:val="left"/>
-      </w:pPr>
-      <w:r>
-        <w:rPr>
-          <w:rFonts w:ascii="Adani" w:hAnsi="Adani"/>
-          <w:b w:val="0"/>
-          <w:sz w:val="20"/>
-          <w:u w:val="none"/>
-        </w:rPr>
-        <w:t>DAAWAT FOODS LIMITED</w:t>
-      </w:r>
-    </w:p>
-    <w:p>
-      <w:pPr>
-        <w:spacing w:before="0" w:after="0"/>
-        <w:jc w:val="left"/>
-      </w:pPr>
-      <w:r>
-        <w:rPr>
-          <w:rFonts w:ascii="Adani" w:hAnsi="Adani"/>
-          <w:b w:val="0"/>
-          <w:sz w:val="20"/>
-          <w:u w:val="none"/>
-        </w:rPr>
-        <w:t>INTAS PHARMACEUTICALS LIMITED</w:t>
-      </w:r>
-    </w:p>
-    <w:p>
-      <w:pPr>
-        <w:spacing w:before="0" w:after="0"/>
-        <w:jc w:val="left"/>
-      </w:pPr>
-      <w:r>
-        <w:rPr>
-          <w:rFonts w:ascii="Adani" w:hAnsi="Adani"/>
-          <w:b w:val="0"/>
-          <w:sz w:val="20"/>
-          <w:u w:val="none"/>
-        </w:rPr>
-        <w:t>A2Z INFRA ENGINEERING LIMITED</w:t>
-      </w:r>
-    </w:p>
-    <w:p>
-      <w:pPr>
-        <w:spacing w:before="0" w:after="0"/>
-        <w:jc w:val="left"/>
-      </w:pPr>
-      <w:r>
-        <w:rPr>
-          <w:rFonts w:ascii="Adani" w:hAnsi="Adani"/>
-          <w:b w:val="0"/>
-          <w:sz w:val="20"/>
-          <w:u w:val="none"/>
-        </w:rPr>
-        <w:t>ADANI LOGISTICS LIMITED</w:t>
-      </w:r>
-    </w:p>
-    <w:p>
-      <w:pPr>
-        <w:spacing w:before="0" w:after="0"/>
-        <w:jc w:val="left"/>
-      </w:pPr>
-      <w:r>
-        <w:rPr>
-          <w:rFonts w:ascii="Adani" w:hAnsi="Adani"/>
-          <w:b w:val="0"/>
-          <w:sz w:val="20"/>
-          <w:u w:val="none"/>
-        </w:rPr>
-        <w:t>PEGASUS ASSETS RECONSTRUCTION PRIVATE LIMITED</w:t>
-      </w:r>
-    </w:p>
-    <w:p>
-      <w:pPr>
-        <w:spacing w:before="0" w:after="0"/>
-        <w:jc w:val="left"/>
-      </w:pPr>
-      <w:r>
-        <w:rPr>
-          <w:rFonts w:ascii="Adani" w:hAnsi="Adani"/>
-          <w:b w:val="0"/>
-          <w:sz w:val="20"/>
-          <w:u w:val="none"/>
-        </w:rPr>
-        <w:t>SHREE RENUKA SUGARS LIMITED</w:t>
-      </w:r>
-    </w:p>
-    <w:p>
-      <w:pPr>
-        <w:spacing w:before="0" w:after="0"/>
-        <w:jc w:val="left"/>
-      </w:pPr>
-      <w:r>
-        <w:rPr>
-          <w:rFonts w:ascii="Adani" w:hAnsi="Adani"/>
-          <w:b w:val="0"/>
-          <w:sz w:val="20"/>
-          <w:u w:val="none"/>
-        </w:rPr>
-        <w:t>T BHIMJYANI WAREHOUSING COLD CHAIN PRIVATE LIMITED</w:t>
-      </w:r>
-    </w:p>
-    <w:p>
-      <w:pPr>
         <w:spacing w:before="0" w:after="160"/>
         <w:jc w:val="left"/>
       </w:pPr>
       <w:r>
         <w:rPr>
           <w:rFonts w:ascii="Adani" w:hAnsi="Adani"/>
-          <w:b w:val="0"/>
+          <w:b/>
           <w:sz w:val="20"/>
           <w:u w:val="none"/>
         </w:rPr>
-        <w:t>SML MAHINDRA LIMITED</w:t>
+        <w:t>QRG INVESTMENTS AND HOLDINGS LIMITED</w:t>
       </w:r>
     </w:p>
     <w:p>
@@ -2386,148 +1951,6 @@
                 <w:sz w:val="18"/>
                 <w:u w:val="none"/>
               </w:rPr>
-              <w:t>KARAIKAL PORT PRIVATE LIMITED</w:t>
-            </w:r>
-          </w:p>
-        </w:tc>
-        <w:tc>
-          <w:tcPr>
-            <w:tcW w:type="dxa" w:w="1814"/>
-            <w:shd w:val="clear" w:color="auto" w:fill="FFFFFF"/>
-            <w:tcBorders>
-              <w:top w:val="single" w:sz="4" w:space="0" w:color="000000"/>
-              <w:left w:val="single" w:sz="4" w:space="0" w:color="000000"/>
-              <w:bottom w:val="single" w:sz="4" w:space="0" w:color="000000"/>
-              <w:right w:val="single" w:sz="4" w:space="0" w:color="000000"/>
-            </w:tcBorders>
-            <w:vAlign w:val="center"/>
-          </w:tcPr>
-          <w:p>
-            <w:pPr>
-              <w:spacing w:before="40" w:after="40"/>
-              <w:jc w:val="left"/>
-            </w:pPr>
-            <w:r>
-              <w:rPr>
-                <w:rFonts w:ascii="Adani" w:hAnsi="Adani"/>
-                <w:b w:val="0"/>
-                <w:sz w:val="18"/>
-                <w:u w:val="none"/>
-              </w:rPr>
-              <w:t>Director</w:t>
-            </w:r>
-          </w:p>
-        </w:tc>
-        <w:tc>
-          <w:tcPr>
-            <w:tcW w:type="dxa" w:w="1020"/>
-            <w:shd w:val="clear" w:color="auto" w:fill="FFFFFF"/>
-            <w:tcBorders>
-              <w:top w:val="single" w:sz="4" w:space="0" w:color="000000"/>
-              <w:left w:val="single" w:sz="4" w:space="0" w:color="000000"/>
-              <w:bottom w:val="single" w:sz="4" w:space="0" w:color="000000"/>
-              <w:right w:val="single" w:sz="4" w:space="0" w:color="000000"/>
-            </w:tcBorders>
-            <w:vAlign w:val="center"/>
-          </w:tcPr>
-          <w:p>
-            <w:pPr>
-              <w:spacing w:before="40" w:after="40"/>
-              <w:jc w:val="left"/>
-            </w:pPr>
-            <w:r>
-              <w:rPr>
-                <w:rFonts w:ascii="Adani" w:hAnsi="Adani"/>
-                <w:b w:val="0"/>
-                <w:sz w:val="18"/>
-                <w:u w:val="none"/>
-              </w:rPr>
-              <w:t>NIL</w:t>
-            </w:r>
-          </w:p>
-        </w:tc>
-        <w:tc>
-          <w:tcPr>
-            <w:tcW w:type="dxa" w:w="1247"/>
-            <w:shd w:val="clear" w:color="auto" w:fill="FFFFFF"/>
-            <w:tcBorders>
-              <w:top w:val="single" w:sz="4" w:space="0" w:color="000000"/>
-              <w:left w:val="single" w:sz="4" w:space="0" w:color="000000"/>
-              <w:bottom w:val="single" w:sz="4" w:space="0" w:color="000000"/>
-              <w:right w:val="single" w:sz="4" w:space="0" w:color="000000"/>
-            </w:tcBorders>
-            <w:vAlign w:val="center"/>
-          </w:tcPr>
-          <w:p>
-            <w:pPr>
-              <w:spacing w:before="40" w:after="40"/>
-              <w:jc w:val="left"/>
-            </w:pPr>
-            <w:r>
-              <w:rPr>
-                <w:rFonts w:ascii="Adani" w:hAnsi="Adani"/>
-                <w:b w:val="0"/>
-                <w:sz w:val="18"/>
-                <w:u w:val="none"/>
-              </w:rPr>
-              <w:t>17/01/2022</w:t>
-            </w:r>
-          </w:p>
-        </w:tc>
-      </w:tr>
-      <w:tr>
-        <w:tc>
-          <w:tcPr>
-            <w:tcW w:type="dxa" w:w="680"/>
-            <w:shd w:val="clear" w:color="auto" w:fill="FFFFFF"/>
-            <w:tcBorders>
-              <w:top w:val="single" w:sz="4" w:space="0" w:color="000000"/>
-              <w:left w:val="single" w:sz="4" w:space="0" w:color="000000"/>
-              <w:bottom w:val="single" w:sz="4" w:space="0" w:color="000000"/>
-              <w:right w:val="single" w:sz="4" w:space="0" w:color="000000"/>
-            </w:tcBorders>
-            <w:vAlign w:val="center"/>
-          </w:tcPr>
-          <w:p>
-            <w:pPr>
-              <w:spacing w:before="40" w:after="40"/>
-              <w:jc w:val="left"/>
-            </w:pPr>
-            <w:r>
-              <w:rPr>
-                <w:rFonts w:ascii="Adani" w:hAnsi="Adani"/>
-                <w:b w:val="0"/>
-                <w:sz w:val="18"/>
-                <w:u w:val="none"/>
-              </w:rPr>
-              <w:t>13</w:t>
-            </w:r>
-          </w:p>
-        </w:tc>
-        <w:tc>
-          <w:tcPr>
-            <w:tcW w:type="dxa" w:w="3969"/>
-            <w:shd w:val="clear" w:color="auto" w:fill="FFFFFF"/>
-            <w:tcBorders>
-              <w:top w:val="single" w:sz="4" w:space="0" w:color="000000"/>
-              <w:left w:val="single" w:sz="4" w:space="0" w:color="000000"/>
-              <w:bottom w:val="single" w:sz="4" w:space="0" w:color="000000"/>
-              <w:right w:val="single" w:sz="4" w:space="0" w:color="000000"/>
-            </w:tcBorders>
-            <w:vAlign w:val="center"/>
-          </w:tcPr>
-          <w:p>
-            <w:pPr>
-              <w:spacing w:before="40" w:after="40"/>
-              <w:jc w:val="left"/>
-            </w:pPr>
-            <w:r>
-              <w:rPr>
-                <w:rFonts w:ascii="Adani" w:hAnsi="Adani"/>
-                <w:b w:val="0"/>
-                <w:sz w:val="18"/>
-                <w:u w:val="none"/>
-              </w:rPr>
               <w:t>CREMICA FOOD INDUSTRIES LIMITED</w:t>
             </w:r>
           </w:p>
@@ -2642,291 +2065,7 @@
                 <w:sz w:val="18"/>
                 <w:u w:val="none"/>
               </w:rPr>
-              <w:t>14</w:t>
-            </w:r>
-          </w:p>
-        </w:tc>
-        <w:tc>
-          <w:tcPr>
-            <w:tcW w:type="dxa" w:w="3969"/>
-            <w:shd w:val="clear" w:color="auto" w:fill="FFFFFF"/>
-            <w:tcBorders>
-              <w:top w:val="single" w:sz="4" w:space="0" w:color="000000"/>
-              <w:left w:val="single" w:sz="4" w:space="0" w:color="000000"/>
-              <w:bottom w:val="single" w:sz="4" w:space="0" w:color="000000"/>
-              <w:right w:val="single" w:sz="4" w:space="0" w:color="000000"/>
-            </w:tcBorders>
-            <w:vAlign w:val="center"/>
-          </w:tcPr>
-          <w:p>
-            <w:pPr>
-              <w:spacing w:before="40" w:after="40"/>
-              <w:jc w:val="left"/>
-            </w:pPr>
-            <w:r>
-              <w:rPr>
-                <w:rFonts w:ascii="Adani" w:hAnsi="Adani"/>
-                <w:b w:val="0"/>
-                <w:sz w:val="18"/>
-                <w:u w:val="none"/>
-              </w:rPr>
-              <w:t>QRG ENTERPRISES  LIMITED</w:t>
-            </w:r>
-          </w:p>
-        </w:tc>
-        <w:tc>
-          <w:tcPr>
-            <w:tcW w:type="dxa" w:w="1814"/>
-            <w:shd w:val="clear" w:color="auto" w:fill="FFFFFF"/>
-            <w:tcBorders>
-              <w:top w:val="single" w:sz="4" w:space="0" w:color="000000"/>
-              <w:left w:val="single" w:sz="4" w:space="0" w:color="000000"/>
-              <w:bottom w:val="single" w:sz="4" w:space="0" w:color="000000"/>
-              <w:right w:val="single" w:sz="4" w:space="0" w:color="000000"/>
-            </w:tcBorders>
-            <w:vAlign w:val="center"/>
-          </w:tcPr>
-          <w:p>
-            <w:pPr>
-              <w:spacing w:before="40" w:after="40"/>
-              <w:jc w:val="left"/>
-            </w:pPr>
-            <w:r>
-              <w:rPr>
-                <w:rFonts w:ascii="Adani" w:hAnsi="Adani"/>
-                <w:b w:val="0"/>
-                <w:sz w:val="18"/>
-                <w:u w:val="none"/>
-              </w:rPr>
-              <w:t>Director</w:t>
-            </w:r>
-          </w:p>
-        </w:tc>
-        <w:tc>
-          <w:tcPr>
-            <w:tcW w:type="dxa" w:w="1020"/>
-            <w:shd w:val="clear" w:color="auto" w:fill="FFFFFF"/>
-            <w:tcBorders>
-              <w:top w:val="single" w:sz="4" w:space="0" w:color="000000"/>
-              <w:left w:val="single" w:sz="4" w:space="0" w:color="000000"/>
-              <w:bottom w:val="single" w:sz="4" w:space="0" w:color="000000"/>
-              <w:right w:val="single" w:sz="4" w:space="0" w:color="000000"/>
-            </w:tcBorders>
-            <w:vAlign w:val="center"/>
-          </w:tcPr>
-          <w:p>
-            <w:pPr>
-              <w:spacing w:before="40" w:after="40"/>
-              <w:jc w:val="left"/>
-            </w:pPr>
-            <w:r>
-              <w:rPr>
-                <w:rFonts w:ascii="Adani" w:hAnsi="Adani"/>
-                <w:b w:val="0"/>
-                <w:sz w:val="18"/>
-                <w:u w:val="none"/>
-              </w:rPr>
-              <w:t>NIL</w:t>
-            </w:r>
-          </w:p>
-        </w:tc>
-        <w:tc>
-          <w:tcPr>
-            <w:tcW w:type="dxa" w:w="1247"/>
-            <w:shd w:val="clear" w:color="auto" w:fill="FFFFFF"/>
-            <w:tcBorders>
-              <w:top w:val="single" w:sz="4" w:space="0" w:color="000000"/>
-              <w:left w:val="single" w:sz="4" w:space="0" w:color="000000"/>
-              <w:bottom w:val="single" w:sz="4" w:space="0" w:color="000000"/>
-              <w:right w:val="single" w:sz="4" w:space="0" w:color="000000"/>
-            </w:tcBorders>
-            <w:vAlign w:val="center"/>
-          </w:tcPr>
-          <w:p>
-            <w:pPr>
-              <w:spacing w:before="40" w:after="40"/>
-              <w:jc w:val="left"/>
-            </w:pPr>
-            <w:r>
-              <w:rPr>
-                <w:rFonts w:ascii="Adani" w:hAnsi="Adani"/>
-                <w:b w:val="0"/>
-                <w:sz w:val="18"/>
-                <w:u w:val="none"/>
-              </w:rPr>
-              <w:t>22/05/2020</w:t>
-            </w:r>
-          </w:p>
-        </w:tc>
-      </w:tr>
-      <w:tr>
-        <w:tc>
-          <w:tcPr>
-            <w:tcW w:type="dxa" w:w="680"/>
-            <w:shd w:val="clear" w:color="auto" w:fill="FFFFFF"/>
-            <w:tcBorders>
-              <w:top w:val="single" w:sz="4" w:space="0" w:color="000000"/>
-              <w:left w:val="single" w:sz="4" w:space="0" w:color="000000"/>
-              <w:bottom w:val="single" w:sz="4" w:space="0" w:color="000000"/>
-              <w:right w:val="single" w:sz="4" w:space="0" w:color="000000"/>
-            </w:tcBorders>
-            <w:vAlign w:val="center"/>
-          </w:tcPr>
-          <w:p>
-            <w:pPr>
-              <w:spacing w:before="40" w:after="40"/>
-              <w:jc w:val="left"/>
-            </w:pPr>
-            <w:r>
-              <w:rPr>
-                <w:rFonts w:ascii="Adani" w:hAnsi="Adani"/>
-                <w:b w:val="0"/>
-                <w:sz w:val="18"/>
-                <w:u w:val="none"/>
-              </w:rPr>
-              <w:t>15</w:t>
-            </w:r>
-          </w:p>
-        </w:tc>
-        <w:tc>
-          <w:tcPr>
-            <w:tcW w:type="dxa" w:w="3969"/>
-            <w:shd w:val="clear" w:color="auto" w:fill="FFFFFF"/>
-            <w:tcBorders>
-              <w:top w:val="single" w:sz="4" w:space="0" w:color="000000"/>
-              <w:left w:val="single" w:sz="4" w:space="0" w:color="000000"/>
-              <w:bottom w:val="single" w:sz="4" w:space="0" w:color="000000"/>
-              <w:right w:val="single" w:sz="4" w:space="0" w:color="000000"/>
-            </w:tcBorders>
-            <w:vAlign w:val="center"/>
-          </w:tcPr>
-          <w:p>
-            <w:pPr>
-              <w:spacing w:before="40" w:after="40"/>
-              <w:jc w:val="left"/>
-            </w:pPr>
-            <w:r>
-              <w:rPr>
-                <w:rFonts w:ascii="Adani" w:hAnsi="Adani"/>
-                <w:b w:val="0"/>
-                <w:sz w:val="18"/>
-                <w:u w:val="none"/>
-              </w:rPr>
-              <w:t>ECOPURE SPECIALITIES LIMITED</w:t>
-            </w:r>
-          </w:p>
-        </w:tc>
-        <w:tc>
-          <w:tcPr>
-            <w:tcW w:type="dxa" w:w="1814"/>
-            <w:shd w:val="clear" w:color="auto" w:fill="FFFFFF"/>
-            <w:tcBorders>
-              <w:top w:val="single" w:sz="4" w:space="0" w:color="000000"/>
-              <w:left w:val="single" w:sz="4" w:space="0" w:color="000000"/>
-              <w:bottom w:val="single" w:sz="4" w:space="0" w:color="000000"/>
-              <w:right w:val="single" w:sz="4" w:space="0" w:color="000000"/>
-            </w:tcBorders>
-            <w:vAlign w:val="center"/>
-          </w:tcPr>
-          <w:p>
-            <w:pPr>
-              <w:spacing w:before="40" w:after="40"/>
-              <w:jc w:val="left"/>
-            </w:pPr>
-            <w:r>
-              <w:rPr>
-                <w:rFonts w:ascii="Adani" w:hAnsi="Adani"/>
-                <w:b w:val="0"/>
-                <w:sz w:val="18"/>
-                <w:u w:val="none"/>
-              </w:rPr>
-              <w:t>Additional Director</w:t>
-            </w:r>
-          </w:p>
-        </w:tc>
-        <w:tc>
-          <w:tcPr>
-            <w:tcW w:type="dxa" w:w="1020"/>
-            <w:shd w:val="clear" w:color="auto" w:fill="FFFFFF"/>
-            <w:tcBorders>
-              <w:top w:val="single" w:sz="4" w:space="0" w:color="000000"/>
-              <w:left w:val="single" w:sz="4" w:space="0" w:color="000000"/>
-              <w:bottom w:val="single" w:sz="4" w:space="0" w:color="000000"/>
-              <w:right w:val="single" w:sz="4" w:space="0" w:color="000000"/>
-            </w:tcBorders>
-            <w:vAlign w:val="center"/>
-          </w:tcPr>
-          <w:p>
-            <w:pPr>
-              <w:spacing w:before="40" w:after="40"/>
-              <w:jc w:val="left"/>
-            </w:pPr>
-            <w:r>
-              <w:rPr>
-                <w:rFonts w:ascii="Adani" w:hAnsi="Adani"/>
-                <w:b w:val="0"/>
-                <w:sz w:val="18"/>
-                <w:u w:val="none"/>
-              </w:rPr>
-              <w:t>NIL</w:t>
-            </w:r>
-          </w:p>
-        </w:tc>
-        <w:tc>
-          <w:tcPr>
-            <w:tcW w:type="dxa" w:w="1247"/>
-            <w:shd w:val="clear" w:color="auto" w:fill="FFFFFF"/>
-            <w:tcBorders>
-              <w:top w:val="single" w:sz="4" w:space="0" w:color="000000"/>
-              <w:left w:val="single" w:sz="4" w:space="0" w:color="000000"/>
-              <w:bottom w:val="single" w:sz="4" w:space="0" w:color="000000"/>
-              <w:right w:val="single" w:sz="4" w:space="0" w:color="000000"/>
-            </w:tcBorders>
-            <w:vAlign w:val="center"/>
-          </w:tcPr>
-          <w:p>
-            <w:pPr>
-              <w:spacing w:before="40" w:after="40"/>
-              <w:jc w:val="left"/>
-            </w:pPr>
-            <w:r>
-              <w:rPr>
-                <w:rFonts w:ascii="Adani" w:hAnsi="Adani"/>
-                <w:b w:val="0"/>
-                <w:sz w:val="18"/>
-                <w:u w:val="none"/>
-              </w:rPr>
-              <w:t>16/01/2020</w:t>
-            </w:r>
-          </w:p>
-        </w:tc>
-      </w:tr>
-      <w:tr>
-        <w:tc>
-          <w:tcPr>
-            <w:tcW w:type="dxa" w:w="680"/>
-            <w:shd w:val="clear" w:color="auto" w:fill="FFFFFF"/>
-            <w:tcBorders>
-              <w:top w:val="single" w:sz="4" w:space="0" w:color="000000"/>
-              <w:left w:val="single" w:sz="4" w:space="0" w:color="000000"/>
-              <w:bottom w:val="single" w:sz="4" w:space="0" w:color="000000"/>
-              <w:right w:val="single" w:sz="4" w:space="0" w:color="000000"/>
-            </w:tcBorders>
-            <w:vAlign w:val="center"/>
-          </w:tcPr>
-          <w:p>
-            <w:pPr>
-              <w:spacing w:before="40" w:after="40"/>
-              <w:jc w:val="left"/>
-            </w:pPr>
-            <w:r>
-              <w:rPr>
-                <w:rFonts w:ascii="Adani" w:hAnsi="Adani"/>
-                <w:b w:val="0"/>
-                <w:sz w:val="18"/>
-                <w:u w:val="none"/>
-              </w:rPr>
-              <w:t>16</w:t>
+              <w:t>13</w:t>
             </w:r>
           </w:p>
         </w:tc>
@@ -3068,7 +2207,7 @@
                 <w:sz w:val="18"/>
                 <w:u w:val="none"/>
               </w:rPr>
-              <w:t>17</w:t>
+              <w:t>14</w:t>
             </w:r>
           </w:p>
         </w:tc>
@@ -3210,149 +2349,7 @@
                 <w:sz w:val="18"/>
                 <w:u w:val="none"/>
               </w:rPr>
-              <w:t>18</w:t>
-            </w:r>
-          </w:p>
-        </w:tc>
-        <w:tc>
-          <w:tcPr>
-            <w:tcW w:type="dxa" w:w="3969"/>
-            <w:shd w:val="clear" w:color="auto" w:fill="FFFFFF"/>
-            <w:tcBorders>
-              <w:top w:val="single" w:sz="4" w:space="0" w:color="000000"/>
-              <w:left w:val="single" w:sz="4" w:space="0" w:color="000000"/>
-              <w:bottom w:val="single" w:sz="4" w:space="0" w:color="000000"/>
-              <w:right w:val="single" w:sz="4" w:space="0" w:color="000000"/>
-            </w:tcBorders>
-            <w:vAlign w:val="center"/>
-          </w:tcPr>
-          <w:p>
-            <w:pPr>
-              <w:spacing w:before="40" w:after="40"/>
-              <w:jc w:val="left"/>
-            </w:pPr>
-            <w:r>
-              <w:rPr>
-                <w:rFonts w:ascii="Adani" w:hAnsi="Adani"/>
-                <w:b w:val="0"/>
-                <w:sz w:val="18"/>
-                <w:u w:val="none"/>
-              </w:rPr>
-              <w:t>MARENGO ASIA HOSPITALS FARIDABAD PRIVATE LIMITED</w:t>
-            </w:r>
-          </w:p>
-        </w:tc>
-        <w:tc>
-          <w:tcPr>
-            <w:tcW w:type="dxa" w:w="1814"/>
-            <w:shd w:val="clear" w:color="auto" w:fill="FFFFFF"/>
-            <w:tcBorders>
-              <w:top w:val="single" w:sz="4" w:space="0" w:color="000000"/>
-              <w:left w:val="single" w:sz="4" w:space="0" w:color="000000"/>
-              <w:bottom w:val="single" w:sz="4" w:space="0" w:color="000000"/>
-              <w:right w:val="single" w:sz="4" w:space="0" w:color="000000"/>
-            </w:tcBorders>
-            <w:vAlign w:val="center"/>
-          </w:tcPr>
-          <w:p>
-            <w:pPr>
-              <w:spacing w:before="40" w:after="40"/>
-              <w:jc w:val="left"/>
-            </w:pPr>
-            <w:r>
-              <w:rPr>
-                <w:rFonts w:ascii="Adani" w:hAnsi="Adani"/>
-                <w:b w:val="0"/>
-                <w:sz w:val="18"/>
-                <w:u w:val="none"/>
-              </w:rPr>
-              <w:t>Director</w:t>
-            </w:r>
-          </w:p>
-        </w:tc>
-        <w:tc>
-          <w:tcPr>
-            <w:tcW w:type="dxa" w:w="1020"/>
-            <w:shd w:val="clear" w:color="auto" w:fill="FFFFFF"/>
-            <w:tcBorders>
-              <w:top w:val="single" w:sz="4" w:space="0" w:color="000000"/>
-              <w:left w:val="single" w:sz="4" w:space="0" w:color="000000"/>
-              <w:bottom w:val="single" w:sz="4" w:space="0" w:color="000000"/>
-              <w:right w:val="single" w:sz="4" w:space="0" w:color="000000"/>
-            </w:tcBorders>
-            <w:vAlign w:val="center"/>
-          </w:tcPr>
-          <w:p>
-            <w:pPr>
-              <w:spacing w:before="40" w:after="40"/>
-              <w:jc w:val="left"/>
-            </w:pPr>
-            <w:r>
-              <w:rPr>
-                <w:rFonts w:ascii="Adani" w:hAnsi="Adani"/>
-                <w:b w:val="0"/>
-                <w:sz w:val="18"/>
-                <w:u w:val="none"/>
-              </w:rPr>
-              <w:t>NIL</w:t>
-            </w:r>
-          </w:p>
-        </w:tc>
-        <w:tc>
-          <w:tcPr>
-            <w:tcW w:type="dxa" w:w="1247"/>
-            <w:shd w:val="clear" w:color="auto" w:fill="FFFFFF"/>
-            <w:tcBorders>
-              <w:top w:val="single" w:sz="4" w:space="0" w:color="000000"/>
-              <w:left w:val="single" w:sz="4" w:space="0" w:color="000000"/>
-              <w:bottom w:val="single" w:sz="4" w:space="0" w:color="000000"/>
-              <w:right w:val="single" w:sz="4" w:space="0" w:color="000000"/>
-            </w:tcBorders>
-            <w:vAlign w:val="center"/>
-          </w:tcPr>
-          <w:p>
-            <w:pPr>
-              <w:spacing w:before="40" w:after="40"/>
-              <w:jc w:val="left"/>
-            </w:pPr>
-            <w:r>
-              <w:rPr>
-                <w:rFonts w:ascii="Adani" w:hAnsi="Adani"/>
-                <w:b w:val="0"/>
-                <w:sz w:val="18"/>
-                <w:u w:val="none"/>
-              </w:rPr>
-              <w:t>01/03/2016</w:t>
-            </w:r>
-          </w:p>
-        </w:tc>
-      </w:tr>
-      <w:tr>
-        <w:tc>
-          <w:tcPr>
-            <w:tcW w:type="dxa" w:w="680"/>
-            <w:shd w:val="clear" w:color="auto" w:fill="FFFFFF"/>
-            <w:tcBorders>
-              <w:top w:val="single" w:sz="4" w:space="0" w:color="000000"/>
-              <w:left w:val="single" w:sz="4" w:space="0" w:color="000000"/>
-              <w:bottom w:val="single" w:sz="4" w:space="0" w:color="000000"/>
-              <w:right w:val="single" w:sz="4" w:space="0" w:color="000000"/>
-            </w:tcBorders>
-            <w:vAlign w:val="center"/>
-          </w:tcPr>
-          <w:p>
-            <w:pPr>
-              <w:spacing w:before="40" w:after="40"/>
-              <w:jc w:val="left"/>
-            </w:pPr>
-            <w:r>
-              <w:rPr>
-                <w:rFonts w:ascii="Adani" w:hAnsi="Adani"/>
-                <w:b w:val="0"/>
-                <w:sz w:val="18"/>
-                <w:u w:val="none"/>
-              </w:rPr>
-              <w:t>19</w:t>
+              <w:t>15</w:t>
             </w:r>
           </w:p>
         </w:tc>
@@ -3494,7 +2491,7 @@
                 <w:sz w:val="18"/>
                 <w:u w:val="none"/>
               </w:rPr>
-              <w:t>20</w:t>
+              <w:t>16</w:t>
             </w:r>
           </w:p>
         </w:tc>
@@ -3636,7 +2633,7 @@
                 <w:sz w:val="18"/>
                 <w:u w:val="none"/>
               </w:rPr>
-              <w:t>21</w:t>
+              <w:t>17</w:t>
             </w:r>
           </w:p>
         </w:tc>
@@ -3778,7 +2775,7 @@
                 <w:sz w:val="18"/>
                 <w:u w:val="none"/>
               </w:rPr>
-              <w:t>22</w:t>
+              <w:t>18</w:t>
             </w:r>
           </w:p>
         </w:tc>
@@ -3920,7 +2917,7 @@
                 <w:sz w:val="18"/>
                 <w:u w:val="none"/>
               </w:rPr>
-              <w:t>23</w:t>
+              <w:t>19</w:t>
             </w:r>
           </w:p>
         </w:tc>
@@ -3948,7 +2945,7 @@
                 <w:sz w:val="18"/>
                 <w:u w:val="none"/>
               </w:rPr>
-              <w:t>DAAWAT FOODS LIMITED</w:t>
+              <w:t>SHREE RENUKA ENERGY LIMITED</w:t>
             </w:r>
           </w:p>
         </w:tc>
@@ -4032,7 +3029,7 @@
                 <w:sz w:val="18"/>
                 <w:u w:val="none"/>
               </w:rPr>
-              <w:t>10/02/2011</w:t>
+              <w:t>11/02/2011</w:t>
             </w:r>
           </w:p>
         </w:tc>
@@ -4062,291 +3059,7 @@
                 <w:sz w:val="18"/>
                 <w:u w:val="none"/>
               </w:rPr>
-              <w:t>24</w:t>
-            </w:r>
-          </w:p>
-        </w:tc>
-        <w:tc>
-          <w:tcPr>
-            <w:tcW w:type="dxa" w:w="3969"/>
-            <w:shd w:val="clear" w:color="auto" w:fill="FFFFFF"/>
-            <w:tcBorders>
-              <w:top w:val="single" w:sz="4" w:space="0" w:color="000000"/>
-              <w:left w:val="single" w:sz="4" w:space="0" w:color="000000"/>
-              <w:bottom w:val="single" w:sz="4" w:space="0" w:color="000000"/>
-              <w:right w:val="single" w:sz="4" w:space="0" w:color="000000"/>
-            </w:tcBorders>
-            <w:vAlign w:val="center"/>
-          </w:tcPr>
-          <w:p>
-            <w:pPr>
-              <w:spacing w:before="40" w:after="40"/>
-              <w:jc w:val="left"/>
-            </w:pPr>
-            <w:r>
-              <w:rPr>
-                <w:rFonts w:ascii="Adani" w:hAnsi="Adani"/>
-                <w:b w:val="0"/>
-                <w:sz w:val="18"/>
-                <w:u w:val="none"/>
-              </w:rPr>
-              <w:t>INTAS PHARMACEUTICALS LIMITED</w:t>
-            </w:r>
-          </w:p>
-        </w:tc>
-        <w:tc>
-          <w:tcPr>
-            <w:tcW w:type="dxa" w:w="1814"/>
-            <w:shd w:val="clear" w:color="auto" w:fill="FFFFFF"/>
-            <w:tcBorders>
-              <w:top w:val="single" w:sz="4" w:space="0" w:color="000000"/>
-              <w:left w:val="single" w:sz="4" w:space="0" w:color="000000"/>
-              <w:bottom w:val="single" w:sz="4" w:space="0" w:color="000000"/>
-              <w:right w:val="single" w:sz="4" w:space="0" w:color="000000"/>
-            </w:tcBorders>
-            <w:vAlign w:val="center"/>
-          </w:tcPr>
-          <w:p>
-            <w:pPr>
-              <w:spacing w:before="40" w:after="40"/>
-              <w:jc w:val="left"/>
-            </w:pPr>
-            <w:r>
-              <w:rPr>
-                <w:rFonts w:ascii="Adani" w:hAnsi="Adani"/>
-                <w:b w:val="0"/>
-                <w:sz w:val="18"/>
-                <w:u w:val="none"/>
-              </w:rPr>
-              <w:t>Director</w:t>
-            </w:r>
-          </w:p>
-        </w:tc>
-        <w:tc>
-          <w:tcPr>
-            <w:tcW w:type="dxa" w:w="1020"/>
-            <w:shd w:val="clear" w:color="auto" w:fill="FFFFFF"/>
-            <w:tcBorders>
-              <w:top w:val="single" w:sz="4" w:space="0" w:color="000000"/>
-              <w:left w:val="single" w:sz="4" w:space="0" w:color="000000"/>
-              <w:bottom w:val="single" w:sz="4" w:space="0" w:color="000000"/>
-              <w:right w:val="single" w:sz="4" w:space="0" w:color="000000"/>
-            </w:tcBorders>
-            <w:vAlign w:val="center"/>
-          </w:tcPr>
-          <w:p>
-            <w:pPr>
-              <w:spacing w:before="40" w:after="40"/>
-              <w:jc w:val="left"/>
-            </w:pPr>
-            <w:r>
-              <w:rPr>
-                <w:rFonts w:ascii="Adani" w:hAnsi="Adani"/>
-                <w:b w:val="0"/>
-                <w:sz w:val="18"/>
-                <w:u w:val="none"/>
-              </w:rPr>
-              <w:t>NIL</w:t>
-            </w:r>
-          </w:p>
-        </w:tc>
-        <w:tc>
-          <w:tcPr>
-            <w:tcW w:type="dxa" w:w="1247"/>
-            <w:shd w:val="clear" w:color="auto" w:fill="FFFFFF"/>
-            <w:tcBorders>
-              <w:top w:val="single" w:sz="4" w:space="0" w:color="000000"/>
-              <w:left w:val="single" w:sz="4" w:space="0" w:color="000000"/>
-              <w:bottom w:val="single" w:sz="4" w:space="0" w:color="000000"/>
-              <w:right w:val="single" w:sz="4" w:space="0" w:color="000000"/>
-            </w:tcBorders>
-            <w:vAlign w:val="center"/>
-          </w:tcPr>
-          <w:p>
-            <w:pPr>
-              <w:spacing w:before="40" w:after="40"/>
-              <w:jc w:val="left"/>
-            </w:pPr>
-            <w:r>
-              <w:rPr>
-                <w:rFonts w:ascii="Adani" w:hAnsi="Adani"/>
-                <w:b w:val="0"/>
-                <w:sz w:val="18"/>
-                <w:u w:val="none"/>
-              </w:rPr>
-              <w:t>09/02/2011</w:t>
-            </w:r>
-          </w:p>
-        </w:tc>
-      </w:tr>
-      <w:tr>
-        <w:tc>
-          <w:tcPr>
-            <w:tcW w:type="dxa" w:w="680"/>
-            <w:shd w:val="clear" w:color="auto" w:fill="FFFFFF"/>
-            <w:tcBorders>
-              <w:top w:val="single" w:sz="4" w:space="0" w:color="000000"/>
-              <w:left w:val="single" w:sz="4" w:space="0" w:color="000000"/>
-              <w:bottom w:val="single" w:sz="4" w:space="0" w:color="000000"/>
-              <w:right w:val="single" w:sz="4" w:space="0" w:color="000000"/>
-            </w:tcBorders>
-            <w:vAlign w:val="center"/>
-          </w:tcPr>
-          <w:p>
-            <w:pPr>
-              <w:spacing w:before="40" w:after="40"/>
-              <w:jc w:val="left"/>
-            </w:pPr>
-            <w:r>
-              <w:rPr>
-                <w:rFonts w:ascii="Adani" w:hAnsi="Adani"/>
-                <w:b w:val="0"/>
-                <w:sz w:val="18"/>
-                <w:u w:val="none"/>
-              </w:rPr>
-              <w:t>25</w:t>
-            </w:r>
-          </w:p>
-        </w:tc>
-        <w:tc>
-          <w:tcPr>
-            <w:tcW w:type="dxa" w:w="3969"/>
-            <w:shd w:val="clear" w:color="auto" w:fill="FFFFFF"/>
-            <w:tcBorders>
-              <w:top w:val="single" w:sz="4" w:space="0" w:color="000000"/>
-              <w:left w:val="single" w:sz="4" w:space="0" w:color="000000"/>
-              <w:bottom w:val="single" w:sz="4" w:space="0" w:color="000000"/>
-              <w:right w:val="single" w:sz="4" w:space="0" w:color="000000"/>
-            </w:tcBorders>
-            <w:vAlign w:val="center"/>
-          </w:tcPr>
-          <w:p>
-            <w:pPr>
-              <w:spacing w:before="40" w:after="40"/>
-              <w:jc w:val="left"/>
-            </w:pPr>
-            <w:r>
-              <w:rPr>
-                <w:rFonts w:ascii="Adani" w:hAnsi="Adani"/>
-                <w:b w:val="0"/>
-                <w:sz w:val="18"/>
-                <w:u w:val="none"/>
-              </w:rPr>
-              <w:t>A2Z INFRA ENGINEERING LIMITED</w:t>
-            </w:r>
-          </w:p>
-        </w:tc>
-        <w:tc>
-          <w:tcPr>
-            <w:tcW w:type="dxa" w:w="1814"/>
-            <w:shd w:val="clear" w:color="auto" w:fill="FFFFFF"/>
-            <w:tcBorders>
-              <w:top w:val="single" w:sz="4" w:space="0" w:color="000000"/>
-              <w:left w:val="single" w:sz="4" w:space="0" w:color="000000"/>
-              <w:bottom w:val="single" w:sz="4" w:space="0" w:color="000000"/>
-              <w:right w:val="single" w:sz="4" w:space="0" w:color="000000"/>
-            </w:tcBorders>
-            <w:vAlign w:val="center"/>
-          </w:tcPr>
-          <w:p>
-            <w:pPr>
-              <w:spacing w:before="40" w:after="40"/>
-              <w:jc w:val="left"/>
-            </w:pPr>
-            <w:r>
-              <w:rPr>
-                <w:rFonts w:ascii="Adani" w:hAnsi="Adani"/>
-                <w:b w:val="0"/>
-                <w:sz w:val="18"/>
-                <w:u w:val="none"/>
-              </w:rPr>
-              <w:t>Director</w:t>
-            </w:r>
-          </w:p>
-        </w:tc>
-        <w:tc>
-          <w:tcPr>
-            <w:tcW w:type="dxa" w:w="1020"/>
-            <w:shd w:val="clear" w:color="auto" w:fill="FFFFFF"/>
-            <w:tcBorders>
-              <w:top w:val="single" w:sz="4" w:space="0" w:color="000000"/>
-              <w:left w:val="single" w:sz="4" w:space="0" w:color="000000"/>
-              <w:bottom w:val="single" w:sz="4" w:space="0" w:color="000000"/>
-              <w:right w:val="single" w:sz="4" w:space="0" w:color="000000"/>
-            </w:tcBorders>
-            <w:vAlign w:val="center"/>
-          </w:tcPr>
-          <w:p>
-            <w:pPr>
-              <w:spacing w:before="40" w:after="40"/>
-              <w:jc w:val="left"/>
-            </w:pPr>
-            <w:r>
-              <w:rPr>
-                <w:rFonts w:ascii="Adani" w:hAnsi="Adani"/>
-                <w:b w:val="0"/>
-                <w:sz w:val="18"/>
-                <w:u w:val="none"/>
-              </w:rPr>
-              <w:t>NIL</w:t>
-            </w:r>
-          </w:p>
-        </w:tc>
-        <w:tc>
-          <w:tcPr>
-            <w:tcW w:type="dxa" w:w="1247"/>
-            <w:shd w:val="clear" w:color="auto" w:fill="FFFFFF"/>
-            <w:tcBorders>
-              <w:top w:val="single" w:sz="4" w:space="0" w:color="000000"/>
-              <w:left w:val="single" w:sz="4" w:space="0" w:color="000000"/>
-              <w:bottom w:val="single" w:sz="4" w:space="0" w:color="000000"/>
-              <w:right w:val="single" w:sz="4" w:space="0" w:color="000000"/>
-            </w:tcBorders>
-            <w:vAlign w:val="center"/>
-          </w:tcPr>
-          <w:p>
-            <w:pPr>
-              <w:spacing w:before="40" w:after="40"/>
-              <w:jc w:val="left"/>
-            </w:pPr>
-            <w:r>
-              <w:rPr>
-                <w:rFonts w:ascii="Adani" w:hAnsi="Adani"/>
-                <w:b w:val="0"/>
-                <w:sz w:val="18"/>
-                <w:u w:val="none"/>
-              </w:rPr>
-              <w:t>25/07/2008</w:t>
-            </w:r>
-          </w:p>
-        </w:tc>
-      </w:tr>
-      <w:tr>
-        <w:tc>
-          <w:tcPr>
-            <w:tcW w:type="dxa" w:w="680"/>
-            <w:shd w:val="clear" w:color="auto" w:fill="FFFFFF"/>
-            <w:tcBorders>
-              <w:top w:val="single" w:sz="4" w:space="0" w:color="000000"/>
-              <w:left w:val="single" w:sz="4" w:space="0" w:color="000000"/>
-              <w:bottom w:val="single" w:sz="4" w:space="0" w:color="000000"/>
-              <w:right w:val="single" w:sz="4" w:space="0" w:color="000000"/>
-            </w:tcBorders>
-            <w:vAlign w:val="center"/>
-          </w:tcPr>
-          <w:p>
-            <w:pPr>
-              <w:spacing w:before="40" w:after="40"/>
-              <w:jc w:val="left"/>
-            </w:pPr>
-            <w:r>
-              <w:rPr>
-                <w:rFonts w:ascii="Adani" w:hAnsi="Adani"/>
-                <w:b w:val="0"/>
-                <w:sz w:val="18"/>
-                <w:u w:val="none"/>
-              </w:rPr>
-              <w:t>26</w:t>
+              <w:t>20</w:t>
             </w:r>
           </w:p>
         </w:tc>
@@ -4488,291 +3201,7 @@
                 <w:sz w:val="18"/>
                 <w:u w:val="none"/>
               </w:rPr>
-              <w:t>27</w:t>
-            </w:r>
-          </w:p>
-        </w:tc>
-        <w:tc>
-          <w:tcPr>
-            <w:tcW w:type="dxa" w:w="3969"/>
-            <w:shd w:val="clear" w:color="auto" w:fill="FFFFFF"/>
-            <w:tcBorders>
-              <w:top w:val="single" w:sz="4" w:space="0" w:color="000000"/>
-              <w:left w:val="single" w:sz="4" w:space="0" w:color="000000"/>
-              <w:bottom w:val="single" w:sz="4" w:space="0" w:color="000000"/>
-              <w:right w:val="single" w:sz="4" w:space="0" w:color="000000"/>
-            </w:tcBorders>
-            <w:vAlign w:val="center"/>
-          </w:tcPr>
-          <w:p>
-            <w:pPr>
-              <w:spacing w:before="40" w:after="40"/>
-              <w:jc w:val="left"/>
-            </w:pPr>
-            <w:r>
-              <w:rPr>
-                <w:rFonts w:ascii="Adani" w:hAnsi="Adani"/>
-                <w:b w:val="0"/>
-                <w:sz w:val="18"/>
-                <w:u w:val="none"/>
-              </w:rPr>
-              <w:t>PEGASUS ASSETS RECONSTRUCTION PRIVATE LIMITED</w:t>
-            </w:r>
-          </w:p>
-        </w:tc>
-        <w:tc>
-          <w:tcPr>
-            <w:tcW w:type="dxa" w:w="1814"/>
-            <w:shd w:val="clear" w:color="auto" w:fill="FFFFFF"/>
-            <w:tcBorders>
-              <w:top w:val="single" w:sz="4" w:space="0" w:color="000000"/>
-              <w:left w:val="single" w:sz="4" w:space="0" w:color="000000"/>
-              <w:bottom w:val="single" w:sz="4" w:space="0" w:color="000000"/>
-              <w:right w:val="single" w:sz="4" w:space="0" w:color="000000"/>
-            </w:tcBorders>
-            <w:vAlign w:val="center"/>
-          </w:tcPr>
-          <w:p>
-            <w:pPr>
-              <w:spacing w:before="40" w:after="40"/>
-              <w:jc w:val="left"/>
-            </w:pPr>
-            <w:r>
-              <w:rPr>
-                <w:rFonts w:ascii="Adani" w:hAnsi="Adani"/>
-                <w:b w:val="0"/>
-                <w:sz w:val="18"/>
-                <w:u w:val="none"/>
-              </w:rPr>
-              <w:t>Director</w:t>
-            </w:r>
-          </w:p>
-        </w:tc>
-        <w:tc>
-          <w:tcPr>
-            <w:tcW w:type="dxa" w:w="1020"/>
-            <w:shd w:val="clear" w:color="auto" w:fill="FFFFFF"/>
-            <w:tcBorders>
-              <w:top w:val="single" w:sz="4" w:space="0" w:color="000000"/>
-              <w:left w:val="single" w:sz="4" w:space="0" w:color="000000"/>
-              <w:bottom w:val="single" w:sz="4" w:space="0" w:color="000000"/>
-              <w:right w:val="single" w:sz="4" w:space="0" w:color="000000"/>
-            </w:tcBorders>
-            <w:vAlign w:val="center"/>
-          </w:tcPr>
-          <w:p>
-            <w:pPr>
-              <w:spacing w:before="40" w:after="40"/>
-              <w:jc w:val="left"/>
-            </w:pPr>
-            <w:r>
-              <w:rPr>
-                <w:rFonts w:ascii="Adani" w:hAnsi="Adani"/>
-                <w:b w:val="0"/>
-                <w:sz w:val="18"/>
-                <w:u w:val="none"/>
-              </w:rPr>
-              <w:t>NIL</w:t>
-            </w:r>
-          </w:p>
-        </w:tc>
-        <w:tc>
-          <w:tcPr>
-            <w:tcW w:type="dxa" w:w="1247"/>
-            <w:shd w:val="clear" w:color="auto" w:fill="FFFFFF"/>
-            <w:tcBorders>
-              <w:top w:val="single" w:sz="4" w:space="0" w:color="000000"/>
-              <w:left w:val="single" w:sz="4" w:space="0" w:color="000000"/>
-              <w:bottom w:val="single" w:sz="4" w:space="0" w:color="000000"/>
-              <w:right w:val="single" w:sz="4" w:space="0" w:color="000000"/>
-            </w:tcBorders>
-            <w:vAlign w:val="center"/>
-          </w:tcPr>
-          <w:p>
-            <w:pPr>
-              <w:spacing w:before="40" w:after="40"/>
-              <w:jc w:val="left"/>
-            </w:pPr>
-            <w:r>
-              <w:rPr>
-                <w:rFonts w:ascii="Adani" w:hAnsi="Adani"/>
-                <w:b w:val="0"/>
-                <w:sz w:val="18"/>
-                <w:u w:val="none"/>
-              </w:rPr>
-              <w:t>03/09/2007</w:t>
-            </w:r>
-          </w:p>
-        </w:tc>
-      </w:tr>
-      <w:tr>
-        <w:tc>
-          <w:tcPr>
-            <w:tcW w:type="dxa" w:w="680"/>
-            <w:shd w:val="clear" w:color="auto" w:fill="FFFFFF"/>
-            <w:tcBorders>
-              <w:top w:val="single" w:sz="4" w:space="0" w:color="000000"/>
-              <w:left w:val="single" w:sz="4" w:space="0" w:color="000000"/>
-              <w:bottom w:val="single" w:sz="4" w:space="0" w:color="000000"/>
-              <w:right w:val="single" w:sz="4" w:space="0" w:color="000000"/>
-            </w:tcBorders>
-            <w:vAlign w:val="center"/>
-          </w:tcPr>
-          <w:p>
-            <w:pPr>
-              <w:spacing w:before="40" w:after="40"/>
-              <w:jc w:val="left"/>
-            </w:pPr>
-            <w:r>
-              <w:rPr>
-                <w:rFonts w:ascii="Adani" w:hAnsi="Adani"/>
-                <w:b w:val="0"/>
-                <w:sz w:val="18"/>
-                <w:u w:val="none"/>
-              </w:rPr>
-              <w:t>28</w:t>
-            </w:r>
-          </w:p>
-        </w:tc>
-        <w:tc>
-          <w:tcPr>
-            <w:tcW w:type="dxa" w:w="3969"/>
-            <w:shd w:val="clear" w:color="auto" w:fill="FFFFFF"/>
-            <w:tcBorders>
-              <w:top w:val="single" w:sz="4" w:space="0" w:color="000000"/>
-              <w:left w:val="single" w:sz="4" w:space="0" w:color="000000"/>
-              <w:bottom w:val="single" w:sz="4" w:space="0" w:color="000000"/>
-              <w:right w:val="single" w:sz="4" w:space="0" w:color="000000"/>
-            </w:tcBorders>
-            <w:vAlign w:val="center"/>
-          </w:tcPr>
-          <w:p>
-            <w:pPr>
-              <w:spacing w:before="40" w:after="40"/>
-              <w:jc w:val="left"/>
-            </w:pPr>
-            <w:r>
-              <w:rPr>
-                <w:rFonts w:ascii="Adani" w:hAnsi="Adani"/>
-                <w:b w:val="0"/>
-                <w:sz w:val="18"/>
-                <w:u w:val="none"/>
-              </w:rPr>
-              <w:t>SHREE RENUKA SUGARS LIMITED</w:t>
-            </w:r>
-          </w:p>
-        </w:tc>
-        <w:tc>
-          <w:tcPr>
-            <w:tcW w:type="dxa" w:w="1814"/>
-            <w:shd w:val="clear" w:color="auto" w:fill="FFFFFF"/>
-            <w:tcBorders>
-              <w:top w:val="single" w:sz="4" w:space="0" w:color="000000"/>
-              <w:left w:val="single" w:sz="4" w:space="0" w:color="000000"/>
-              <w:bottom w:val="single" w:sz="4" w:space="0" w:color="000000"/>
-              <w:right w:val="single" w:sz="4" w:space="0" w:color="000000"/>
-            </w:tcBorders>
-            <w:vAlign w:val="center"/>
-          </w:tcPr>
-          <w:p>
-            <w:pPr>
-              <w:spacing w:before="40" w:after="40"/>
-              <w:jc w:val="left"/>
-            </w:pPr>
-            <w:r>
-              <w:rPr>
-                <w:rFonts w:ascii="Adani" w:hAnsi="Adani"/>
-                <w:b w:val="0"/>
-                <w:sz w:val="18"/>
-                <w:u w:val="none"/>
-              </w:rPr>
-              <w:t>Director</w:t>
-            </w:r>
-          </w:p>
-        </w:tc>
-        <w:tc>
-          <w:tcPr>
-            <w:tcW w:type="dxa" w:w="1020"/>
-            <w:shd w:val="clear" w:color="auto" w:fill="FFFFFF"/>
-            <w:tcBorders>
-              <w:top w:val="single" w:sz="4" w:space="0" w:color="000000"/>
-              <w:left w:val="single" w:sz="4" w:space="0" w:color="000000"/>
-              <w:bottom w:val="single" w:sz="4" w:space="0" w:color="000000"/>
-              <w:right w:val="single" w:sz="4" w:space="0" w:color="000000"/>
-            </w:tcBorders>
-            <w:vAlign w:val="center"/>
-          </w:tcPr>
-          <w:p>
-            <w:pPr>
-              <w:spacing w:before="40" w:after="40"/>
-              <w:jc w:val="left"/>
-            </w:pPr>
-            <w:r>
-              <w:rPr>
-                <w:rFonts w:ascii="Adani" w:hAnsi="Adani"/>
-                <w:b w:val="0"/>
-                <w:sz w:val="18"/>
-                <w:u w:val="none"/>
-              </w:rPr>
-              <w:t>NIL</w:t>
-            </w:r>
-          </w:p>
-        </w:tc>
-        <w:tc>
-          <w:tcPr>
-            <w:tcW w:type="dxa" w:w="1247"/>
-            <w:shd w:val="clear" w:color="auto" w:fill="FFFFFF"/>
-            <w:tcBorders>
-              <w:top w:val="single" w:sz="4" w:space="0" w:color="000000"/>
-              <w:left w:val="single" w:sz="4" w:space="0" w:color="000000"/>
-              <w:bottom w:val="single" w:sz="4" w:space="0" w:color="000000"/>
-              <w:right w:val="single" w:sz="4" w:space="0" w:color="000000"/>
-            </w:tcBorders>
-            <w:vAlign w:val="center"/>
-          </w:tcPr>
-          <w:p>
-            <w:pPr>
-              <w:spacing w:before="40" w:after="40"/>
-              <w:jc w:val="left"/>
-            </w:pPr>
-            <w:r>
-              <w:rPr>
-                <w:rFonts w:ascii="Adani" w:hAnsi="Adani"/>
-                <w:b w:val="0"/>
-                <w:sz w:val="18"/>
-                <w:u w:val="none"/>
-              </w:rPr>
-              <w:t>25/01/2007</w:t>
-            </w:r>
-          </w:p>
-        </w:tc>
-      </w:tr>
-      <w:tr>
-        <w:tc>
-          <w:tcPr>
-            <w:tcW w:type="dxa" w:w="680"/>
-            <w:shd w:val="clear" w:color="auto" w:fill="FFFFFF"/>
-            <w:tcBorders>
-              <w:top w:val="single" w:sz="4" w:space="0" w:color="000000"/>
-              <w:left w:val="single" w:sz="4" w:space="0" w:color="000000"/>
-              <w:bottom w:val="single" w:sz="4" w:space="0" w:color="000000"/>
-              <w:right w:val="single" w:sz="4" w:space="0" w:color="000000"/>
-            </w:tcBorders>
-            <w:vAlign w:val="center"/>
-          </w:tcPr>
-          <w:p>
-            <w:pPr>
-              <w:spacing w:before="40" w:after="40"/>
-              <w:jc w:val="left"/>
-            </w:pPr>
-            <w:r>
-              <w:rPr>
-                <w:rFonts w:ascii="Adani" w:hAnsi="Adani"/>
-                <w:b w:val="0"/>
-                <w:sz w:val="18"/>
-                <w:u w:val="none"/>
-              </w:rPr>
-              <w:t>29</w:t>
+              <w:t>21</w:t>
             </w:r>
           </w:p>
         </w:tc>
@@ -4885,148 +3314,6 @@
                 <w:u w:val="none"/>
               </w:rPr>
               <w:t>06/08/2004</w:t>
-            </w:r>
-          </w:p>
-        </w:tc>
-      </w:tr>
-      <w:tr>
-        <w:tc>
-          <w:tcPr>
-            <w:tcW w:type="dxa" w:w="680"/>
-            <w:shd w:val="clear" w:color="auto" w:fill="FFFFFF"/>
-            <w:tcBorders>
-              <w:top w:val="single" w:sz="4" w:space="0" w:color="000000"/>
-              <w:left w:val="single" w:sz="4" w:space="0" w:color="000000"/>
-              <w:bottom w:val="single" w:sz="4" w:space="0" w:color="000000"/>
-              <w:right w:val="single" w:sz="4" w:space="0" w:color="000000"/>
-            </w:tcBorders>
-            <w:vAlign w:val="center"/>
-          </w:tcPr>
-          <w:p>
-            <w:pPr>
-              <w:spacing w:before="40" w:after="40"/>
-              <w:jc w:val="left"/>
-            </w:pPr>
-            <w:r>
-              <w:rPr>
-                <w:rFonts w:ascii="Adani" w:hAnsi="Adani"/>
-                <w:b w:val="0"/>
-                <w:sz w:val="18"/>
-                <w:u w:val="none"/>
-              </w:rPr>
-              <w:t>30</w:t>
-            </w:r>
-          </w:p>
-        </w:tc>
-        <w:tc>
-          <w:tcPr>
-            <w:tcW w:type="dxa" w:w="3969"/>
-            <w:shd w:val="clear" w:color="auto" w:fill="FFFFFF"/>
-            <w:tcBorders>
-              <w:top w:val="single" w:sz="4" w:space="0" w:color="000000"/>
-              <w:left w:val="single" w:sz="4" w:space="0" w:color="000000"/>
-              <w:bottom w:val="single" w:sz="4" w:space="0" w:color="000000"/>
-              <w:right w:val="single" w:sz="4" w:space="0" w:color="000000"/>
-            </w:tcBorders>
-            <w:vAlign w:val="center"/>
-          </w:tcPr>
-          <w:p>
-            <w:pPr>
-              <w:spacing w:before="40" w:after="40"/>
-              <w:jc w:val="left"/>
-            </w:pPr>
-            <w:r>
-              <w:rPr>
-                <w:rFonts w:ascii="Adani" w:hAnsi="Adani"/>
-                <w:b w:val="0"/>
-                <w:sz w:val="18"/>
-                <w:u w:val="none"/>
-              </w:rPr>
-              <w:t>SML MAHINDRA LIMITED</w:t>
-            </w:r>
-          </w:p>
-        </w:tc>
-        <w:tc>
-          <w:tcPr>
-            <w:tcW w:type="dxa" w:w="1814"/>
-            <w:shd w:val="clear" w:color="auto" w:fill="FFFFFF"/>
-            <w:tcBorders>
-              <w:top w:val="single" w:sz="4" w:space="0" w:color="000000"/>
-              <w:left w:val="single" w:sz="4" w:space="0" w:color="000000"/>
-              <w:bottom w:val="single" w:sz="4" w:space="0" w:color="000000"/>
-              <w:right w:val="single" w:sz="4" w:space="0" w:color="000000"/>
-            </w:tcBorders>
-            <w:vAlign w:val="center"/>
-          </w:tcPr>
-          <w:p>
-            <w:pPr>
-              <w:spacing w:before="40" w:after="40"/>
-              <w:jc w:val="left"/>
-            </w:pPr>
-            <w:r>
-              <w:rPr>
-                <w:rFonts w:ascii="Adani" w:hAnsi="Adani"/>
-                <w:b w:val="0"/>
-                <w:sz w:val="18"/>
-                <w:u w:val="none"/>
-              </w:rPr>
-              <w:t>Director</w:t>
-            </w:r>
-          </w:p>
-        </w:tc>
-        <w:tc>
-          <w:tcPr>
-            <w:tcW w:type="dxa" w:w="1020"/>
-            <w:shd w:val="clear" w:color="auto" w:fill="FFFFFF"/>
-            <w:tcBorders>
-              <w:top w:val="single" w:sz="4" w:space="0" w:color="000000"/>
-              <w:left w:val="single" w:sz="4" w:space="0" w:color="000000"/>
-              <w:bottom w:val="single" w:sz="4" w:space="0" w:color="000000"/>
-              <w:right w:val="single" w:sz="4" w:space="0" w:color="000000"/>
-            </w:tcBorders>
-            <w:vAlign w:val="center"/>
-          </w:tcPr>
-          <w:p>
-            <w:pPr>
-              <w:spacing w:before="40" w:after="40"/>
-              <w:jc w:val="left"/>
-            </w:pPr>
-            <w:r>
-              <w:rPr>
-                <w:rFonts w:ascii="Adani" w:hAnsi="Adani"/>
-                <w:b w:val="0"/>
-                <w:sz w:val="18"/>
-                <w:u w:val="none"/>
-              </w:rPr>
-              <w:t>NIL</w:t>
-            </w:r>
-          </w:p>
-        </w:tc>
-        <w:tc>
-          <w:tcPr>
-            <w:tcW w:type="dxa" w:w="1247"/>
-            <w:shd w:val="clear" w:color="auto" w:fill="FFFFFF"/>
-            <w:tcBorders>
-              <w:top w:val="single" w:sz="4" w:space="0" w:color="000000"/>
-              <w:left w:val="single" w:sz="4" w:space="0" w:color="000000"/>
-              <w:bottom w:val="single" w:sz="4" w:space="0" w:color="000000"/>
-              <w:right w:val="single" w:sz="4" w:space="0" w:color="000000"/>
-            </w:tcBorders>
-            <w:vAlign w:val="center"/>
-          </w:tcPr>
-          <w:p>
-            <w:pPr>
-              <w:spacing w:before="40" w:after="40"/>
-              <w:jc w:val="left"/>
-            </w:pPr>
-            <w:r>
-              <w:rPr>
-                <w:rFonts w:ascii="Adani" w:hAnsi="Adani"/>
-                <w:b w:val="0"/>
-                <w:sz w:val="18"/>
-                <w:u w:val="none"/>
-              </w:rPr>
-              <w:t>20/06/1998</w:t>
             </w:r>
           </w:p>
         </w:tc>
@@ -5263,7 +3550,7 @@
                 <w:sz w:val="18"/>
                 <w:u w:val="none"/>
               </w:rPr>
-              <w:t>Date:   07th May, 2026</w:t>
+              <w:t>Date:   15th May, 2026</w:t>
             </w:r>
           </w:p>
         </w:tc>
@@ -5529,174 +3816,441 @@
         <w:t>:</w:t>
       </w:r>
     </w:p>
-    <w:p>
-      <w:pPr>
-        <w:pStyle w:val="ListNumber"/>
-        <w:spacing w:before="0" w:after="40"/>
-        <w:ind w:left="720"/>
-      </w:pPr>
-      <w:r>
-        <w:rPr>
-          <w:rFonts w:ascii="Adani" w:hAnsi="Adani"/>
-          <w:b w:val="0"/>
-          <w:sz w:val="20"/>
-          <w:u w:val="none"/>
-        </w:rPr>
-        <w:t>Father</w:t>
-        <w:tab/>
-        <w:tab/>
-        <w:t>:</w:t>
-        <w:tab/>
-        <w:t>NIL</w:t>
-      </w:r>
-    </w:p>
-    <w:p>
-      <w:pPr>
-        <w:pStyle w:val="ListNumber"/>
-        <w:spacing w:before="0" w:after="40"/>
-        <w:ind w:left="720"/>
-      </w:pPr>
-      <w:r>
-        <w:rPr>
-          <w:rFonts w:ascii="Adani" w:hAnsi="Adani"/>
-          <w:b w:val="0"/>
-          <w:sz w:val="20"/>
-          <w:u w:val="none"/>
-        </w:rPr>
-        <w:t>Mother</w:t>
-        <w:tab/>
-        <w:tab/>
-        <w:t>:</w:t>
-        <w:tab/>
-        <w:t>NIL</w:t>
-      </w:r>
-    </w:p>
-    <w:p>
-      <w:pPr>
-        <w:pStyle w:val="ListNumber"/>
-        <w:spacing w:before="0" w:after="40"/>
-        <w:ind w:left="720"/>
-      </w:pPr>
-      <w:r>
-        <w:rPr>
-          <w:rFonts w:ascii="Adani" w:hAnsi="Adani"/>
-          <w:b w:val="0"/>
-          <w:sz w:val="20"/>
-          <w:u w:val="none"/>
-        </w:rPr>
-        <w:t>Son</w:t>
-        <w:tab/>
-        <w:tab/>
-        <w:t>:</w:t>
-        <w:tab/>
-        <w:t>NIL</w:t>
-      </w:r>
-    </w:p>
-    <w:p>
-      <w:pPr>
-        <w:pStyle w:val="ListNumber"/>
-        <w:spacing w:before="0" w:after="40"/>
-        <w:ind w:left="720"/>
-      </w:pPr>
-      <w:r>
-        <w:rPr>
-          <w:rFonts w:ascii="Adani" w:hAnsi="Adani"/>
-          <w:b w:val="0"/>
-          <w:sz w:val="20"/>
-          <w:u w:val="none"/>
-        </w:rPr>
-        <w:t>Son's Wife</w:t>
-        <w:tab/>
-        <w:tab/>
-        <w:t>:</w:t>
-        <w:tab/>
-        <w:t>NIL</w:t>
-      </w:r>
-    </w:p>
-    <w:p>
-      <w:pPr>
-        <w:pStyle w:val="ListNumber"/>
-        <w:spacing w:before="0" w:after="40"/>
-        <w:ind w:left="720"/>
-      </w:pPr>
-      <w:r>
-        <w:rPr>
-          <w:rFonts w:ascii="Adani" w:hAnsi="Adani"/>
-          <w:b w:val="0"/>
-          <w:sz w:val="20"/>
-          <w:u w:val="none"/>
-        </w:rPr>
-        <w:t>Daughter</w:t>
-        <w:tab/>
-        <w:tab/>
-        <w:t>:</w:t>
-        <w:tab/>
-        <w:t>NIL</w:t>
-      </w:r>
-    </w:p>
-    <w:p>
-      <w:pPr>
-        <w:pStyle w:val="ListNumber"/>
-        <w:spacing w:before="0" w:after="40"/>
-        <w:ind w:left="720"/>
-      </w:pPr>
-      <w:r>
-        <w:rPr>
-          <w:rFonts w:ascii="Adani" w:hAnsi="Adani"/>
-          <w:b w:val="0"/>
-          <w:sz w:val="20"/>
-          <w:u w:val="none"/>
-        </w:rPr>
-        <w:t>Daughter's Husband</w:t>
-        <w:tab/>
-        <w:tab/>
-        <w:t>:</w:t>
-        <w:tab/>
-        <w:t>NIL</w:t>
-      </w:r>
-    </w:p>
-    <w:p>
-      <w:pPr>
-        <w:pStyle w:val="ListNumber"/>
-        <w:spacing w:before="0" w:after="40"/>
-        <w:ind w:left="720"/>
-      </w:pPr>
-      <w:r>
-        <w:rPr>
-          <w:rFonts w:ascii="Adani" w:hAnsi="Adani"/>
-          <w:b w:val="0"/>
-          <w:sz w:val="20"/>
-          <w:u w:val="none"/>
-        </w:rPr>
-        <w:t>Brother</w:t>
-        <w:tab/>
-        <w:tab/>
-        <w:t>:</w:t>
-        <w:tab/>
-        <w:t>NIL</w:t>
-      </w:r>
-    </w:p>
-    <w:p>
-      <w:pPr>
-        <w:pStyle w:val="ListNumber"/>
-        <w:spacing w:before="0" w:after="40"/>
-        <w:ind w:left="720"/>
-      </w:pPr>
-      <w:r>
-        <w:rPr>
-          <w:rFonts w:ascii="Adani" w:hAnsi="Adani"/>
-          <w:b w:val="0"/>
-          <w:sz w:val="20"/>
-          <w:u w:val="none"/>
-        </w:rPr>
-        <w:t>Sister</w:t>
-        <w:tab/>
-        <w:tab/>
-        <w:t>:</w:t>
-        <w:tab/>
-        <w:t>NIL</w:t>
-      </w:r>
-    </w:p>
+    <w:tbl>
+      <w:tblPr>
+        <w:tblW w:type="auto" w:w="0"/>
+        <w:jc w:val="left"/>
+        <w:tblLook w:firstColumn="1" w:firstRow="1" w:lastColumn="0" w:lastRow="0" w:noHBand="0" w:noVBand="1" w:val="04A0"/>
+      </w:tblPr>
+      <w:tblGrid>
+        <w:gridCol w:w="4536"/>
+        <w:gridCol w:w="4536"/>
+      </w:tblGrid>
+      <w:tr>
+        <w:tc>
+          <w:tcPr>
+            <w:tcW w:type="dxa" w:w="4536"/>
+            <w:tcBorders>
+              <w:top w:val="none"/>
+              <w:bottom w:val="none"/>
+              <w:left w:val="none"/>
+              <w:right w:val="none"/>
+            </w:tcBorders>
+          </w:tcPr>
+          <w:p>
+            <w:pPr>
+              <w:ind w:left="720"/>
+            </w:pPr>
+            <w:r>
+              <w:rPr>
+                <w:rFonts w:ascii="Adani" w:hAnsi="Adani"/>
+                <w:b w:val="0"/>
+                <w:sz w:val="20"/>
+                <w:u w:val="none"/>
+              </w:rPr>
+              <w:t>1.</w:t>
+              <w:tab/>
+              <w:t>Father</w:t>
+              <w:tab/>
+              <w:t>:</w:t>
+            </w:r>
+          </w:p>
+        </w:tc>
+        <w:tc>
+          <w:tcPr>
+            <w:tcW w:type="dxa" w:w="4536"/>
+            <w:tcBorders>
+              <w:top w:val="none"/>
+              <w:bottom w:val="none"/>
+              <w:left w:val="none"/>
+              <w:right w:val="none"/>
+            </w:tcBorders>
+          </w:tcPr>
+          <w:p>
+            <w:r>
+              <w:rPr>
+                <w:rFonts w:ascii="Adani" w:hAnsi="Adani"/>
+                <w:b w:val="0"/>
+                <w:sz w:val="20"/>
+                <w:u w:val="none"/>
+              </w:rPr>
+              <w:t>NIL</w:t>
+            </w:r>
+          </w:p>
+        </w:tc>
+      </w:tr>
+      <w:tr>
+        <w:tc>
+          <w:tcPr>
+            <w:tcW w:type="dxa" w:w="4536"/>
+            <w:tcBorders>
+              <w:top w:val="none"/>
+              <w:bottom w:val="none"/>
+              <w:left w:val="none"/>
+              <w:right w:val="none"/>
+            </w:tcBorders>
+          </w:tcPr>
+          <w:p>
+            <w:pPr>
+              <w:ind w:left="720"/>
+            </w:pPr>
+            <w:r>
+              <w:rPr>
+                <w:rFonts w:ascii="Adani" w:hAnsi="Adani"/>
+                <w:b w:val="0"/>
+                <w:sz w:val="20"/>
+                <w:u w:val="none"/>
+              </w:rPr>
+              <w:t>2.</w:t>
+              <w:tab/>
+              <w:t>Mother</w:t>
+              <w:tab/>
+              <w:t>:</w:t>
+            </w:r>
+          </w:p>
+        </w:tc>
+        <w:tc>
+          <w:tcPr>
+            <w:tcW w:type="dxa" w:w="4536"/>
+            <w:tcBorders>
+              <w:top w:val="none"/>
+              <w:bottom w:val="none"/>
+              <w:left w:val="none"/>
+              <w:right w:val="none"/>
+            </w:tcBorders>
+          </w:tcPr>
+          <w:p>
+            <w:r>
+              <w:rPr>
+                <w:rFonts w:ascii="Adani" w:hAnsi="Adani"/>
+                <w:b w:val="0"/>
+                <w:sz w:val="20"/>
+                <w:u w:val="none"/>
+              </w:rPr>
+              <w:t>NIL</w:t>
+            </w:r>
+          </w:p>
+        </w:tc>
+      </w:tr>
+      <w:tr>
+        <w:tc>
+          <w:tcPr>
+            <w:tcW w:type="dxa" w:w="4536"/>
+            <w:tcBorders>
+              <w:top w:val="none"/>
+              <w:bottom w:val="none"/>
+              <w:left w:val="none"/>
+              <w:right w:val="none"/>
+            </w:tcBorders>
+          </w:tcPr>
+          <w:p>
+            <w:pPr>
+              <w:ind w:left="720"/>
+            </w:pPr>
+            <w:r>
+              <w:rPr>
+                <w:rFonts w:ascii="Adani" w:hAnsi="Adani"/>
+                <w:b w:val="0"/>
+                <w:sz w:val="20"/>
+                <w:u w:val="none"/>
+              </w:rPr>
+              <w:t>3.</w:t>
+              <w:tab/>
+              <w:t>Son</w:t>
+              <w:tab/>
+              <w:t>:</w:t>
+            </w:r>
+          </w:p>
+        </w:tc>
+        <w:tc>
+          <w:tcPr>
+            <w:tcW w:type="dxa" w:w="4536"/>
+            <w:tcBorders>
+              <w:top w:val="none"/>
+              <w:bottom w:val="none"/>
+              <w:left w:val="none"/>
+              <w:right w:val="none"/>
+            </w:tcBorders>
+          </w:tcPr>
+          <w:p>
+            <w:r>
+              <w:rPr>
+                <w:rFonts w:ascii="Adani" w:hAnsi="Adani"/>
+                <w:b w:val="0"/>
+                <w:sz w:val="20"/>
+                <w:u w:val="none"/>
+              </w:rPr>
+              <w:t>NIL</w:t>
+            </w:r>
+          </w:p>
+        </w:tc>
+      </w:tr>
+      <w:tr>
+        <w:tc>
+          <w:tcPr>
+            <w:tcW w:type="dxa" w:w="4536"/>
+            <w:tcBorders>
+              <w:top w:val="none"/>
+              <w:bottom w:val="none"/>
+              <w:left w:val="none"/>
+              <w:right w:val="none"/>
+            </w:tcBorders>
+          </w:tcPr>
+          <w:p>
+            <w:pPr>
+              <w:ind w:left="720"/>
+            </w:pPr>
+            <w:r>
+              <w:rPr>
+                <w:rFonts w:ascii="Adani" w:hAnsi="Adani"/>
+                <w:b w:val="0"/>
+                <w:sz w:val="20"/>
+                <w:u w:val="none"/>
+              </w:rPr>
+              <w:t>4.</w:t>
+              <w:tab/>
+              <w:t>Son's Wife</w:t>
+              <w:tab/>
+              <w:t>:</w:t>
+            </w:r>
+          </w:p>
+        </w:tc>
+        <w:tc>
+          <w:tcPr>
+            <w:tcW w:type="dxa" w:w="4536"/>
+            <w:tcBorders>
+              <w:top w:val="none"/>
+              <w:bottom w:val="none"/>
+              <w:left w:val="none"/>
+              <w:right w:val="none"/>
+            </w:tcBorders>
+          </w:tcPr>
+          <w:p>
+            <w:r>
+              <w:rPr>
+                <w:rFonts w:ascii="Adani" w:hAnsi="Adani"/>
+                <w:b w:val="0"/>
+                <w:sz w:val="20"/>
+                <w:u w:val="none"/>
+              </w:rPr>
+              <w:t>NIL</w:t>
+            </w:r>
+          </w:p>
+        </w:tc>
+      </w:tr>
+      <w:tr>
+        <w:tc>
+          <w:tcPr>
+            <w:tcW w:type="dxa" w:w="4536"/>
+            <w:tcBorders>
+              <w:top w:val="none"/>
+              <w:bottom w:val="none"/>
+              <w:left w:val="none"/>
+              <w:right w:val="none"/>
+            </w:tcBorders>
+          </w:tcPr>
+          <w:p>
+            <w:pPr>
+              <w:ind w:left="720"/>
+            </w:pPr>
+            <w:r>
+              <w:rPr>
+                <w:rFonts w:ascii="Adani" w:hAnsi="Adani"/>
+                <w:b w:val="0"/>
+                <w:sz w:val="20"/>
+                <w:u w:val="none"/>
+              </w:rPr>
+              <w:t>5.</w:t>
+              <w:tab/>
+              <w:t>Daughter</w:t>
+              <w:tab/>
+              <w:t>:</w:t>
+            </w:r>
+          </w:p>
+        </w:tc>
+        <w:tc>
+          <w:tcPr>
+            <w:tcW w:type="dxa" w:w="4536"/>
+            <w:tcBorders>
+              <w:top w:val="none"/>
+              <w:bottom w:val="none"/>
+              <w:left w:val="none"/>
+              <w:right w:val="none"/>
+            </w:tcBorders>
+          </w:tcPr>
+          <w:p>
+            <w:r>
+              <w:rPr>
+                <w:rFonts w:ascii="Adani" w:hAnsi="Adani"/>
+                <w:b w:val="0"/>
+                <w:sz w:val="20"/>
+                <w:u w:val="none"/>
+              </w:rPr>
+              <w:t>NIL</w:t>
+            </w:r>
+          </w:p>
+        </w:tc>
+      </w:tr>
+      <w:tr>
+        <w:tc>
+          <w:tcPr>
+            <w:tcW w:type="dxa" w:w="4536"/>
+            <w:tcBorders>
+              <w:top w:val="none"/>
+              <w:bottom w:val="none"/>
+              <w:left w:val="none"/>
+              <w:right w:val="none"/>
+            </w:tcBorders>
+          </w:tcPr>
+          <w:p>
+            <w:pPr>
+              <w:ind w:left="720"/>
+            </w:pPr>
+            <w:r>
+              <w:rPr>
+                <w:rFonts w:ascii="Adani" w:hAnsi="Adani"/>
+                <w:b w:val="0"/>
+                <w:sz w:val="20"/>
+                <w:u w:val="none"/>
+              </w:rPr>
+              <w:t>6.</w:t>
+              <w:tab/>
+              <w:t>Daughter's Husband</w:t>
+              <w:tab/>
+              <w:t>:</w:t>
+            </w:r>
+          </w:p>
+        </w:tc>
+        <w:tc>
+          <w:tcPr>
+            <w:tcW w:type="dxa" w:w="4536"/>
+            <w:tcBorders>
+              <w:top w:val="none"/>
+              <w:bottom w:val="none"/>
+              <w:left w:val="none"/>
+              <w:right w:val="none"/>
+            </w:tcBorders>
+          </w:tcPr>
+          <w:p>
+            <w:r>
+              <w:rPr>
+                <w:rFonts w:ascii="Adani" w:hAnsi="Adani"/>
+                <w:b w:val="0"/>
+                <w:sz w:val="20"/>
+                <w:u w:val="none"/>
+              </w:rPr>
+              <w:t>NIL</w:t>
+            </w:r>
+          </w:p>
+        </w:tc>
+      </w:tr>
+      <w:tr>
+        <w:tc>
+          <w:tcPr>
+            <w:tcW w:type="dxa" w:w="4536"/>
+            <w:tcBorders>
+              <w:top w:val="none"/>
+              <w:bottom w:val="none"/>
+              <w:left w:val="none"/>
+              <w:right w:val="none"/>
+            </w:tcBorders>
+          </w:tcPr>
+          <w:p>
+            <w:pPr>
+              <w:ind w:left="720"/>
+            </w:pPr>
+            <w:r>
+              <w:rPr>
+                <w:rFonts w:ascii="Adani" w:hAnsi="Adani"/>
+                <w:b w:val="0"/>
+                <w:sz w:val="20"/>
+                <w:u w:val="none"/>
+              </w:rPr>
+              <w:t>7.</w:t>
+              <w:tab/>
+              <w:t>Brother</w:t>
+              <w:tab/>
+              <w:t>:</w:t>
+            </w:r>
+          </w:p>
+        </w:tc>
+        <w:tc>
+          <w:tcPr>
+            <w:tcW w:type="dxa" w:w="4536"/>
+            <w:tcBorders>
+              <w:top w:val="none"/>
+              <w:bottom w:val="none"/>
+              <w:left w:val="none"/>
+              <w:right w:val="none"/>
+            </w:tcBorders>
+          </w:tcPr>
+          <w:p>
+            <w:r>
+              <w:rPr>
+                <w:rFonts w:ascii="Adani" w:hAnsi="Adani"/>
+                <w:b w:val="0"/>
+                <w:sz w:val="20"/>
+                <w:u w:val="none"/>
+              </w:rPr>
+              <w:t>NIL</w:t>
+            </w:r>
+          </w:p>
+        </w:tc>
+      </w:tr>
+      <w:tr>
+        <w:tc>
+          <w:tcPr>
+            <w:tcW w:type="dxa" w:w="4536"/>
+            <w:tcBorders>
+              <w:top w:val="none"/>
+              <w:bottom w:val="none"/>
+              <w:left w:val="none"/>
+              <w:right w:val="none"/>
+            </w:tcBorders>
+          </w:tcPr>
+          <w:p>
+            <w:pPr>
+              <w:ind w:left="720"/>
+            </w:pPr>
+            <w:r>
+              <w:rPr>
+                <w:rFonts w:ascii="Adani" w:hAnsi="Adani"/>
+                <w:b w:val="0"/>
+                <w:sz w:val="20"/>
+                <w:u w:val="none"/>
+              </w:rPr>
+              <w:t>8.</w:t>
+              <w:tab/>
+              <w:t>Sister</w:t>
+              <w:tab/>
+              <w:t>:</w:t>
+            </w:r>
+          </w:p>
+        </w:tc>
+        <w:tc>
+          <w:tcPr>
+            <w:tcW w:type="dxa" w:w="4536"/>
+            <w:tcBorders>
+              <w:top w:val="none"/>
+              <w:bottom w:val="none"/>
+              <w:left w:val="none"/>
+              <w:right w:val="none"/>
+            </w:tcBorders>
+          </w:tcPr>
+          <w:p>
+            <w:r>
+              <w:rPr>
+                <w:rFonts w:ascii="Adani" w:hAnsi="Adani"/>
+                <w:b w:val="0"/>
+                <w:sz w:val="20"/>
+                <w:u w:val="none"/>
+              </w:rPr>
+              <w:t>NIL</w:t>
+            </w:r>
+          </w:p>
+        </w:tc>
+      </w:tr>
+    </w:tbl>
     <w:p/>
     <w:p>
       <w:pPr>
@@ -6033,7 +4587,7 @@
                 <w:sz w:val="18"/>
                 <w:u w:val="none"/>
               </w:rPr>
-              <w:t>Date:   07th May, 2026</w:t>
+              <w:t>Date:   15th May, 2026</w:t>
             </w:r>
           </w:p>
         </w:tc>
@@ -6194,7 +4748,7 @@
           <w:sz w:val="20"/>
           <w:u w:val="none"/>
         </w:rPr>
-        <w:t>07th May, 2026</w:t>
+        <w:t>15th May, 2026</w:t>
       </w:r>
     </w:p>
     <w:p>
@@ -6404,52 +4958,7 @@
           <w:sz w:val="20"/>
           <w:u w:val="none"/>
         </w:rPr>
-        <w:t>KARAIKAL PORT PRIVATE LIMITED</w:t>
-      </w:r>
-    </w:p>
-    <w:p>
-      <w:pPr>
-        <w:spacing w:before="0" w:after="20"/>
-        <w:jc w:val="left"/>
-      </w:pPr>
-      <w:r>
-        <w:rPr>
-          <w:rFonts w:ascii="Adani" w:hAnsi="Adani"/>
-          <w:b/>
-          <w:sz w:val="20"/>
-          <w:u w:val="none"/>
-        </w:rPr>
         <w:t>CREMICA FOOD INDUSTRIES LIMITED</w:t>
-      </w:r>
-    </w:p>
-    <w:p>
-      <w:pPr>
-        <w:spacing w:before="0" w:after="20"/>
-        <w:jc w:val="left"/>
-      </w:pPr>
-      <w:r>
-        <w:rPr>
-          <w:rFonts w:ascii="Adani" w:hAnsi="Adani"/>
-          <w:b/>
-          <w:sz w:val="20"/>
-          <w:u w:val="none"/>
-        </w:rPr>
-        <w:t>QRG ENTERPRISES  LIMITED</w:t>
-      </w:r>
-    </w:p>
-    <w:p>
-      <w:pPr>
-        <w:spacing w:before="0" w:after="20"/>
-        <w:jc w:val="left"/>
-      </w:pPr>
-      <w:r>
-        <w:rPr>
-          <w:rFonts w:ascii="Adani" w:hAnsi="Adani"/>
-          <w:b/>
-          <w:sz w:val="20"/>
-          <w:u w:val="none"/>
-        </w:rPr>
-        <w:t>ECOPURE SPECIALITIES LIMITED</w:t>
       </w:r>
     </w:p>
     <w:p>
@@ -6480,21 +4989,6 @@
           <w:u w:val="none"/>
         </w:rPr>
         <w:t>NATURE BIO-FOODS LIMITED</w:t>
-      </w:r>
-    </w:p>
-    <w:p>
-      <w:pPr>
-        <w:spacing w:before="0" w:after="20"/>
-        <w:jc w:val="left"/>
-      </w:pPr>
-      <w:r>
-        <w:rPr>
-          <w:rFonts w:ascii="Adani" w:hAnsi="Adani"/>
-          <w:b/>
-          <w:sz w:val="20"/>
-          <w:u w:val="none"/>
-        </w:rPr>
-        <w:t>MARENGO ASIA HOSPITALS FARIDABAD PRIVATE LIMITED</w:t>
       </w:r>
     </w:p>
     <w:p>
@@ -6569,37 +5063,7 @@
           <w:sz w:val="20"/>
           <w:u w:val="none"/>
         </w:rPr>
-        <w:t>DAAWAT FOODS LIMITED</w:t>
-      </w:r>
-    </w:p>
-    <w:p>
-      <w:pPr>
-        <w:spacing w:before="0" w:after="20"/>
-        <w:jc w:val="left"/>
-      </w:pPr>
-      <w:r>
-        <w:rPr>
-          <w:rFonts w:ascii="Adani" w:hAnsi="Adani"/>
-          <w:b/>
-          <w:sz w:val="20"/>
-          <w:u w:val="none"/>
-        </w:rPr>
-        <w:t>INTAS PHARMACEUTICALS LIMITED</w:t>
-      </w:r>
-    </w:p>
-    <w:p>
-      <w:pPr>
-        <w:spacing w:before="0" w:after="20"/>
-        <w:jc w:val="left"/>
-      </w:pPr>
-      <w:r>
-        <w:rPr>
-          <w:rFonts w:ascii="Adani" w:hAnsi="Adani"/>
-          <w:b/>
-          <w:sz w:val="20"/>
-          <w:u w:val="none"/>
-        </w:rPr>
-        <w:t>A2Z INFRA ENGINEERING LIMITED</w:t>
+        <w:t>SHREE RENUKA ENERGY LIMITED</w:t>
       </w:r>
     </w:p>
     <w:p>
@@ -6629,52 +5093,7 @@
           <w:sz w:val="20"/>
           <w:u w:val="none"/>
         </w:rPr>
-        <w:t>PEGASUS ASSETS RECONSTRUCTION PRIVATE LIMITED</w:t>
-      </w:r>
-    </w:p>
-    <w:p>
-      <w:pPr>
-        <w:spacing w:before="0" w:after="20"/>
-        <w:jc w:val="left"/>
-      </w:pPr>
-      <w:r>
-        <w:rPr>
-          <w:rFonts w:ascii="Adani" w:hAnsi="Adani"/>
-          <w:b/>
-          <w:sz w:val="20"/>
-          <w:u w:val="none"/>
-        </w:rPr>
-        <w:t>SHREE RENUKA SUGARS LIMITED</w:t>
-      </w:r>
-    </w:p>
-    <w:p>
-      <w:pPr>
-        <w:spacing w:before="0" w:after="20"/>
-        <w:jc w:val="left"/>
-      </w:pPr>
-      <w:r>
-        <w:rPr>
-          <w:rFonts w:ascii="Adani" w:hAnsi="Adani"/>
-          <w:b/>
-          <w:sz w:val="20"/>
-          <w:u w:val="none"/>
-        </w:rPr>
         <w:t>T BHIMJYANI WAREHOUSING COLD CHAIN PRIVATE LIMITED</w:t>
-      </w:r>
-    </w:p>
-    <w:p>
-      <w:pPr>
-        <w:spacing w:before="0" w:after="20"/>
-        <w:jc w:val="left"/>
-      </w:pPr>
-      <w:r>
-        <w:rPr>
-          <w:rFonts w:ascii="Adani" w:hAnsi="Adani"/>
-          <w:b/>
-          <w:sz w:val="20"/>
-          <w:u w:val="none"/>
-        </w:rPr>
-        <w:t>SML MAHINDRA LIMITED</w:t>
       </w:r>
     </w:p>
     <w:p/>
@@ -6870,36 +5289,6 @@
           <w:sz w:val="20"/>
           <w:u w:val="none"/>
         </w:rPr>
-        <w:t>QRG ENTERPRISES  LIMITED</w:t>
-      </w:r>
-    </w:p>
-    <w:p>
-      <w:pPr>
-        <w:spacing w:before="0" w:after="20"/>
-        <w:jc w:val="left"/>
-      </w:pPr>
-      <w:r>
-        <w:rPr>
-          <w:rFonts w:ascii="Adani" w:hAnsi="Adani"/>
-          <w:b w:val="0"/>
-          <w:sz w:val="20"/>
-          <w:u w:val="none"/>
-        </w:rPr>
-        <w:t>ECOPURE SPECIALITIES LIMITED</w:t>
-      </w:r>
-    </w:p>
-    <w:p>
-      <w:pPr>
-        <w:spacing w:before="0" w:after="20"/>
-        <w:jc w:val="left"/>
-      </w:pPr>
-      <w:r>
-        <w:rPr>
-          <w:rFonts w:ascii="Adani" w:hAnsi="Adani"/>
-          <w:b w:val="0"/>
-          <w:sz w:val="20"/>
-          <w:u w:val="none"/>
-        </w:rPr>
         <w:t>RED CARPET LIVING LLP</w:t>
       </w:r>
     </w:p>
@@ -6930,37 +5319,7 @@
           <w:sz w:val="20"/>
           <w:u w:val="none"/>
         </w:rPr>
-        <w:t>DAAWAT FOODS LIMITED</w:t>
-      </w:r>
-    </w:p>
-    <w:p>
-      <w:pPr>
-        <w:spacing w:before="0" w:after="20"/>
-        <w:jc w:val="left"/>
-      </w:pPr>
-      <w:r>
-        <w:rPr>
-          <w:rFonts w:ascii="Adani" w:hAnsi="Adani"/>
-          <w:b w:val="0"/>
-          <w:sz w:val="20"/>
-          <w:u w:val="none"/>
-        </w:rPr>
-        <w:t>INTAS PHARMACEUTICALS LIMITED</w:t>
-      </w:r>
-    </w:p>
-    <w:p>
-      <w:pPr>
-        <w:spacing w:before="0" w:after="20"/>
-        <w:jc w:val="left"/>
-      </w:pPr>
-      <w:r>
-        <w:rPr>
-          <w:rFonts w:ascii="Adani" w:hAnsi="Adani"/>
-          <w:b w:val="0"/>
-          <w:sz w:val="20"/>
-          <w:u w:val="none"/>
-        </w:rPr>
-        <w:t>A2Z INFRA ENGINEERING LIMITED</w:t>
+        <w:t>SHREE RENUKA ENERGY LIMITED</w:t>
       </w:r>
     </w:p>
     <w:p>
@@ -6976,36 +5335,6 @@
           <w:u w:val="none"/>
         </w:rPr>
         <w:t>ADANI LOGISTICS LIMITED</w:t>
-      </w:r>
-    </w:p>
-    <w:p>
-      <w:pPr>
-        <w:spacing w:before="0" w:after="20"/>
-        <w:jc w:val="left"/>
-      </w:pPr>
-      <w:r>
-        <w:rPr>
-          <w:rFonts w:ascii="Adani" w:hAnsi="Adani"/>
-          <w:b w:val="0"/>
-          <w:sz w:val="20"/>
-          <w:u w:val="none"/>
-        </w:rPr>
-        <w:t>SHREE RENUKA SUGARS LIMITED</w:t>
-      </w:r>
-    </w:p>
-    <w:p>
-      <w:pPr>
-        <w:spacing w:before="0" w:after="20"/>
-        <w:jc w:val="left"/>
-      </w:pPr>
-      <w:r>
-        <w:rPr>
-          <w:rFonts w:ascii="Adani" w:hAnsi="Adani"/>
-          <w:b w:val="0"/>
-          <w:sz w:val="20"/>
-          <w:u w:val="none"/>
-        </w:rPr>
-        <w:t>SML MAHINDRA LIMITED</w:t>
       </w:r>
     </w:p>
     <w:p/>
@@ -7115,36 +5444,6 @@
           <w:sz w:val="20"/>
           <w:u w:val="none"/>
         </w:rPr>
-        <w:t>KARAIKAL PORT PRIVATE LIMITED</w:t>
-      </w:r>
-    </w:p>
-    <w:p>
-      <w:pPr>
-        <w:spacing w:before="0" w:after="20"/>
-        <w:jc w:val="left"/>
-      </w:pPr>
-      <w:r>
-        <w:rPr>
-          <w:rFonts w:ascii="Adani" w:hAnsi="Adani"/>
-          <w:b w:val="0"/>
-          <w:sz w:val="20"/>
-          <w:u w:val="none"/>
-        </w:rPr>
-        <w:t>MARENGO ASIA HOSPITALS FARIDABAD PRIVATE LIMITED</w:t>
-      </w:r>
-    </w:p>
-    <w:p>
-      <w:pPr>
-        <w:spacing w:before="0" w:after="20"/>
-        <w:jc w:val="left"/>
-      </w:pPr>
-      <w:r>
-        <w:rPr>
-          <w:rFonts w:ascii="Adani" w:hAnsi="Adani"/>
-          <w:b w:val="0"/>
-          <w:sz w:val="20"/>
-          <w:u w:val="none"/>
-        </w:rPr>
         <w:t>TFS BUSINESS ADVISORS INDIA PRIVATE LIMITED</w:t>
       </w:r>
     </w:p>
@@ -7191,21 +5490,6 @@
           <w:u w:val="none"/>
         </w:rPr>
         <w:t>DEVENIO OPTIMUS ADVISORS PRIVATE LIMITED</w:t>
-      </w:r>
-    </w:p>
-    <w:p>
-      <w:pPr>
-        <w:spacing w:before="0" w:after="20"/>
-        <w:jc w:val="left"/>
-      </w:pPr>
-      <w:r>
-        <w:rPr>
-          <w:rFonts w:ascii="Adani" w:hAnsi="Adani"/>
-          <w:b w:val="0"/>
-          <w:sz w:val="20"/>
-          <w:u w:val="none"/>
-        </w:rPr>
-        <w:t>PEGASUS ASSETS RECONSTRUCTION PRIVATE LIMITED</w:t>
       </w:r>
     </w:p>
     <w:p>
@@ -7978,7 +6262,7 @@
                 <w:sz w:val="18"/>
                 <w:u w:val="none"/>
               </w:rPr>
-              <w:t>30</w:t>
+              <w:t>21</w:t>
             </w:r>
           </w:p>
         </w:tc>
@@ -9405,120 +7689,6 @@
                 <w:sz w:val="18"/>
                 <w:u w:val="none"/>
               </w:rPr>
-              <w:t>U45203PY2006PTC001945</w:t>
-            </w:r>
-          </w:p>
-        </w:tc>
-        <w:tc>
-          <w:tcPr>
-            <w:tcW w:type="dxa" w:w="4252"/>
-            <w:shd w:val="clear" w:color="auto" w:fill="FFFFFF"/>
-            <w:tcBorders>
-              <w:top w:val="single" w:sz="4" w:space="0" w:color="000000"/>
-              <w:left w:val="single" w:sz="4" w:space="0" w:color="000000"/>
-              <w:bottom w:val="single" w:sz="4" w:space="0" w:color="000000"/>
-              <w:right w:val="single" w:sz="4" w:space="0" w:color="000000"/>
-            </w:tcBorders>
-            <w:vAlign w:val="center"/>
-          </w:tcPr>
-          <w:p>
-            <w:pPr>
-              <w:spacing w:before="40" w:after="40"/>
-              <w:jc w:val="left"/>
-            </w:pPr>
-            <w:r>
-              <w:rPr>
-                <w:rFonts w:ascii="Adani" w:hAnsi="Adani"/>
-                <w:b w:val="0"/>
-                <w:sz w:val="18"/>
-                <w:u w:val="none"/>
-              </w:rPr>
-              <w:t>KARAIKAL PORT PRIVATE LIMITED</w:t>
-            </w:r>
-          </w:p>
-        </w:tc>
-        <w:tc>
-          <w:tcPr>
-            <w:tcW w:type="dxa" w:w="1587"/>
-            <w:shd w:val="clear" w:color="auto" w:fill="FFFFFF"/>
-            <w:tcBorders>
-              <w:top w:val="single" w:sz="4" w:space="0" w:color="000000"/>
-              <w:left w:val="single" w:sz="4" w:space="0" w:color="000000"/>
-              <w:bottom w:val="single" w:sz="4" w:space="0" w:color="000000"/>
-              <w:right w:val="single" w:sz="4" w:space="0" w:color="000000"/>
-            </w:tcBorders>
-            <w:vAlign w:val="center"/>
-          </w:tcPr>
-          <w:p>
-            <w:pPr>
-              <w:spacing w:before="40" w:after="40"/>
-              <w:jc w:val="left"/>
-            </w:pPr>
-            <w:r>
-              <w:rPr>
-                <w:rFonts w:ascii="Adani" w:hAnsi="Adani"/>
-                <w:b w:val="0"/>
-                <w:sz w:val="18"/>
-                <w:u w:val="none"/>
-              </w:rPr>
-              <w:t>Director</w:t>
-            </w:r>
-          </w:p>
-        </w:tc>
-        <w:tc>
-          <w:tcPr>
-            <w:tcW w:type="dxa" w:w="1304"/>
-            <w:shd w:val="clear" w:color="auto" w:fill="FFFFFF"/>
-            <w:tcBorders>
-              <w:top w:val="single" w:sz="4" w:space="0" w:color="000000"/>
-              <w:left w:val="single" w:sz="4" w:space="0" w:color="000000"/>
-              <w:bottom w:val="single" w:sz="4" w:space="0" w:color="000000"/>
-              <w:right w:val="single" w:sz="4" w:space="0" w:color="000000"/>
-            </w:tcBorders>
-            <w:vAlign w:val="center"/>
-          </w:tcPr>
-          <w:p>
-            <w:pPr>
-              <w:spacing w:before="40" w:after="40"/>
-              <w:jc w:val="left"/>
-            </w:pPr>
-            <w:r>
-              <w:rPr>
-                <w:rFonts w:ascii="Adani" w:hAnsi="Adani"/>
-                <w:b w:val="0"/>
-                <w:sz w:val="18"/>
-                <w:u w:val="none"/>
-              </w:rPr>
-              <w:t>17/01/2022</w:t>
-            </w:r>
-          </w:p>
-        </w:tc>
-      </w:tr>
-      <w:tr>
-        <w:tc>
-          <w:tcPr>
-            <w:tcW w:type="dxa" w:w="2268"/>
-            <w:shd w:val="clear" w:color="auto" w:fill="FFFFFF"/>
-            <w:tcBorders>
-              <w:top w:val="single" w:sz="4" w:space="0" w:color="000000"/>
-              <w:left w:val="single" w:sz="4" w:space="0" w:color="000000"/>
-              <w:bottom w:val="single" w:sz="4" w:space="0" w:color="000000"/>
-              <w:right w:val="single" w:sz="4" w:space="0" w:color="000000"/>
-            </w:tcBorders>
-            <w:vAlign w:val="center"/>
-          </w:tcPr>
-          <w:p>
-            <w:pPr>
-              <w:spacing w:before="40" w:after="40"/>
-              <w:jc w:val="left"/>
-            </w:pPr>
-            <w:r>
-              <w:rPr>
-                <w:rFonts w:ascii="Adani" w:hAnsi="Adani"/>
-                <w:b w:val="0"/>
-                <w:sz w:val="18"/>
-                <w:u w:val="none"/>
-              </w:rPr>
               <w:t>U15400PB2013PLC037640</w:t>
             </w:r>
           </w:p>
@@ -9604,234 +7774,6 @@
                 <w:u w:val="none"/>
               </w:rPr>
               <w:t>27/11/2020</w:t>
-            </w:r>
-          </w:p>
-        </w:tc>
-      </w:tr>
-      <w:tr>
-        <w:tc>
-          <w:tcPr>
-            <w:tcW w:type="dxa" w:w="2268"/>
-            <w:shd w:val="clear" w:color="auto" w:fill="FFFFFF"/>
-            <w:tcBorders>
-              <w:top w:val="single" w:sz="4" w:space="0" w:color="000000"/>
-              <w:left w:val="single" w:sz="4" w:space="0" w:color="000000"/>
-              <w:bottom w:val="single" w:sz="4" w:space="0" w:color="000000"/>
-              <w:right w:val="single" w:sz="4" w:space="0" w:color="000000"/>
-            </w:tcBorders>
-            <w:vAlign w:val="center"/>
-          </w:tcPr>
-          <w:p>
-            <w:pPr>
-              <w:spacing w:before="40" w:after="40"/>
-              <w:jc w:val="left"/>
-            </w:pPr>
-            <w:r>
-              <w:rPr>
-                <w:rFonts w:ascii="Adani" w:hAnsi="Adani"/>
-                <w:b w:val="0"/>
-                <w:sz w:val="18"/>
-                <w:u w:val="none"/>
-              </w:rPr>
-              <w:t>U31900DL1991PLC456406</w:t>
-            </w:r>
-          </w:p>
-        </w:tc>
-        <w:tc>
-          <w:tcPr>
-            <w:tcW w:type="dxa" w:w="4252"/>
-            <w:shd w:val="clear" w:color="auto" w:fill="FFFFFF"/>
-            <w:tcBorders>
-              <w:top w:val="single" w:sz="4" w:space="0" w:color="000000"/>
-              <w:left w:val="single" w:sz="4" w:space="0" w:color="000000"/>
-              <w:bottom w:val="single" w:sz="4" w:space="0" w:color="000000"/>
-              <w:right w:val="single" w:sz="4" w:space="0" w:color="000000"/>
-            </w:tcBorders>
-            <w:vAlign w:val="center"/>
-          </w:tcPr>
-          <w:p>
-            <w:pPr>
-              <w:spacing w:before="40" w:after="40"/>
-              <w:jc w:val="left"/>
-            </w:pPr>
-            <w:r>
-              <w:rPr>
-                <w:rFonts w:ascii="Adani" w:hAnsi="Adani"/>
-                <w:b w:val="0"/>
-                <w:sz w:val="18"/>
-                <w:u w:val="none"/>
-              </w:rPr>
-              <w:t>QRG ENTERPRISES  LIMITED</w:t>
-            </w:r>
-          </w:p>
-        </w:tc>
-        <w:tc>
-          <w:tcPr>
-            <w:tcW w:type="dxa" w:w="1587"/>
-            <w:shd w:val="clear" w:color="auto" w:fill="FFFFFF"/>
-            <w:tcBorders>
-              <w:top w:val="single" w:sz="4" w:space="0" w:color="000000"/>
-              <w:left w:val="single" w:sz="4" w:space="0" w:color="000000"/>
-              <w:bottom w:val="single" w:sz="4" w:space="0" w:color="000000"/>
-              <w:right w:val="single" w:sz="4" w:space="0" w:color="000000"/>
-            </w:tcBorders>
-            <w:vAlign w:val="center"/>
-          </w:tcPr>
-          <w:p>
-            <w:pPr>
-              <w:spacing w:before="40" w:after="40"/>
-              <w:jc w:val="left"/>
-            </w:pPr>
-            <w:r>
-              <w:rPr>
-                <w:rFonts w:ascii="Adani" w:hAnsi="Adani"/>
-                <w:b w:val="0"/>
-                <w:sz w:val="18"/>
-                <w:u w:val="none"/>
-              </w:rPr>
-              <w:t>Director</w:t>
-            </w:r>
-          </w:p>
-        </w:tc>
-        <w:tc>
-          <w:tcPr>
-            <w:tcW w:type="dxa" w:w="1304"/>
-            <w:shd w:val="clear" w:color="auto" w:fill="FFFFFF"/>
-            <w:tcBorders>
-              <w:top w:val="single" w:sz="4" w:space="0" w:color="000000"/>
-              <w:left w:val="single" w:sz="4" w:space="0" w:color="000000"/>
-              <w:bottom w:val="single" w:sz="4" w:space="0" w:color="000000"/>
-              <w:right w:val="single" w:sz="4" w:space="0" w:color="000000"/>
-            </w:tcBorders>
-            <w:vAlign w:val="center"/>
-          </w:tcPr>
-          <w:p>
-            <w:pPr>
-              <w:spacing w:before="40" w:after="40"/>
-              <w:jc w:val="left"/>
-            </w:pPr>
-            <w:r>
-              <w:rPr>
-                <w:rFonts w:ascii="Adani" w:hAnsi="Adani"/>
-                <w:b w:val="0"/>
-                <w:sz w:val="18"/>
-                <w:u w:val="none"/>
-              </w:rPr>
-              <w:t>22/05/2020</w:t>
-            </w:r>
-          </w:p>
-        </w:tc>
-      </w:tr>
-      <w:tr>
-        <w:tc>
-          <w:tcPr>
-            <w:tcW w:type="dxa" w:w="2268"/>
-            <w:shd w:val="clear" w:color="auto" w:fill="FFFFFF"/>
-            <w:tcBorders>
-              <w:top w:val="single" w:sz="4" w:space="0" w:color="000000"/>
-              <w:left w:val="single" w:sz="4" w:space="0" w:color="000000"/>
-              <w:bottom w:val="single" w:sz="4" w:space="0" w:color="000000"/>
-              <w:right w:val="single" w:sz="4" w:space="0" w:color="000000"/>
-            </w:tcBorders>
-            <w:vAlign w:val="center"/>
-          </w:tcPr>
-          <w:p>
-            <w:pPr>
-              <w:spacing w:before="40" w:after="40"/>
-              <w:jc w:val="left"/>
-            </w:pPr>
-            <w:r>
-              <w:rPr>
-                <w:rFonts w:ascii="Adani" w:hAnsi="Adani"/>
-                <w:b w:val="0"/>
-                <w:sz w:val="18"/>
-                <w:u w:val="none"/>
-              </w:rPr>
-              <w:t>U15135DL2018PLC338331</w:t>
-            </w:r>
-          </w:p>
-        </w:tc>
-        <w:tc>
-          <w:tcPr>
-            <w:tcW w:type="dxa" w:w="4252"/>
-            <w:shd w:val="clear" w:color="auto" w:fill="FFFFFF"/>
-            <w:tcBorders>
-              <w:top w:val="single" w:sz="4" w:space="0" w:color="000000"/>
-              <w:left w:val="single" w:sz="4" w:space="0" w:color="000000"/>
-              <w:bottom w:val="single" w:sz="4" w:space="0" w:color="000000"/>
-              <w:right w:val="single" w:sz="4" w:space="0" w:color="000000"/>
-            </w:tcBorders>
-            <w:vAlign w:val="center"/>
-          </w:tcPr>
-          <w:p>
-            <w:pPr>
-              <w:spacing w:before="40" w:after="40"/>
-              <w:jc w:val="left"/>
-            </w:pPr>
-            <w:r>
-              <w:rPr>
-                <w:rFonts w:ascii="Adani" w:hAnsi="Adani"/>
-                <w:b w:val="0"/>
-                <w:sz w:val="18"/>
-                <w:u w:val="none"/>
-              </w:rPr>
-              <w:t>ECOPURE SPECIALITIES LIMITED</w:t>
-            </w:r>
-          </w:p>
-        </w:tc>
-        <w:tc>
-          <w:tcPr>
-            <w:tcW w:type="dxa" w:w="1587"/>
-            <w:shd w:val="clear" w:color="auto" w:fill="FFFFFF"/>
-            <w:tcBorders>
-              <w:top w:val="single" w:sz="4" w:space="0" w:color="000000"/>
-              <w:left w:val="single" w:sz="4" w:space="0" w:color="000000"/>
-              <w:bottom w:val="single" w:sz="4" w:space="0" w:color="000000"/>
-              <w:right w:val="single" w:sz="4" w:space="0" w:color="000000"/>
-            </w:tcBorders>
-            <w:vAlign w:val="center"/>
-          </w:tcPr>
-          <w:p>
-            <w:pPr>
-              <w:spacing w:before="40" w:after="40"/>
-              <w:jc w:val="left"/>
-            </w:pPr>
-            <w:r>
-              <w:rPr>
-                <w:rFonts w:ascii="Adani" w:hAnsi="Adani"/>
-                <w:b w:val="0"/>
-                <w:sz w:val="18"/>
-                <w:u w:val="none"/>
-              </w:rPr>
-              <w:t>Additional Director</w:t>
-            </w:r>
-          </w:p>
-        </w:tc>
-        <w:tc>
-          <w:tcPr>
-            <w:tcW w:type="dxa" w:w="1304"/>
-            <w:shd w:val="clear" w:color="auto" w:fill="FFFFFF"/>
-            <w:tcBorders>
-              <w:top w:val="single" w:sz="4" w:space="0" w:color="000000"/>
-              <w:left w:val="single" w:sz="4" w:space="0" w:color="000000"/>
-              <w:bottom w:val="single" w:sz="4" w:space="0" w:color="000000"/>
-              <w:right w:val="single" w:sz="4" w:space="0" w:color="000000"/>
-            </w:tcBorders>
-            <w:vAlign w:val="center"/>
-          </w:tcPr>
-          <w:p>
-            <w:pPr>
-              <w:spacing w:before="40" w:after="40"/>
-              <w:jc w:val="left"/>
-            </w:pPr>
-            <w:r>
-              <w:rPr>
-                <w:rFonts w:ascii="Adani" w:hAnsi="Adani"/>
-                <w:b w:val="0"/>
-                <w:sz w:val="18"/>
-                <w:u w:val="none"/>
-              </w:rPr>
-              <w:t>16/01/2020</w:t>
             </w:r>
           </w:p>
         </w:tc>
@@ -10060,120 +8002,6 @@
                 <w:u w:val="none"/>
               </w:rPr>
               <w:t>23/05/2018</w:t>
-            </w:r>
-          </w:p>
-        </w:tc>
-      </w:tr>
-      <w:tr>
-        <w:tc>
-          <w:tcPr>
-            <w:tcW w:type="dxa" w:w="2268"/>
-            <w:shd w:val="clear" w:color="auto" w:fill="FFFFFF"/>
-            <w:tcBorders>
-              <w:top w:val="single" w:sz="4" w:space="0" w:color="000000"/>
-              <w:left w:val="single" w:sz="4" w:space="0" w:color="000000"/>
-              <w:bottom w:val="single" w:sz="4" w:space="0" w:color="000000"/>
-              <w:right w:val="single" w:sz="4" w:space="0" w:color="000000"/>
-            </w:tcBorders>
-            <w:vAlign w:val="center"/>
-          </w:tcPr>
-          <w:p>
-            <w:pPr>
-              <w:spacing w:before="40" w:after="40"/>
-              <w:jc w:val="left"/>
-            </w:pPr>
-            <w:r>
-              <w:rPr>
-                <w:rFonts w:ascii="Adani" w:hAnsi="Adani"/>
-                <w:b w:val="0"/>
-                <w:sz w:val="18"/>
-                <w:u w:val="none"/>
-              </w:rPr>
-              <w:t>U74999GJ2010PTC133972</w:t>
-            </w:r>
-          </w:p>
-        </w:tc>
-        <w:tc>
-          <w:tcPr>
-            <w:tcW w:type="dxa" w:w="4252"/>
-            <w:shd w:val="clear" w:color="auto" w:fill="FFFFFF"/>
-            <w:tcBorders>
-              <w:top w:val="single" w:sz="4" w:space="0" w:color="000000"/>
-              <w:left w:val="single" w:sz="4" w:space="0" w:color="000000"/>
-              <w:bottom w:val="single" w:sz="4" w:space="0" w:color="000000"/>
-              <w:right w:val="single" w:sz="4" w:space="0" w:color="000000"/>
-            </w:tcBorders>
-            <w:vAlign w:val="center"/>
-          </w:tcPr>
-          <w:p>
-            <w:pPr>
-              <w:spacing w:before="40" w:after="40"/>
-              <w:jc w:val="left"/>
-            </w:pPr>
-            <w:r>
-              <w:rPr>
-                <w:rFonts w:ascii="Adani" w:hAnsi="Adani"/>
-                <w:b w:val="0"/>
-                <w:sz w:val="18"/>
-                <w:u w:val="none"/>
-              </w:rPr>
-              <w:t>MARENGO ASIA HOSPITALS FARIDABAD PRIVATE LIMITED</w:t>
-            </w:r>
-          </w:p>
-        </w:tc>
-        <w:tc>
-          <w:tcPr>
-            <w:tcW w:type="dxa" w:w="1587"/>
-            <w:shd w:val="clear" w:color="auto" w:fill="FFFFFF"/>
-            <w:tcBorders>
-              <w:top w:val="single" w:sz="4" w:space="0" w:color="000000"/>
-              <w:left w:val="single" w:sz="4" w:space="0" w:color="000000"/>
-              <w:bottom w:val="single" w:sz="4" w:space="0" w:color="000000"/>
-              <w:right w:val="single" w:sz="4" w:space="0" w:color="000000"/>
-            </w:tcBorders>
-            <w:vAlign w:val="center"/>
-          </w:tcPr>
-          <w:p>
-            <w:pPr>
-              <w:spacing w:before="40" w:after="40"/>
-              <w:jc w:val="left"/>
-            </w:pPr>
-            <w:r>
-              <w:rPr>
-                <w:rFonts w:ascii="Adani" w:hAnsi="Adani"/>
-                <w:b w:val="0"/>
-                <w:sz w:val="18"/>
-                <w:u w:val="none"/>
-              </w:rPr>
-              <w:t>Director</w:t>
-            </w:r>
-          </w:p>
-        </w:tc>
-        <w:tc>
-          <w:tcPr>
-            <w:tcW w:type="dxa" w:w="1304"/>
-            <w:shd w:val="clear" w:color="auto" w:fill="FFFFFF"/>
-            <w:tcBorders>
-              <w:top w:val="single" w:sz="4" w:space="0" w:color="000000"/>
-              <w:left w:val="single" w:sz="4" w:space="0" w:color="000000"/>
-              <w:bottom w:val="single" w:sz="4" w:space="0" w:color="000000"/>
-              <w:right w:val="single" w:sz="4" w:space="0" w:color="000000"/>
-            </w:tcBorders>
-            <w:vAlign w:val="center"/>
-          </w:tcPr>
-          <w:p>
-            <w:pPr>
-              <w:spacing w:before="40" w:after="40"/>
-              <w:jc w:val="left"/>
-            </w:pPr>
-            <w:r>
-              <w:rPr>
-                <w:rFonts w:ascii="Adani" w:hAnsi="Adani"/>
-                <w:b w:val="0"/>
-                <w:sz w:val="18"/>
-                <w:u w:val="none"/>
-              </w:rPr>
-              <w:t>01/03/2016</w:t>
             </w:r>
           </w:p>
         </w:tc>
@@ -10659,7 +8487,7 @@
                 <w:sz w:val="18"/>
                 <w:u w:val="none"/>
               </w:rPr>
-              <w:t>U15209DL2005PLC135838</w:t>
+              <w:t>U40102KA2008PLC045442</w:t>
             </w:r>
           </w:p>
         </w:tc>
@@ -10687,7 +8515,7 @@
                 <w:sz w:val="18"/>
                 <w:u w:val="none"/>
               </w:rPr>
-              <w:t>DAAWAT FOODS LIMITED</w:t>
+              <w:t>SHREE RENUKA ENERGY LIMITED</w:t>
             </w:r>
           </w:p>
         </w:tc>
@@ -10743,235 +8571,7 @@
                 <w:sz w:val="18"/>
                 <w:u w:val="none"/>
               </w:rPr>
-              <w:t>10/02/2011</w:t>
-            </w:r>
-          </w:p>
-        </w:tc>
-      </w:tr>
-      <w:tr>
-        <w:tc>
-          <w:tcPr>
-            <w:tcW w:type="dxa" w:w="2268"/>
-            <w:shd w:val="clear" w:color="auto" w:fill="FFFFFF"/>
-            <w:tcBorders>
-              <w:top w:val="single" w:sz="4" w:space="0" w:color="000000"/>
-              <w:left w:val="single" w:sz="4" w:space="0" w:color="000000"/>
-              <w:bottom w:val="single" w:sz="4" w:space="0" w:color="000000"/>
-              <w:right w:val="single" w:sz="4" w:space="0" w:color="000000"/>
-            </w:tcBorders>
-            <w:vAlign w:val="center"/>
-          </w:tcPr>
-          <w:p>
-            <w:pPr>
-              <w:spacing w:before="40" w:after="40"/>
-              <w:jc w:val="left"/>
-            </w:pPr>
-            <w:r>
-              <w:rPr>
-                <w:rFonts w:ascii="Adani" w:hAnsi="Adani"/>
-                <w:b w:val="0"/>
-                <w:sz w:val="18"/>
-                <w:u w:val="none"/>
-              </w:rPr>
-              <w:t>U24231GJ1985PLC007866</w:t>
-            </w:r>
-          </w:p>
-        </w:tc>
-        <w:tc>
-          <w:tcPr>
-            <w:tcW w:type="dxa" w:w="4252"/>
-            <w:shd w:val="clear" w:color="auto" w:fill="FFFFFF"/>
-            <w:tcBorders>
-              <w:top w:val="single" w:sz="4" w:space="0" w:color="000000"/>
-              <w:left w:val="single" w:sz="4" w:space="0" w:color="000000"/>
-              <w:bottom w:val="single" w:sz="4" w:space="0" w:color="000000"/>
-              <w:right w:val="single" w:sz="4" w:space="0" w:color="000000"/>
-            </w:tcBorders>
-            <w:vAlign w:val="center"/>
-          </w:tcPr>
-          <w:p>
-            <w:pPr>
-              <w:spacing w:before="40" w:after="40"/>
-              <w:jc w:val="left"/>
-            </w:pPr>
-            <w:r>
-              <w:rPr>
-                <w:rFonts w:ascii="Adani" w:hAnsi="Adani"/>
-                <w:b w:val="0"/>
-                <w:sz w:val="18"/>
-                <w:u w:val="none"/>
-              </w:rPr>
-              <w:t>INTAS PHARMACEUTICALS LIMITED</w:t>
-            </w:r>
-          </w:p>
-        </w:tc>
-        <w:tc>
-          <w:tcPr>
-            <w:tcW w:type="dxa" w:w="1587"/>
-            <w:shd w:val="clear" w:color="auto" w:fill="FFFFFF"/>
-            <w:tcBorders>
-              <w:top w:val="single" w:sz="4" w:space="0" w:color="000000"/>
-              <w:left w:val="single" w:sz="4" w:space="0" w:color="000000"/>
-              <w:bottom w:val="single" w:sz="4" w:space="0" w:color="000000"/>
-              <w:right w:val="single" w:sz="4" w:space="0" w:color="000000"/>
-            </w:tcBorders>
-            <w:vAlign w:val="center"/>
-          </w:tcPr>
-          <w:p>
-            <w:pPr>
-              <w:spacing w:before="40" w:after="40"/>
-              <w:jc w:val="left"/>
-            </w:pPr>
-            <w:r>
-              <w:rPr>
-                <w:rFonts w:ascii="Adani" w:hAnsi="Adani"/>
-                <w:b w:val="0"/>
-                <w:sz w:val="18"/>
-                <w:u w:val="none"/>
-              </w:rPr>
-              <w:t>Director</w:t>
-            </w:r>
-          </w:p>
-        </w:tc>
-        <w:tc>
-          <w:tcPr>
-            <w:tcW w:type="dxa" w:w="1304"/>
-            <w:shd w:val="clear" w:color="auto" w:fill="FFFFFF"/>
-            <w:tcBorders>
-              <w:top w:val="single" w:sz="4" w:space="0" w:color="000000"/>
-              <w:left w:val="single" w:sz="4" w:space="0" w:color="000000"/>
-              <w:bottom w:val="single" w:sz="4" w:space="0" w:color="000000"/>
-              <w:right w:val="single" w:sz="4" w:space="0" w:color="000000"/>
-            </w:tcBorders>
-            <w:vAlign w:val="center"/>
-          </w:tcPr>
-          <w:p>
-            <w:pPr>
-              <w:spacing w:before="40" w:after="40"/>
-              <w:jc w:val="left"/>
-            </w:pPr>
-            <w:r>
-              <w:rPr>
-                <w:rFonts w:ascii="Adani" w:hAnsi="Adani"/>
-                <w:b w:val="0"/>
-                <w:sz w:val="18"/>
-                <w:u w:val="none"/>
-              </w:rPr>
-              <w:t>09/02/2011</w:t>
-            </w:r>
-          </w:p>
-        </w:tc>
-      </w:tr>
-      <w:tr>
-        <w:tc>
-          <w:tcPr>
-            <w:tcW w:type="dxa" w:w="2268"/>
-            <w:shd w:val="clear" w:color="auto" w:fill="FFFFFF"/>
-            <w:tcBorders>
-              <w:top w:val="single" w:sz="4" w:space="0" w:color="000000"/>
-              <w:left w:val="single" w:sz="4" w:space="0" w:color="000000"/>
-              <w:bottom w:val="single" w:sz="4" w:space="0" w:color="000000"/>
-              <w:right w:val="single" w:sz="4" w:space="0" w:color="000000"/>
-            </w:tcBorders>
-            <w:vAlign w:val="center"/>
-          </w:tcPr>
-          <w:p>
-            <w:pPr>
-              <w:spacing w:before="40" w:after="40"/>
-              <w:jc w:val="left"/>
-            </w:pPr>
-            <w:r>
-              <w:rPr>
-                <w:rFonts w:ascii="Adani" w:hAnsi="Adani"/>
-                <w:b w:val="0"/>
-                <w:sz w:val="18"/>
-                <w:u w:val="none"/>
-              </w:rPr>
-              <w:t>L74999HR2002PLC034805</w:t>
-            </w:r>
-          </w:p>
-        </w:tc>
-        <w:tc>
-          <w:tcPr>
-            <w:tcW w:type="dxa" w:w="4252"/>
-            <w:shd w:val="clear" w:color="auto" w:fill="FFFFFF"/>
-            <w:tcBorders>
-              <w:top w:val="single" w:sz="4" w:space="0" w:color="000000"/>
-              <w:left w:val="single" w:sz="4" w:space="0" w:color="000000"/>
-              <w:bottom w:val="single" w:sz="4" w:space="0" w:color="000000"/>
-              <w:right w:val="single" w:sz="4" w:space="0" w:color="000000"/>
-            </w:tcBorders>
-            <w:vAlign w:val="center"/>
-          </w:tcPr>
-          <w:p>
-            <w:pPr>
-              <w:spacing w:before="40" w:after="40"/>
-              <w:jc w:val="left"/>
-            </w:pPr>
-            <w:r>
-              <w:rPr>
-                <w:rFonts w:ascii="Adani" w:hAnsi="Adani"/>
-                <w:b w:val="0"/>
-                <w:sz w:val="18"/>
-                <w:u w:val="none"/>
-              </w:rPr>
-              <w:t>A2Z INFRA ENGINEERING LIMITED</w:t>
-            </w:r>
-          </w:p>
-        </w:tc>
-        <w:tc>
-          <w:tcPr>
-            <w:tcW w:type="dxa" w:w="1587"/>
-            <w:shd w:val="clear" w:color="auto" w:fill="FFFFFF"/>
-            <w:tcBorders>
-              <w:top w:val="single" w:sz="4" w:space="0" w:color="000000"/>
-              <w:left w:val="single" w:sz="4" w:space="0" w:color="000000"/>
-              <w:bottom w:val="single" w:sz="4" w:space="0" w:color="000000"/>
-              <w:right w:val="single" w:sz="4" w:space="0" w:color="000000"/>
-            </w:tcBorders>
-            <w:vAlign w:val="center"/>
-          </w:tcPr>
-          <w:p>
-            <w:pPr>
-              <w:spacing w:before="40" w:after="40"/>
-              <w:jc w:val="left"/>
-            </w:pPr>
-            <w:r>
-              <w:rPr>
-                <w:rFonts w:ascii="Adani" w:hAnsi="Adani"/>
-                <w:b w:val="0"/>
-                <w:sz w:val="18"/>
-                <w:u w:val="none"/>
-              </w:rPr>
-              <w:t>Director</w:t>
-            </w:r>
-          </w:p>
-        </w:tc>
-        <w:tc>
-          <w:tcPr>
-            <w:tcW w:type="dxa" w:w="1304"/>
-            <w:shd w:val="clear" w:color="auto" w:fill="FFFFFF"/>
-            <w:tcBorders>
-              <w:top w:val="single" w:sz="4" w:space="0" w:color="000000"/>
-              <w:left w:val="single" w:sz="4" w:space="0" w:color="000000"/>
-              <w:bottom w:val="single" w:sz="4" w:space="0" w:color="000000"/>
-              <w:right w:val="single" w:sz="4" w:space="0" w:color="000000"/>
-            </w:tcBorders>
-            <w:vAlign w:val="center"/>
-          </w:tcPr>
-          <w:p>
-            <w:pPr>
-              <w:spacing w:before="40" w:after="40"/>
-              <w:jc w:val="left"/>
-            </w:pPr>
-            <w:r>
-              <w:rPr>
-                <w:rFonts w:ascii="Adani" w:hAnsi="Adani"/>
-                <w:b w:val="0"/>
-                <w:sz w:val="18"/>
-                <w:u w:val="none"/>
-              </w:rPr>
-              <w:t>25/07/2008</w:t>
+              <w:t>11/02/2011</w:t>
             </w:r>
           </w:p>
         </w:tc>
@@ -11115,234 +8715,6 @@
                 <w:sz w:val="18"/>
                 <w:u w:val="none"/>
               </w:rPr>
-              <w:t>U65999MH2004PTC144113</w:t>
-            </w:r>
-          </w:p>
-        </w:tc>
-        <w:tc>
-          <w:tcPr>
-            <w:tcW w:type="dxa" w:w="4252"/>
-            <w:shd w:val="clear" w:color="auto" w:fill="FFFFFF"/>
-            <w:tcBorders>
-              <w:top w:val="single" w:sz="4" w:space="0" w:color="000000"/>
-              <w:left w:val="single" w:sz="4" w:space="0" w:color="000000"/>
-              <w:bottom w:val="single" w:sz="4" w:space="0" w:color="000000"/>
-              <w:right w:val="single" w:sz="4" w:space="0" w:color="000000"/>
-            </w:tcBorders>
-            <w:vAlign w:val="center"/>
-          </w:tcPr>
-          <w:p>
-            <w:pPr>
-              <w:spacing w:before="40" w:after="40"/>
-              <w:jc w:val="left"/>
-            </w:pPr>
-            <w:r>
-              <w:rPr>
-                <w:rFonts w:ascii="Adani" w:hAnsi="Adani"/>
-                <w:b w:val="0"/>
-                <w:sz w:val="18"/>
-                <w:u w:val="none"/>
-              </w:rPr>
-              <w:t>PEGASUS ASSETS RECONSTRUCTION PRIVATE LIMITED</w:t>
-            </w:r>
-          </w:p>
-        </w:tc>
-        <w:tc>
-          <w:tcPr>
-            <w:tcW w:type="dxa" w:w="1587"/>
-            <w:shd w:val="clear" w:color="auto" w:fill="FFFFFF"/>
-            <w:tcBorders>
-              <w:top w:val="single" w:sz="4" w:space="0" w:color="000000"/>
-              <w:left w:val="single" w:sz="4" w:space="0" w:color="000000"/>
-              <w:bottom w:val="single" w:sz="4" w:space="0" w:color="000000"/>
-              <w:right w:val="single" w:sz="4" w:space="0" w:color="000000"/>
-            </w:tcBorders>
-            <w:vAlign w:val="center"/>
-          </w:tcPr>
-          <w:p>
-            <w:pPr>
-              <w:spacing w:before="40" w:after="40"/>
-              <w:jc w:val="left"/>
-            </w:pPr>
-            <w:r>
-              <w:rPr>
-                <w:rFonts w:ascii="Adani" w:hAnsi="Adani"/>
-                <w:b w:val="0"/>
-                <w:sz w:val="18"/>
-                <w:u w:val="none"/>
-              </w:rPr>
-              <w:t>Director</w:t>
-            </w:r>
-          </w:p>
-        </w:tc>
-        <w:tc>
-          <w:tcPr>
-            <w:tcW w:type="dxa" w:w="1304"/>
-            <w:shd w:val="clear" w:color="auto" w:fill="FFFFFF"/>
-            <w:tcBorders>
-              <w:top w:val="single" w:sz="4" w:space="0" w:color="000000"/>
-              <w:left w:val="single" w:sz="4" w:space="0" w:color="000000"/>
-              <w:bottom w:val="single" w:sz="4" w:space="0" w:color="000000"/>
-              <w:right w:val="single" w:sz="4" w:space="0" w:color="000000"/>
-            </w:tcBorders>
-            <w:vAlign w:val="center"/>
-          </w:tcPr>
-          <w:p>
-            <w:pPr>
-              <w:spacing w:before="40" w:after="40"/>
-              <w:jc w:val="left"/>
-            </w:pPr>
-            <w:r>
-              <w:rPr>
-                <w:rFonts w:ascii="Adani" w:hAnsi="Adani"/>
-                <w:b w:val="0"/>
-                <w:sz w:val="18"/>
-                <w:u w:val="none"/>
-              </w:rPr>
-              <w:t>03/09/2007</w:t>
-            </w:r>
-          </w:p>
-        </w:tc>
-      </w:tr>
-      <w:tr>
-        <w:tc>
-          <w:tcPr>
-            <w:tcW w:type="dxa" w:w="2268"/>
-            <w:shd w:val="clear" w:color="auto" w:fill="FFFFFF"/>
-            <w:tcBorders>
-              <w:top w:val="single" w:sz="4" w:space="0" w:color="000000"/>
-              <w:left w:val="single" w:sz="4" w:space="0" w:color="000000"/>
-              <w:bottom w:val="single" w:sz="4" w:space="0" w:color="000000"/>
-              <w:right w:val="single" w:sz="4" w:space="0" w:color="000000"/>
-            </w:tcBorders>
-            <w:vAlign w:val="center"/>
-          </w:tcPr>
-          <w:p>
-            <w:pPr>
-              <w:spacing w:before="40" w:after="40"/>
-              <w:jc w:val="left"/>
-            </w:pPr>
-            <w:r>
-              <w:rPr>
-                <w:rFonts w:ascii="Adani" w:hAnsi="Adani"/>
-                <w:b w:val="0"/>
-                <w:sz w:val="18"/>
-                <w:u w:val="none"/>
-              </w:rPr>
-              <w:t>L01542KA1995PLC019046</w:t>
-            </w:r>
-          </w:p>
-        </w:tc>
-        <w:tc>
-          <w:tcPr>
-            <w:tcW w:type="dxa" w:w="4252"/>
-            <w:shd w:val="clear" w:color="auto" w:fill="FFFFFF"/>
-            <w:tcBorders>
-              <w:top w:val="single" w:sz="4" w:space="0" w:color="000000"/>
-              <w:left w:val="single" w:sz="4" w:space="0" w:color="000000"/>
-              <w:bottom w:val="single" w:sz="4" w:space="0" w:color="000000"/>
-              <w:right w:val="single" w:sz="4" w:space="0" w:color="000000"/>
-            </w:tcBorders>
-            <w:vAlign w:val="center"/>
-          </w:tcPr>
-          <w:p>
-            <w:pPr>
-              <w:spacing w:before="40" w:after="40"/>
-              <w:jc w:val="left"/>
-            </w:pPr>
-            <w:r>
-              <w:rPr>
-                <w:rFonts w:ascii="Adani" w:hAnsi="Adani"/>
-                <w:b w:val="0"/>
-                <w:sz w:val="18"/>
-                <w:u w:val="none"/>
-              </w:rPr>
-              <w:t>SHREE RENUKA SUGARS LIMITED</w:t>
-            </w:r>
-          </w:p>
-        </w:tc>
-        <w:tc>
-          <w:tcPr>
-            <w:tcW w:type="dxa" w:w="1587"/>
-            <w:shd w:val="clear" w:color="auto" w:fill="FFFFFF"/>
-            <w:tcBorders>
-              <w:top w:val="single" w:sz="4" w:space="0" w:color="000000"/>
-              <w:left w:val="single" w:sz="4" w:space="0" w:color="000000"/>
-              <w:bottom w:val="single" w:sz="4" w:space="0" w:color="000000"/>
-              <w:right w:val="single" w:sz="4" w:space="0" w:color="000000"/>
-            </w:tcBorders>
-            <w:vAlign w:val="center"/>
-          </w:tcPr>
-          <w:p>
-            <w:pPr>
-              <w:spacing w:before="40" w:after="40"/>
-              <w:jc w:val="left"/>
-            </w:pPr>
-            <w:r>
-              <w:rPr>
-                <w:rFonts w:ascii="Adani" w:hAnsi="Adani"/>
-                <w:b w:val="0"/>
-                <w:sz w:val="18"/>
-                <w:u w:val="none"/>
-              </w:rPr>
-              <w:t>Director</w:t>
-            </w:r>
-          </w:p>
-        </w:tc>
-        <w:tc>
-          <w:tcPr>
-            <w:tcW w:type="dxa" w:w="1304"/>
-            <w:shd w:val="clear" w:color="auto" w:fill="FFFFFF"/>
-            <w:tcBorders>
-              <w:top w:val="single" w:sz="4" w:space="0" w:color="000000"/>
-              <w:left w:val="single" w:sz="4" w:space="0" w:color="000000"/>
-              <w:bottom w:val="single" w:sz="4" w:space="0" w:color="000000"/>
-              <w:right w:val="single" w:sz="4" w:space="0" w:color="000000"/>
-            </w:tcBorders>
-            <w:vAlign w:val="center"/>
-          </w:tcPr>
-          <w:p>
-            <w:pPr>
-              <w:spacing w:before="40" w:after="40"/>
-              <w:jc w:val="left"/>
-            </w:pPr>
-            <w:r>
-              <w:rPr>
-                <w:rFonts w:ascii="Adani" w:hAnsi="Adani"/>
-                <w:b w:val="0"/>
-                <w:sz w:val="18"/>
-                <w:u w:val="none"/>
-              </w:rPr>
-              <w:t>25/01/2007</w:t>
-            </w:r>
-          </w:p>
-        </w:tc>
-      </w:tr>
-      <w:tr>
-        <w:tc>
-          <w:tcPr>
-            <w:tcW w:type="dxa" w:w="2268"/>
-            <w:shd w:val="clear" w:color="auto" w:fill="FFFFFF"/>
-            <w:tcBorders>
-              <w:top w:val="single" w:sz="4" w:space="0" w:color="000000"/>
-              <w:left w:val="single" w:sz="4" w:space="0" w:color="000000"/>
-              <w:bottom w:val="single" w:sz="4" w:space="0" w:color="000000"/>
-              <w:right w:val="single" w:sz="4" w:space="0" w:color="000000"/>
-            </w:tcBorders>
-            <w:vAlign w:val="center"/>
-          </w:tcPr>
-          <w:p>
-            <w:pPr>
-              <w:spacing w:before="40" w:after="40"/>
-              <w:jc w:val="left"/>
-            </w:pPr>
-            <w:r>
-              <w:rPr>
-                <w:rFonts w:ascii="Adani" w:hAnsi="Adani"/>
-                <w:b w:val="0"/>
-                <w:sz w:val="18"/>
-                <w:u w:val="none"/>
-              </w:rPr>
               <w:t>U01100MH1987PTC042508</w:t>
             </w:r>
           </w:p>
@@ -11428,120 +8800,6 @@
                 <w:u w:val="none"/>
               </w:rPr>
               <w:t>06/08/2004</w:t>
-            </w:r>
-          </w:p>
-        </w:tc>
-      </w:tr>
-      <w:tr>
-        <w:tc>
-          <w:tcPr>
-            <w:tcW w:type="dxa" w:w="2268"/>
-            <w:shd w:val="clear" w:color="auto" w:fill="FFFFFF"/>
-            <w:tcBorders>
-              <w:top w:val="single" w:sz="4" w:space="0" w:color="000000"/>
-              <w:left w:val="single" w:sz="4" w:space="0" w:color="000000"/>
-              <w:bottom w:val="single" w:sz="4" w:space="0" w:color="000000"/>
-              <w:right w:val="single" w:sz="4" w:space="0" w:color="000000"/>
-            </w:tcBorders>
-            <w:vAlign w:val="center"/>
-          </w:tcPr>
-          <w:p>
-            <w:pPr>
-              <w:spacing w:before="40" w:after="40"/>
-              <w:jc w:val="left"/>
-            </w:pPr>
-            <w:r>
-              <w:rPr>
-                <w:rFonts w:ascii="Adani" w:hAnsi="Adani"/>
-                <w:b w:val="0"/>
-                <w:sz w:val="18"/>
-                <w:u w:val="none"/>
-              </w:rPr>
-              <w:t>L50101PB1983PLC005516</w:t>
-            </w:r>
-          </w:p>
-        </w:tc>
-        <w:tc>
-          <w:tcPr>
-            <w:tcW w:type="dxa" w:w="4252"/>
-            <w:shd w:val="clear" w:color="auto" w:fill="FFFFFF"/>
-            <w:tcBorders>
-              <w:top w:val="single" w:sz="4" w:space="0" w:color="000000"/>
-              <w:left w:val="single" w:sz="4" w:space="0" w:color="000000"/>
-              <w:bottom w:val="single" w:sz="4" w:space="0" w:color="000000"/>
-              <w:right w:val="single" w:sz="4" w:space="0" w:color="000000"/>
-            </w:tcBorders>
-            <w:vAlign w:val="center"/>
-          </w:tcPr>
-          <w:p>
-            <w:pPr>
-              <w:spacing w:before="40" w:after="40"/>
-              <w:jc w:val="left"/>
-            </w:pPr>
-            <w:r>
-              <w:rPr>
-                <w:rFonts w:ascii="Adani" w:hAnsi="Adani"/>
-                <w:b w:val="0"/>
-                <w:sz w:val="18"/>
-                <w:u w:val="none"/>
-              </w:rPr>
-              <w:t>SML MAHINDRA LIMITED</w:t>
-            </w:r>
-          </w:p>
-        </w:tc>
-        <w:tc>
-          <w:tcPr>
-            <w:tcW w:type="dxa" w:w="1587"/>
-            <w:shd w:val="clear" w:color="auto" w:fill="FFFFFF"/>
-            <w:tcBorders>
-              <w:top w:val="single" w:sz="4" w:space="0" w:color="000000"/>
-              <w:left w:val="single" w:sz="4" w:space="0" w:color="000000"/>
-              <w:bottom w:val="single" w:sz="4" w:space="0" w:color="000000"/>
-              <w:right w:val="single" w:sz="4" w:space="0" w:color="000000"/>
-            </w:tcBorders>
-            <w:vAlign w:val="center"/>
-          </w:tcPr>
-          <w:p>
-            <w:pPr>
-              <w:spacing w:before="40" w:after="40"/>
-              <w:jc w:val="left"/>
-            </w:pPr>
-            <w:r>
-              <w:rPr>
-                <w:rFonts w:ascii="Adani" w:hAnsi="Adani"/>
-                <w:b w:val="0"/>
-                <w:sz w:val="18"/>
-                <w:u w:val="none"/>
-              </w:rPr>
-              <w:t>Director</w:t>
-            </w:r>
-          </w:p>
-        </w:tc>
-        <w:tc>
-          <w:tcPr>
-            <w:tcW w:type="dxa" w:w="1304"/>
-            <w:shd w:val="clear" w:color="auto" w:fill="FFFFFF"/>
-            <w:tcBorders>
-              <w:top w:val="single" w:sz="4" w:space="0" w:color="000000"/>
-              <w:left w:val="single" w:sz="4" w:space="0" w:color="000000"/>
-              <w:bottom w:val="single" w:sz="4" w:space="0" w:color="000000"/>
-              <w:right w:val="single" w:sz="4" w:space="0" w:color="000000"/>
-            </w:tcBorders>
-            <w:vAlign w:val="center"/>
-          </w:tcPr>
-          <w:p>
-            <w:pPr>
-              <w:spacing w:before="40" w:after="40"/>
-              <w:jc w:val="left"/>
-            </w:pPr>
-            <w:r>
-              <w:rPr>
-                <w:rFonts w:ascii="Adani" w:hAnsi="Adani"/>
-                <w:b w:val="0"/>
-                <w:sz w:val="18"/>
-                <w:u w:val="none"/>
-              </w:rPr>
-              <w:t>20/06/1998</w:t>
             </w:r>
           </w:p>
         </w:tc>

--- a/Backend/Director_Disclosure/Output_Disclosures/2024-25/QRG_INVESTMENTS_AND_HOLDINGS_LIMITED/MBP-1/MBP1_SURENDER_KUMAR_TUTEJA_00594076.docx
+++ b/Backend/Director_Disclosure/Output_Disclosures/2024-25/QRG_INVESTMENTS_AND_HOLDINGS_LIMITED/MBP-1/MBP1_SURENDER_KUMAR_TUTEJA_00594076.docx
@@ -3550,7 +3550,7 @@
                 <w:sz w:val="18"/>
                 <w:u w:val="none"/>
               </w:rPr>
-              <w:t>Date:   15th May, 2026</w:t>
+              <w:t>Date:   27th May, 2026</w:t>
             </w:r>
           </w:p>
         </w:tc>
@@ -4587,7 +4587,7 @@
                 <w:sz w:val="18"/>
                 <w:u w:val="none"/>
               </w:rPr>
-              <w:t>Date:   15th May, 2026</w:t>
+              <w:t>Date:   27th May, 2026</w:t>
             </w:r>
           </w:p>
         </w:tc>
@@ -4748,7 +4748,7 @@
           <w:sz w:val="20"/>
           <w:u w:val="none"/>
         </w:rPr>
-        <w:t>15th May, 2026</w:t>
+        <w:t>27th May, 2026</w:t>
       </w:r>
     </w:p>
     <w:p>

--- a/Backend/Director_Disclosure/Output_Disclosures/2024-25/QRG_INVESTMENTS_AND_HOLDINGS_LIMITED/MBP-1/MBP1_SURENDER_KUMAR_TUTEJA_00594076.docx
+++ b/Backend/Director_Disclosure/Output_Disclosures/2024-25/QRG_INVESTMENTS_AND_HOLDINGS_LIMITED/MBP-1/MBP1_SURENDER_KUMAR_TUTEJA_00594076.docx
@@ -417,7 +417,7 @@
                 <w:sz w:val="18"/>
                 <w:u w:val="none"/>
               </w:rPr>
-              <w:t>Additional Director</w:t>
+              <w:t>Director</w:t>
             </w:r>
           </w:p>
         </w:tc>
@@ -473,7 +473,7 @@
                 <w:sz w:val="18"/>
                 <w:u w:val="none"/>
               </w:rPr>
-              <w:t>31/12/2025</w:t>
+              <w:t>30/01/2026</w:t>
             </w:r>
           </w:p>
         </w:tc>
@@ -559,7 +559,7 @@
                 <w:sz w:val="18"/>
                 <w:u w:val="none"/>
               </w:rPr>
-              <w:t>Additional Director</w:t>
+              <w:t>Director</w:t>
             </w:r>
           </w:p>
         </w:tc>
@@ -615,7 +615,7 @@
                 <w:sz w:val="18"/>
                 <w:u w:val="none"/>
               </w:rPr>
-              <w:t>10/09/2025</w:t>
+              <w:t>25/11/2025</w:t>
             </w:r>
           </w:p>
         </w:tc>
@@ -646,6 +646,148 @@
                 <w:u w:val="none"/>
               </w:rPr>
               <w:t>3</w:t>
+            </w:r>
+          </w:p>
+        </w:tc>
+        <w:tc>
+          <w:tcPr>
+            <w:tcW w:type="dxa" w:w="3969"/>
+            <w:shd w:val="clear" w:color="auto" w:fill="FFFFFF"/>
+            <w:tcBorders>
+              <w:top w:val="single" w:sz="4" w:space="0" w:color="000000"/>
+              <w:left w:val="single" w:sz="4" w:space="0" w:color="000000"/>
+              <w:bottom w:val="single" w:sz="4" w:space="0" w:color="000000"/>
+              <w:right w:val="single" w:sz="4" w:space="0" w:color="000000"/>
+            </w:tcBorders>
+            <w:vAlign w:val="center"/>
+          </w:tcPr>
+          <w:p>
+            <w:pPr>
+              <w:spacing w:before="40" w:after="40"/>
+              <w:jc w:val="left"/>
+            </w:pPr>
+            <w:r>
+              <w:rPr>
+                <w:rFonts w:ascii="Adani" w:hAnsi="Adani"/>
+                <w:b w:val="0"/>
+                <w:sz w:val="18"/>
+                <w:u w:val="none"/>
+              </w:rPr>
+              <w:t>LOTUS GLOBAL ENTERPRISES LIMITED</w:t>
+            </w:r>
+          </w:p>
+        </w:tc>
+        <w:tc>
+          <w:tcPr>
+            <w:tcW w:type="dxa" w:w="1814"/>
+            <w:shd w:val="clear" w:color="auto" w:fill="FFFFFF"/>
+            <w:tcBorders>
+              <w:top w:val="single" w:sz="4" w:space="0" w:color="000000"/>
+              <w:left w:val="single" w:sz="4" w:space="0" w:color="000000"/>
+              <w:bottom w:val="single" w:sz="4" w:space="0" w:color="000000"/>
+              <w:right w:val="single" w:sz="4" w:space="0" w:color="000000"/>
+            </w:tcBorders>
+            <w:vAlign w:val="center"/>
+          </w:tcPr>
+          <w:p>
+            <w:pPr>
+              <w:spacing w:before="40" w:after="40"/>
+              <w:jc w:val="left"/>
+            </w:pPr>
+            <w:r>
+              <w:rPr>
+                <w:rFonts w:ascii="Adani" w:hAnsi="Adani"/>
+                <w:b w:val="0"/>
+                <w:sz w:val="18"/>
+                <w:u w:val="none"/>
+              </w:rPr>
+              <w:t>Director</w:t>
+            </w:r>
+          </w:p>
+        </w:tc>
+        <w:tc>
+          <w:tcPr>
+            <w:tcW w:type="dxa" w:w="1020"/>
+            <w:shd w:val="clear" w:color="auto" w:fill="FFFFFF"/>
+            <w:tcBorders>
+              <w:top w:val="single" w:sz="4" w:space="0" w:color="000000"/>
+              <w:left w:val="single" w:sz="4" w:space="0" w:color="000000"/>
+              <w:bottom w:val="single" w:sz="4" w:space="0" w:color="000000"/>
+              <w:right w:val="single" w:sz="4" w:space="0" w:color="000000"/>
+            </w:tcBorders>
+            <w:vAlign w:val="center"/>
+          </w:tcPr>
+          <w:p>
+            <w:pPr>
+              <w:spacing w:before="40" w:after="40"/>
+              <w:jc w:val="left"/>
+            </w:pPr>
+            <w:r>
+              <w:rPr>
+                <w:rFonts w:ascii="Adani" w:hAnsi="Adani"/>
+                <w:b w:val="0"/>
+                <w:sz w:val="18"/>
+                <w:u w:val="none"/>
+              </w:rPr>
+              <w:t>NIL</w:t>
+            </w:r>
+          </w:p>
+        </w:tc>
+        <w:tc>
+          <w:tcPr>
+            <w:tcW w:type="dxa" w:w="1247"/>
+            <w:shd w:val="clear" w:color="auto" w:fill="FFFFFF"/>
+            <w:tcBorders>
+              <w:top w:val="single" w:sz="4" w:space="0" w:color="000000"/>
+              <w:left w:val="single" w:sz="4" w:space="0" w:color="000000"/>
+              <w:bottom w:val="single" w:sz="4" w:space="0" w:color="000000"/>
+              <w:right w:val="single" w:sz="4" w:space="0" w:color="000000"/>
+            </w:tcBorders>
+            <w:vAlign w:val="center"/>
+          </w:tcPr>
+          <w:p>
+            <w:pPr>
+              <w:spacing w:before="40" w:after="40"/>
+              <w:jc w:val="left"/>
+            </w:pPr>
+            <w:r>
+              <w:rPr>
+                <w:rFonts w:ascii="Adani" w:hAnsi="Adani"/>
+                <w:b w:val="0"/>
+                <w:sz w:val="18"/>
+                <w:u w:val="none"/>
+              </w:rPr>
+              <w:t>30/09/2025</w:t>
+            </w:r>
+          </w:p>
+        </w:tc>
+      </w:tr>
+      <w:tr>
+        <w:tc>
+          <w:tcPr>
+            <w:tcW w:type="dxa" w:w="680"/>
+            <w:shd w:val="clear" w:color="auto" w:fill="FFFFFF"/>
+            <w:tcBorders>
+              <w:top w:val="single" w:sz="4" w:space="0" w:color="000000"/>
+              <w:left w:val="single" w:sz="4" w:space="0" w:color="000000"/>
+              <w:bottom w:val="single" w:sz="4" w:space="0" w:color="000000"/>
+              <w:right w:val="single" w:sz="4" w:space="0" w:color="000000"/>
+            </w:tcBorders>
+            <w:vAlign w:val="center"/>
+          </w:tcPr>
+          <w:p>
+            <w:pPr>
+              <w:spacing w:before="40" w:after="40"/>
+              <w:jc w:val="left"/>
+            </w:pPr>
+            <w:r>
+              <w:rPr>
+                <w:rFonts w:ascii="Adani" w:hAnsi="Adani"/>
+                <w:b w:val="0"/>
+                <w:sz w:val="18"/>
+                <w:u w:val="none"/>
+              </w:rPr>
+              <w:t>4</w:t>
             </w:r>
           </w:p>
         </w:tc>
@@ -787,7 +929,7 @@
                 <w:sz w:val="18"/>
                 <w:u w:val="none"/>
               </w:rPr>
-              <w:t>4</w:t>
+              <w:t>5</w:t>
             </w:r>
           </w:p>
         </w:tc>
@@ -900,148 +1042,6 @@
                 <w:u w:val="none"/>
               </w:rPr>
               <w:t>04/03/2025</w:t>
-            </w:r>
-          </w:p>
-        </w:tc>
-      </w:tr>
-      <w:tr>
-        <w:tc>
-          <w:tcPr>
-            <w:tcW w:type="dxa" w:w="680"/>
-            <w:shd w:val="clear" w:color="auto" w:fill="FFFFFF"/>
-            <w:tcBorders>
-              <w:top w:val="single" w:sz="4" w:space="0" w:color="000000"/>
-              <w:left w:val="single" w:sz="4" w:space="0" w:color="000000"/>
-              <w:bottom w:val="single" w:sz="4" w:space="0" w:color="000000"/>
-              <w:right w:val="single" w:sz="4" w:space="0" w:color="000000"/>
-            </w:tcBorders>
-            <w:vAlign w:val="center"/>
-          </w:tcPr>
-          <w:p>
-            <w:pPr>
-              <w:spacing w:before="40" w:after="40"/>
-              <w:jc w:val="left"/>
-            </w:pPr>
-            <w:r>
-              <w:rPr>
-                <w:rFonts w:ascii="Adani" w:hAnsi="Adani"/>
-                <w:b w:val="0"/>
-                <w:sz w:val="18"/>
-                <w:u w:val="none"/>
-              </w:rPr>
-              <w:t>5</w:t>
-            </w:r>
-          </w:p>
-        </w:tc>
-        <w:tc>
-          <w:tcPr>
-            <w:tcW w:type="dxa" w:w="3969"/>
-            <w:shd w:val="clear" w:color="auto" w:fill="FFFFFF"/>
-            <w:tcBorders>
-              <w:top w:val="single" w:sz="4" w:space="0" w:color="000000"/>
-              <w:left w:val="single" w:sz="4" w:space="0" w:color="000000"/>
-              <w:bottom w:val="single" w:sz="4" w:space="0" w:color="000000"/>
-              <w:right w:val="single" w:sz="4" w:space="0" w:color="000000"/>
-            </w:tcBorders>
-            <w:vAlign w:val="center"/>
-          </w:tcPr>
-          <w:p>
-            <w:pPr>
-              <w:spacing w:before="40" w:after="40"/>
-              <w:jc w:val="left"/>
-            </w:pPr>
-            <w:r>
-              <w:rPr>
-                <w:rFonts w:ascii="Adani" w:hAnsi="Adani"/>
-                <w:b w:val="0"/>
-                <w:sz w:val="18"/>
-                <w:u w:val="none"/>
-              </w:rPr>
-              <w:t>LOTUS GLOBAL ENTERPRISES LIMITED</w:t>
-            </w:r>
-          </w:p>
-        </w:tc>
-        <w:tc>
-          <w:tcPr>
-            <w:tcW w:type="dxa" w:w="1814"/>
-            <w:shd w:val="clear" w:color="auto" w:fill="FFFFFF"/>
-            <w:tcBorders>
-              <w:top w:val="single" w:sz="4" w:space="0" w:color="000000"/>
-              <w:left w:val="single" w:sz="4" w:space="0" w:color="000000"/>
-              <w:bottom w:val="single" w:sz="4" w:space="0" w:color="000000"/>
-              <w:right w:val="single" w:sz="4" w:space="0" w:color="000000"/>
-            </w:tcBorders>
-            <w:vAlign w:val="center"/>
-          </w:tcPr>
-          <w:p>
-            <w:pPr>
-              <w:spacing w:before="40" w:after="40"/>
-              <w:jc w:val="left"/>
-            </w:pPr>
-            <w:r>
-              <w:rPr>
-                <w:rFonts w:ascii="Adani" w:hAnsi="Adani"/>
-                <w:b w:val="0"/>
-                <w:sz w:val="18"/>
-                <w:u w:val="none"/>
-              </w:rPr>
-              <w:t>Additional Director</w:t>
-            </w:r>
-          </w:p>
-        </w:tc>
-        <w:tc>
-          <w:tcPr>
-            <w:tcW w:type="dxa" w:w="1020"/>
-            <w:shd w:val="clear" w:color="auto" w:fill="FFFFFF"/>
-            <w:tcBorders>
-              <w:top w:val="single" w:sz="4" w:space="0" w:color="000000"/>
-              <w:left w:val="single" w:sz="4" w:space="0" w:color="000000"/>
-              <w:bottom w:val="single" w:sz="4" w:space="0" w:color="000000"/>
-              <w:right w:val="single" w:sz="4" w:space="0" w:color="000000"/>
-            </w:tcBorders>
-            <w:vAlign w:val="center"/>
-          </w:tcPr>
-          <w:p>
-            <w:pPr>
-              <w:spacing w:before="40" w:after="40"/>
-              <w:jc w:val="left"/>
-            </w:pPr>
-            <w:r>
-              <w:rPr>
-                <w:rFonts w:ascii="Adani" w:hAnsi="Adani"/>
-                <w:b w:val="0"/>
-                <w:sz w:val="18"/>
-                <w:u w:val="none"/>
-              </w:rPr>
-              <w:t>NIL</w:t>
-            </w:r>
-          </w:p>
-        </w:tc>
-        <w:tc>
-          <w:tcPr>
-            <w:tcW w:type="dxa" w:w="1247"/>
-            <w:shd w:val="clear" w:color="auto" w:fill="FFFFFF"/>
-            <w:tcBorders>
-              <w:top w:val="single" w:sz="4" w:space="0" w:color="000000"/>
-              <w:left w:val="single" w:sz="4" w:space="0" w:color="000000"/>
-              <w:bottom w:val="single" w:sz="4" w:space="0" w:color="000000"/>
-              <w:right w:val="single" w:sz="4" w:space="0" w:color="000000"/>
-            </w:tcBorders>
-            <w:vAlign w:val="center"/>
-          </w:tcPr>
-          <w:p>
-            <w:pPr>
-              <w:spacing w:before="40" w:after="40"/>
-              <w:jc w:val="left"/>
-            </w:pPr>
-            <w:r>
-              <w:rPr>
-                <w:rFonts w:ascii="Adani" w:hAnsi="Adani"/>
-                <w:b w:val="0"/>
-                <w:sz w:val="18"/>
-                <w:u w:val="none"/>
-              </w:rPr>
-              <w:t>01/03/2025</w:t>
             </w:r>
           </w:p>
         </w:tc>
@@ -1241,6 +1241,148 @@
                 <w:sz w:val="18"/>
                 <w:u w:val="none"/>
               </w:rPr>
+              <w:t>ADANI NEW INDUSTRIES LIMITED</w:t>
+            </w:r>
+          </w:p>
+        </w:tc>
+        <w:tc>
+          <w:tcPr>
+            <w:tcW w:type="dxa" w:w="1814"/>
+            <w:shd w:val="clear" w:color="auto" w:fill="FFFFFF"/>
+            <w:tcBorders>
+              <w:top w:val="single" w:sz="4" w:space="0" w:color="000000"/>
+              <w:left w:val="single" w:sz="4" w:space="0" w:color="000000"/>
+              <w:bottom w:val="single" w:sz="4" w:space="0" w:color="000000"/>
+              <w:right w:val="single" w:sz="4" w:space="0" w:color="000000"/>
+            </w:tcBorders>
+            <w:vAlign w:val="center"/>
+          </w:tcPr>
+          <w:p>
+            <w:pPr>
+              <w:spacing w:before="40" w:after="40"/>
+              <w:jc w:val="left"/>
+            </w:pPr>
+            <w:r>
+              <w:rPr>
+                <w:rFonts w:ascii="Adani" w:hAnsi="Adani"/>
+                <w:b w:val="0"/>
+                <w:sz w:val="18"/>
+                <w:u w:val="none"/>
+              </w:rPr>
+              <w:t>Director</w:t>
+            </w:r>
+          </w:p>
+        </w:tc>
+        <w:tc>
+          <w:tcPr>
+            <w:tcW w:type="dxa" w:w="1020"/>
+            <w:shd w:val="clear" w:color="auto" w:fill="FFFFFF"/>
+            <w:tcBorders>
+              <w:top w:val="single" w:sz="4" w:space="0" w:color="000000"/>
+              <w:left w:val="single" w:sz="4" w:space="0" w:color="000000"/>
+              <w:bottom w:val="single" w:sz="4" w:space="0" w:color="000000"/>
+              <w:right w:val="single" w:sz="4" w:space="0" w:color="000000"/>
+            </w:tcBorders>
+            <w:vAlign w:val="center"/>
+          </w:tcPr>
+          <w:p>
+            <w:pPr>
+              <w:spacing w:before="40" w:after="40"/>
+              <w:jc w:val="left"/>
+            </w:pPr>
+            <w:r>
+              <w:rPr>
+                <w:rFonts w:ascii="Adani" w:hAnsi="Adani"/>
+                <w:b w:val="0"/>
+                <w:sz w:val="18"/>
+                <w:u w:val="none"/>
+              </w:rPr>
+              <w:t>NIL</w:t>
+            </w:r>
+          </w:p>
+        </w:tc>
+        <w:tc>
+          <w:tcPr>
+            <w:tcW w:type="dxa" w:w="1247"/>
+            <w:shd w:val="clear" w:color="auto" w:fill="FFFFFF"/>
+            <w:tcBorders>
+              <w:top w:val="single" w:sz="4" w:space="0" w:color="000000"/>
+              <w:left w:val="single" w:sz="4" w:space="0" w:color="000000"/>
+              <w:bottom w:val="single" w:sz="4" w:space="0" w:color="000000"/>
+              <w:right w:val="single" w:sz="4" w:space="0" w:color="000000"/>
+            </w:tcBorders>
+            <w:vAlign w:val="center"/>
+          </w:tcPr>
+          <w:p>
+            <w:pPr>
+              <w:spacing w:before="40" w:after="40"/>
+              <w:jc w:val="left"/>
+            </w:pPr>
+            <w:r>
+              <w:rPr>
+                <w:rFonts w:ascii="Adani" w:hAnsi="Adani"/>
+                <w:b w:val="0"/>
+                <w:sz w:val="18"/>
+                <w:u w:val="none"/>
+              </w:rPr>
+              <w:t>24/06/2024</w:t>
+            </w:r>
+          </w:p>
+        </w:tc>
+      </w:tr>
+      <w:tr>
+        <w:tc>
+          <w:tcPr>
+            <w:tcW w:type="dxa" w:w="680"/>
+            <w:shd w:val="clear" w:color="auto" w:fill="FFFFFF"/>
+            <w:tcBorders>
+              <w:top w:val="single" w:sz="4" w:space="0" w:color="000000"/>
+              <w:left w:val="single" w:sz="4" w:space="0" w:color="000000"/>
+              <w:bottom w:val="single" w:sz="4" w:space="0" w:color="000000"/>
+              <w:right w:val="single" w:sz="4" w:space="0" w:color="000000"/>
+            </w:tcBorders>
+            <w:vAlign w:val="center"/>
+          </w:tcPr>
+          <w:p>
+            <w:pPr>
+              <w:spacing w:before="40" w:after="40"/>
+              <w:jc w:val="left"/>
+            </w:pPr>
+            <w:r>
+              <w:rPr>
+                <w:rFonts w:ascii="Adani" w:hAnsi="Adani"/>
+                <w:b w:val="0"/>
+                <w:sz w:val="18"/>
+                <w:u w:val="none"/>
+              </w:rPr>
+              <w:t>8</w:t>
+            </w:r>
+          </w:p>
+        </w:tc>
+        <w:tc>
+          <w:tcPr>
+            <w:tcW w:type="dxa" w:w="3969"/>
+            <w:shd w:val="clear" w:color="auto" w:fill="FFFFFF"/>
+            <w:tcBorders>
+              <w:top w:val="single" w:sz="4" w:space="0" w:color="000000"/>
+              <w:left w:val="single" w:sz="4" w:space="0" w:color="000000"/>
+              <w:bottom w:val="single" w:sz="4" w:space="0" w:color="000000"/>
+              <w:right w:val="single" w:sz="4" w:space="0" w:color="000000"/>
+            </w:tcBorders>
+            <w:vAlign w:val="center"/>
+          </w:tcPr>
+          <w:p>
+            <w:pPr>
+              <w:spacing w:before="40" w:after="40"/>
+              <w:jc w:val="left"/>
+            </w:pPr>
+            <w:r>
+              <w:rPr>
+                <w:rFonts w:ascii="Adani" w:hAnsi="Adani"/>
+                <w:b w:val="0"/>
+                <w:sz w:val="18"/>
+                <w:u w:val="none"/>
+              </w:rPr>
               <w:t>LAMBDA THERAPEUTIC RESEARCH LIMITED</w:t>
             </w:r>
           </w:p>
@@ -1355,7 +1497,7 @@
                 <w:sz w:val="18"/>
                 <w:u w:val="none"/>
               </w:rPr>
-              <w:t>8</w:t>
+              <w:t>9</w:t>
             </w:r>
           </w:p>
         </w:tc>
@@ -1468,148 +1610,6 @@
                 <w:u w:val="none"/>
               </w:rPr>
               <w:t>25/09/2023</w:t>
-            </w:r>
-          </w:p>
-        </w:tc>
-      </w:tr>
-      <w:tr>
-        <w:tc>
-          <w:tcPr>
-            <w:tcW w:type="dxa" w:w="680"/>
-            <w:shd w:val="clear" w:color="auto" w:fill="FFFFFF"/>
-            <w:tcBorders>
-              <w:top w:val="single" w:sz="4" w:space="0" w:color="000000"/>
-              <w:left w:val="single" w:sz="4" w:space="0" w:color="000000"/>
-              <w:bottom w:val="single" w:sz="4" w:space="0" w:color="000000"/>
-              <w:right w:val="single" w:sz="4" w:space="0" w:color="000000"/>
-            </w:tcBorders>
-            <w:vAlign w:val="center"/>
-          </w:tcPr>
-          <w:p>
-            <w:pPr>
-              <w:spacing w:before="40" w:after="40"/>
-              <w:jc w:val="left"/>
-            </w:pPr>
-            <w:r>
-              <w:rPr>
-                <w:rFonts w:ascii="Adani" w:hAnsi="Adani"/>
-                <w:b w:val="0"/>
-                <w:sz w:val="18"/>
-                <w:u w:val="none"/>
-              </w:rPr>
-              <w:t>9</w:t>
-            </w:r>
-          </w:p>
-        </w:tc>
-        <w:tc>
-          <w:tcPr>
-            <w:tcW w:type="dxa" w:w="3969"/>
-            <w:shd w:val="clear" w:color="auto" w:fill="FFFFFF"/>
-            <w:tcBorders>
-              <w:top w:val="single" w:sz="4" w:space="0" w:color="000000"/>
-              <w:left w:val="single" w:sz="4" w:space="0" w:color="000000"/>
-              <w:bottom w:val="single" w:sz="4" w:space="0" w:color="000000"/>
-              <w:right w:val="single" w:sz="4" w:space="0" w:color="000000"/>
-            </w:tcBorders>
-            <w:vAlign w:val="center"/>
-          </w:tcPr>
-          <w:p>
-            <w:pPr>
-              <w:spacing w:before="40" w:after="40"/>
-              <w:jc w:val="left"/>
-            </w:pPr>
-            <w:r>
-              <w:rPr>
-                <w:rFonts w:ascii="Adani" w:hAnsi="Adani"/>
-                <w:b w:val="0"/>
-                <w:sz w:val="18"/>
-                <w:u w:val="none"/>
-              </w:rPr>
-              <w:t>ADANI NEW INDUSTRIES LIMITED</w:t>
-            </w:r>
-          </w:p>
-        </w:tc>
-        <w:tc>
-          <w:tcPr>
-            <w:tcW w:type="dxa" w:w="1814"/>
-            <w:shd w:val="clear" w:color="auto" w:fill="FFFFFF"/>
-            <w:tcBorders>
-              <w:top w:val="single" w:sz="4" w:space="0" w:color="000000"/>
-              <w:left w:val="single" w:sz="4" w:space="0" w:color="000000"/>
-              <w:bottom w:val="single" w:sz="4" w:space="0" w:color="000000"/>
-              <w:right w:val="single" w:sz="4" w:space="0" w:color="000000"/>
-            </w:tcBorders>
-            <w:vAlign w:val="center"/>
-          </w:tcPr>
-          <w:p>
-            <w:pPr>
-              <w:spacing w:before="40" w:after="40"/>
-              <w:jc w:val="left"/>
-            </w:pPr>
-            <w:r>
-              <w:rPr>
-                <w:rFonts w:ascii="Adani" w:hAnsi="Adani"/>
-                <w:b w:val="0"/>
-                <w:sz w:val="18"/>
-                <w:u w:val="none"/>
-              </w:rPr>
-              <w:t>Additional Director</w:t>
-            </w:r>
-          </w:p>
-        </w:tc>
-        <w:tc>
-          <w:tcPr>
-            <w:tcW w:type="dxa" w:w="1020"/>
-            <w:shd w:val="clear" w:color="auto" w:fill="FFFFFF"/>
-            <w:tcBorders>
-              <w:top w:val="single" w:sz="4" w:space="0" w:color="000000"/>
-              <w:left w:val="single" w:sz="4" w:space="0" w:color="000000"/>
-              <w:bottom w:val="single" w:sz="4" w:space="0" w:color="000000"/>
-              <w:right w:val="single" w:sz="4" w:space="0" w:color="000000"/>
-            </w:tcBorders>
-            <w:vAlign w:val="center"/>
-          </w:tcPr>
-          <w:p>
-            <w:pPr>
-              <w:spacing w:before="40" w:after="40"/>
-              <w:jc w:val="left"/>
-            </w:pPr>
-            <w:r>
-              <w:rPr>
-                <w:rFonts w:ascii="Adani" w:hAnsi="Adani"/>
-                <w:b w:val="0"/>
-                <w:sz w:val="18"/>
-                <w:u w:val="none"/>
-              </w:rPr>
-              <w:t>NIL</w:t>
-            </w:r>
-          </w:p>
-        </w:tc>
-        <w:tc>
-          <w:tcPr>
-            <w:tcW w:type="dxa" w:w="1247"/>
-            <w:shd w:val="clear" w:color="auto" w:fill="FFFFFF"/>
-            <w:tcBorders>
-              <w:top w:val="single" w:sz="4" w:space="0" w:color="000000"/>
-              <w:left w:val="single" w:sz="4" w:space="0" w:color="000000"/>
-              <w:bottom w:val="single" w:sz="4" w:space="0" w:color="000000"/>
-              <w:right w:val="single" w:sz="4" w:space="0" w:color="000000"/>
-            </w:tcBorders>
-            <w:vAlign w:val="center"/>
-          </w:tcPr>
-          <w:p>
-            <w:pPr>
-              <w:spacing w:before="40" w:after="40"/>
-              <w:jc w:val="left"/>
-            </w:pPr>
-            <w:r>
-              <w:rPr>
-                <w:rFonts w:ascii="Adani" w:hAnsi="Adani"/>
-                <w:b w:val="0"/>
-                <w:sz w:val="18"/>
-                <w:u w:val="none"/>
-              </w:rPr>
-              <w:t>18/08/2023</w:t>
             </w:r>
           </w:p>
         </w:tc>
@@ -2945,290 +2945,6 @@
                 <w:sz w:val="18"/>
                 <w:u w:val="none"/>
               </w:rPr>
-              <w:t>SHREE RENUKA ENERGY LIMITED</w:t>
-            </w:r>
-          </w:p>
-        </w:tc>
-        <w:tc>
-          <w:tcPr>
-            <w:tcW w:type="dxa" w:w="1814"/>
-            <w:shd w:val="clear" w:color="auto" w:fill="FFFFFF"/>
-            <w:tcBorders>
-              <w:top w:val="single" w:sz="4" w:space="0" w:color="000000"/>
-              <w:left w:val="single" w:sz="4" w:space="0" w:color="000000"/>
-              <w:bottom w:val="single" w:sz="4" w:space="0" w:color="000000"/>
-              <w:right w:val="single" w:sz="4" w:space="0" w:color="000000"/>
-            </w:tcBorders>
-            <w:vAlign w:val="center"/>
-          </w:tcPr>
-          <w:p>
-            <w:pPr>
-              <w:spacing w:before="40" w:after="40"/>
-              <w:jc w:val="left"/>
-            </w:pPr>
-            <w:r>
-              <w:rPr>
-                <w:rFonts w:ascii="Adani" w:hAnsi="Adani"/>
-                <w:b w:val="0"/>
-                <w:sz w:val="18"/>
-                <w:u w:val="none"/>
-              </w:rPr>
-              <w:t>Director</w:t>
-            </w:r>
-          </w:p>
-        </w:tc>
-        <w:tc>
-          <w:tcPr>
-            <w:tcW w:type="dxa" w:w="1020"/>
-            <w:shd w:val="clear" w:color="auto" w:fill="FFFFFF"/>
-            <w:tcBorders>
-              <w:top w:val="single" w:sz="4" w:space="0" w:color="000000"/>
-              <w:left w:val="single" w:sz="4" w:space="0" w:color="000000"/>
-              <w:bottom w:val="single" w:sz="4" w:space="0" w:color="000000"/>
-              <w:right w:val="single" w:sz="4" w:space="0" w:color="000000"/>
-            </w:tcBorders>
-            <w:vAlign w:val="center"/>
-          </w:tcPr>
-          <w:p>
-            <w:pPr>
-              <w:spacing w:before="40" w:after="40"/>
-              <w:jc w:val="left"/>
-            </w:pPr>
-            <w:r>
-              <w:rPr>
-                <w:rFonts w:ascii="Adani" w:hAnsi="Adani"/>
-                <w:b w:val="0"/>
-                <w:sz w:val="18"/>
-                <w:u w:val="none"/>
-              </w:rPr>
-              <w:t>NIL</w:t>
-            </w:r>
-          </w:p>
-        </w:tc>
-        <w:tc>
-          <w:tcPr>
-            <w:tcW w:type="dxa" w:w="1247"/>
-            <w:shd w:val="clear" w:color="auto" w:fill="FFFFFF"/>
-            <w:tcBorders>
-              <w:top w:val="single" w:sz="4" w:space="0" w:color="000000"/>
-              <w:left w:val="single" w:sz="4" w:space="0" w:color="000000"/>
-              <w:bottom w:val="single" w:sz="4" w:space="0" w:color="000000"/>
-              <w:right w:val="single" w:sz="4" w:space="0" w:color="000000"/>
-            </w:tcBorders>
-            <w:vAlign w:val="center"/>
-          </w:tcPr>
-          <w:p>
-            <w:pPr>
-              <w:spacing w:before="40" w:after="40"/>
-              <w:jc w:val="left"/>
-            </w:pPr>
-            <w:r>
-              <w:rPr>
-                <w:rFonts w:ascii="Adani" w:hAnsi="Adani"/>
-                <w:b w:val="0"/>
-                <w:sz w:val="18"/>
-                <w:u w:val="none"/>
-              </w:rPr>
-              <w:t>11/02/2011</w:t>
-            </w:r>
-          </w:p>
-        </w:tc>
-      </w:tr>
-      <w:tr>
-        <w:tc>
-          <w:tcPr>
-            <w:tcW w:type="dxa" w:w="680"/>
-            <w:shd w:val="clear" w:color="auto" w:fill="FFFFFF"/>
-            <w:tcBorders>
-              <w:top w:val="single" w:sz="4" w:space="0" w:color="000000"/>
-              <w:left w:val="single" w:sz="4" w:space="0" w:color="000000"/>
-              <w:bottom w:val="single" w:sz="4" w:space="0" w:color="000000"/>
-              <w:right w:val="single" w:sz="4" w:space="0" w:color="000000"/>
-            </w:tcBorders>
-            <w:vAlign w:val="center"/>
-          </w:tcPr>
-          <w:p>
-            <w:pPr>
-              <w:spacing w:before="40" w:after="40"/>
-              <w:jc w:val="left"/>
-            </w:pPr>
-            <w:r>
-              <w:rPr>
-                <w:rFonts w:ascii="Adani" w:hAnsi="Adani"/>
-                <w:b w:val="0"/>
-                <w:sz w:val="18"/>
-                <w:u w:val="none"/>
-              </w:rPr>
-              <w:t>20</w:t>
-            </w:r>
-          </w:p>
-        </w:tc>
-        <w:tc>
-          <w:tcPr>
-            <w:tcW w:type="dxa" w:w="3969"/>
-            <w:shd w:val="clear" w:color="auto" w:fill="FFFFFF"/>
-            <w:tcBorders>
-              <w:top w:val="single" w:sz="4" w:space="0" w:color="000000"/>
-              <w:left w:val="single" w:sz="4" w:space="0" w:color="000000"/>
-              <w:bottom w:val="single" w:sz="4" w:space="0" w:color="000000"/>
-              <w:right w:val="single" w:sz="4" w:space="0" w:color="000000"/>
-            </w:tcBorders>
-            <w:vAlign w:val="center"/>
-          </w:tcPr>
-          <w:p>
-            <w:pPr>
-              <w:spacing w:before="40" w:after="40"/>
-              <w:jc w:val="left"/>
-            </w:pPr>
-            <w:r>
-              <w:rPr>
-                <w:rFonts w:ascii="Adani" w:hAnsi="Adani"/>
-                <w:b w:val="0"/>
-                <w:sz w:val="18"/>
-                <w:u w:val="none"/>
-              </w:rPr>
-              <w:t>ADANI LOGISTICS LIMITED</w:t>
-            </w:r>
-          </w:p>
-        </w:tc>
-        <w:tc>
-          <w:tcPr>
-            <w:tcW w:type="dxa" w:w="1814"/>
-            <w:shd w:val="clear" w:color="auto" w:fill="FFFFFF"/>
-            <w:tcBorders>
-              <w:top w:val="single" w:sz="4" w:space="0" w:color="000000"/>
-              <w:left w:val="single" w:sz="4" w:space="0" w:color="000000"/>
-              <w:bottom w:val="single" w:sz="4" w:space="0" w:color="000000"/>
-              <w:right w:val="single" w:sz="4" w:space="0" w:color="000000"/>
-            </w:tcBorders>
-            <w:vAlign w:val="center"/>
-          </w:tcPr>
-          <w:p>
-            <w:pPr>
-              <w:spacing w:before="40" w:after="40"/>
-              <w:jc w:val="left"/>
-            </w:pPr>
-            <w:r>
-              <w:rPr>
-                <w:rFonts w:ascii="Adani" w:hAnsi="Adani"/>
-                <w:b w:val="0"/>
-                <w:sz w:val="18"/>
-                <w:u w:val="none"/>
-              </w:rPr>
-              <w:t>Director</w:t>
-            </w:r>
-          </w:p>
-        </w:tc>
-        <w:tc>
-          <w:tcPr>
-            <w:tcW w:type="dxa" w:w="1020"/>
-            <w:shd w:val="clear" w:color="auto" w:fill="FFFFFF"/>
-            <w:tcBorders>
-              <w:top w:val="single" w:sz="4" w:space="0" w:color="000000"/>
-              <w:left w:val="single" w:sz="4" w:space="0" w:color="000000"/>
-              <w:bottom w:val="single" w:sz="4" w:space="0" w:color="000000"/>
-              <w:right w:val="single" w:sz="4" w:space="0" w:color="000000"/>
-            </w:tcBorders>
-            <w:vAlign w:val="center"/>
-          </w:tcPr>
-          <w:p>
-            <w:pPr>
-              <w:spacing w:before="40" w:after="40"/>
-              <w:jc w:val="left"/>
-            </w:pPr>
-            <w:r>
-              <w:rPr>
-                <w:rFonts w:ascii="Adani" w:hAnsi="Adani"/>
-                <w:b w:val="0"/>
-                <w:sz w:val="18"/>
-                <w:u w:val="none"/>
-              </w:rPr>
-              <w:t>NIL</w:t>
-            </w:r>
-          </w:p>
-        </w:tc>
-        <w:tc>
-          <w:tcPr>
-            <w:tcW w:type="dxa" w:w="1247"/>
-            <w:shd w:val="clear" w:color="auto" w:fill="FFFFFF"/>
-            <w:tcBorders>
-              <w:top w:val="single" w:sz="4" w:space="0" w:color="000000"/>
-              <w:left w:val="single" w:sz="4" w:space="0" w:color="000000"/>
-              <w:bottom w:val="single" w:sz="4" w:space="0" w:color="000000"/>
-              <w:right w:val="single" w:sz="4" w:space="0" w:color="000000"/>
-            </w:tcBorders>
-            <w:vAlign w:val="center"/>
-          </w:tcPr>
-          <w:p>
-            <w:pPr>
-              <w:spacing w:before="40" w:after="40"/>
-              <w:jc w:val="left"/>
-            </w:pPr>
-            <w:r>
-              <w:rPr>
-                <w:rFonts w:ascii="Adani" w:hAnsi="Adani"/>
-                <w:b w:val="0"/>
-                <w:sz w:val="18"/>
-                <w:u w:val="none"/>
-              </w:rPr>
-              <w:t>28/02/2008</w:t>
-            </w:r>
-          </w:p>
-        </w:tc>
-      </w:tr>
-      <w:tr>
-        <w:tc>
-          <w:tcPr>
-            <w:tcW w:type="dxa" w:w="680"/>
-            <w:shd w:val="clear" w:color="auto" w:fill="FFFFFF"/>
-            <w:tcBorders>
-              <w:top w:val="single" w:sz="4" w:space="0" w:color="000000"/>
-              <w:left w:val="single" w:sz="4" w:space="0" w:color="000000"/>
-              <w:bottom w:val="single" w:sz="4" w:space="0" w:color="000000"/>
-              <w:right w:val="single" w:sz="4" w:space="0" w:color="000000"/>
-            </w:tcBorders>
-            <w:vAlign w:val="center"/>
-          </w:tcPr>
-          <w:p>
-            <w:pPr>
-              <w:spacing w:before="40" w:after="40"/>
-              <w:jc w:val="left"/>
-            </w:pPr>
-            <w:r>
-              <w:rPr>
-                <w:rFonts w:ascii="Adani" w:hAnsi="Adani"/>
-                <w:b w:val="0"/>
-                <w:sz w:val="18"/>
-                <w:u w:val="none"/>
-              </w:rPr>
-              <w:t>21</w:t>
-            </w:r>
-          </w:p>
-        </w:tc>
-        <w:tc>
-          <w:tcPr>
-            <w:tcW w:type="dxa" w:w="3969"/>
-            <w:shd w:val="clear" w:color="auto" w:fill="FFFFFF"/>
-            <w:tcBorders>
-              <w:top w:val="single" w:sz="4" w:space="0" w:color="000000"/>
-              <w:left w:val="single" w:sz="4" w:space="0" w:color="000000"/>
-              <w:bottom w:val="single" w:sz="4" w:space="0" w:color="000000"/>
-              <w:right w:val="single" w:sz="4" w:space="0" w:color="000000"/>
-            </w:tcBorders>
-            <w:vAlign w:val="center"/>
-          </w:tcPr>
-          <w:p>
-            <w:pPr>
-              <w:spacing w:before="40" w:after="40"/>
-              <w:jc w:val="left"/>
-            </w:pPr>
-            <w:r>
-              <w:rPr>
-                <w:rFonts w:ascii="Adani" w:hAnsi="Adani"/>
-                <w:b w:val="0"/>
-                <w:sz w:val="18"/>
-                <w:u w:val="none"/>
-              </w:rPr>
               <w:t>T BHIMJYANI WAREHOUSING COLD CHAIN PRIVATE LIMITED</w:t>
             </w:r>
           </w:p>
@@ -3550,7 +3266,7 @@
                 <w:sz w:val="18"/>
                 <w:u w:val="none"/>
               </w:rPr>
-              <w:t>Date:   27th May, 2026</w:t>
+              <w:t>Date:   09th June, 2026</w:t>
             </w:r>
           </w:p>
         </w:tc>
@@ -4587,7 +4303,7 @@
                 <w:sz w:val="18"/>
                 <w:u w:val="none"/>
               </w:rPr>
-              <w:t>Date:   27th May, 2026</w:t>
+              <w:t>Date:   09th June, 2026</w:t>
             </w:r>
           </w:p>
         </w:tc>
@@ -4748,7 +4464,7 @@
           <w:sz w:val="20"/>
           <w:u w:val="none"/>
         </w:rPr>
-        <w:t>27th May, 2026</w:t>
+        <w:t>09th June, 2026</w:t>
       </w:r>
     </w:p>
     <w:p>
@@ -4823,6 +4539,21 @@
           <w:sz w:val="20"/>
           <w:u w:val="none"/>
         </w:rPr>
+        <w:t>LOTUS GLOBAL ENTERPRISES LIMITED</w:t>
+      </w:r>
+    </w:p>
+    <w:p>
+      <w:pPr>
+        <w:spacing w:before="0" w:after="20"/>
+        <w:jc w:val="left"/>
+      </w:pPr>
+      <w:r>
+        <w:rPr>
+          <w:rFonts w:ascii="Adani" w:hAnsi="Adani"/>
+          <w:b/>
+          <w:sz w:val="20"/>
+          <w:u w:val="none"/>
+        </w:rPr>
         <w:t>PROWESS ADVISORS PRIVATE LIMITED</w:t>
       </w:r>
     </w:p>
@@ -4853,7 +4584,7 @@
           <w:sz w:val="20"/>
           <w:u w:val="none"/>
         </w:rPr>
-        <w:t>LOTUS GLOBAL ENTERPRISES LIMITED</w:t>
+        <w:t>CREMICA FOOD PARK PRIVATE LIMITED</w:t>
       </w:r>
     </w:p>
     <w:p>
@@ -4868,7 +4599,7 @@
           <w:sz w:val="20"/>
           <w:u w:val="none"/>
         </w:rPr>
-        <w:t>CREMICA FOOD PARK PRIVATE LIMITED</w:t>
+        <w:t>ADANI NEW INDUSTRIES LIMITED</w:t>
       </w:r>
     </w:p>
     <w:p>
@@ -4899,21 +4630,6 @@
           <w:u w:val="none"/>
         </w:rPr>
         <w:t>NISUS FINANCE SERVICES CO LIMITED</w:t>
-      </w:r>
-    </w:p>
-    <w:p>
-      <w:pPr>
-        <w:spacing w:before="0" w:after="20"/>
-        <w:jc w:val="left"/>
-      </w:pPr>
-      <w:r>
-        <w:rPr>
-          <w:rFonts w:ascii="Adani" w:hAnsi="Adani"/>
-          <w:b/>
-          <w:sz w:val="20"/>
-          <w:u w:val="none"/>
-        </w:rPr>
-        <w:t>ADANI NEW INDUSTRIES LIMITED</w:t>
       </w:r>
     </w:p>
     <w:p>
@@ -5063,36 +4779,6 @@
           <w:sz w:val="20"/>
           <w:u w:val="none"/>
         </w:rPr>
-        <w:t>SHREE RENUKA ENERGY LIMITED</w:t>
-      </w:r>
-    </w:p>
-    <w:p>
-      <w:pPr>
-        <w:spacing w:before="0" w:after="20"/>
-        <w:jc w:val="left"/>
-      </w:pPr>
-      <w:r>
-        <w:rPr>
-          <w:rFonts w:ascii="Adani" w:hAnsi="Adani"/>
-          <w:b/>
-          <w:sz w:val="20"/>
-          <w:u w:val="none"/>
-        </w:rPr>
-        <w:t>ADANI LOGISTICS LIMITED</w:t>
-      </w:r>
-    </w:p>
-    <w:p>
-      <w:pPr>
-        <w:spacing w:before="0" w:after="20"/>
-        <w:jc w:val="left"/>
-      </w:pPr>
-      <w:r>
-        <w:rPr>
-          <w:rFonts w:ascii="Adani" w:hAnsi="Adani"/>
-          <w:b/>
-          <w:sz w:val="20"/>
-          <w:u w:val="none"/>
-        </w:rPr>
         <w:t>T BHIMJYANI WAREHOUSING COLD CHAIN PRIVATE LIMITED</w:t>
       </w:r>
     </w:p>
@@ -5199,6 +4885,21 @@
           <w:sz w:val="20"/>
           <w:u w:val="none"/>
         </w:rPr>
+        <w:t>ADANI NEW INDUSTRIES LIMITED</w:t>
+      </w:r>
+    </w:p>
+    <w:p>
+      <w:pPr>
+        <w:spacing w:before="0" w:after="20"/>
+        <w:jc w:val="left"/>
+      </w:pPr>
+      <w:r>
+        <w:rPr>
+          <w:rFonts w:ascii="Adani" w:hAnsi="Adani"/>
+          <w:b w:val="0"/>
+          <w:sz w:val="20"/>
+          <w:u w:val="none"/>
+        </w:rPr>
         <w:t>LAMBDA THERAPEUTIC RESEARCH LIMITED</w:t>
       </w:r>
     </w:p>
@@ -5215,21 +4916,6 @@
           <w:u w:val="none"/>
         </w:rPr>
         <w:t>NISUS FINANCE SERVICES CO LIMITED</w:t>
-      </w:r>
-    </w:p>
-    <w:p>
-      <w:pPr>
-        <w:spacing w:before="0" w:after="20"/>
-        <w:jc w:val="left"/>
-      </w:pPr>
-      <w:r>
-        <w:rPr>
-          <w:rFonts w:ascii="Adani" w:hAnsi="Adani"/>
-          <w:b w:val="0"/>
-          <w:sz w:val="20"/>
-          <w:u w:val="none"/>
-        </w:rPr>
-        <w:t>ADANI NEW INDUSTRIES LIMITED</w:t>
       </w:r>
     </w:p>
     <w:p>
@@ -5305,36 +4991,6 @@
           <w:u w:val="none"/>
         </w:rPr>
         <w:t>NATURE BIO-FOODS LIMITED</w:t>
-      </w:r>
-    </w:p>
-    <w:p>
-      <w:pPr>
-        <w:spacing w:before="0" w:after="20"/>
-        <w:jc w:val="left"/>
-      </w:pPr>
-      <w:r>
-        <w:rPr>
-          <w:rFonts w:ascii="Adani" w:hAnsi="Adani"/>
-          <w:b w:val="0"/>
-          <w:sz w:val="20"/>
-          <w:u w:val="none"/>
-        </w:rPr>
-        <w:t>SHREE RENUKA ENERGY LIMITED</w:t>
-      </w:r>
-    </w:p>
-    <w:p>
-      <w:pPr>
-        <w:spacing w:before="0" w:after="20"/>
-        <w:jc w:val="left"/>
-      </w:pPr>
-      <w:r>
-        <w:rPr>
-          <w:rFonts w:ascii="Adani" w:hAnsi="Adani"/>
-          <w:b w:val="0"/>
-          <w:sz w:val="20"/>
-          <w:u w:val="none"/>
-        </w:rPr>
-        <w:t>ADANI LOGISTICS LIMITED</w:t>
       </w:r>
     </w:p>
     <w:p/>
@@ -6262,7 +5918,7 @@
                 <w:sz w:val="18"/>
                 <w:u w:val="none"/>
               </w:rPr>
-              <w:t>21</w:t>
+              <w:t>19</w:t>
             </w:r>
           </w:p>
         </w:tc>
@@ -6491,7 +6147,7 @@
                 <w:sz w:val="18"/>
                 <w:u w:val="none"/>
               </w:rPr>
-              <w:t>Additional Director</w:t>
+              <w:t>Director</w:t>
             </w:r>
           </w:p>
         </w:tc>
@@ -6519,7 +6175,7 @@
                 <w:sz w:val="18"/>
                 <w:u w:val="none"/>
               </w:rPr>
-              <w:t>31/12/2025</w:t>
+              <w:t>30/01/2026</w:t>
             </w:r>
           </w:p>
         </w:tc>
@@ -6605,7 +6261,7 @@
                 <w:sz w:val="18"/>
                 <w:u w:val="none"/>
               </w:rPr>
-              <w:t>Additional Director</w:t>
+              <w:t>Director</w:t>
             </w:r>
           </w:p>
         </w:tc>
@@ -6633,7 +6289,121 @@
                 <w:sz w:val="18"/>
                 <w:u w:val="none"/>
               </w:rPr>
-              <w:t>10/09/2025</w:t>
+              <w:t>25/11/2025</w:t>
+            </w:r>
+          </w:p>
+        </w:tc>
+      </w:tr>
+      <w:tr>
+        <w:tc>
+          <w:tcPr>
+            <w:tcW w:type="dxa" w:w="2268"/>
+            <w:shd w:val="clear" w:color="auto" w:fill="FFFFFF"/>
+            <w:tcBorders>
+              <w:top w:val="single" w:sz="4" w:space="0" w:color="000000"/>
+              <w:left w:val="single" w:sz="4" w:space="0" w:color="000000"/>
+              <w:bottom w:val="single" w:sz="4" w:space="0" w:color="000000"/>
+              <w:right w:val="single" w:sz="4" w:space="0" w:color="000000"/>
+            </w:tcBorders>
+            <w:vAlign w:val="center"/>
+          </w:tcPr>
+          <w:p>
+            <w:pPr>
+              <w:spacing w:before="40" w:after="40"/>
+              <w:jc w:val="left"/>
+            </w:pPr>
+            <w:r>
+              <w:rPr>
+                <w:rFonts w:ascii="Adani" w:hAnsi="Adani"/>
+                <w:b w:val="0"/>
+                <w:sz w:val="18"/>
+                <w:u w:val="none"/>
+              </w:rPr>
+              <w:t>U74999PB2006PLC030716</w:t>
+            </w:r>
+          </w:p>
+        </w:tc>
+        <w:tc>
+          <w:tcPr>
+            <w:tcW w:type="dxa" w:w="4252"/>
+            <w:shd w:val="clear" w:color="auto" w:fill="FFFFFF"/>
+            <w:tcBorders>
+              <w:top w:val="single" w:sz="4" w:space="0" w:color="000000"/>
+              <w:left w:val="single" w:sz="4" w:space="0" w:color="000000"/>
+              <w:bottom w:val="single" w:sz="4" w:space="0" w:color="000000"/>
+              <w:right w:val="single" w:sz="4" w:space="0" w:color="000000"/>
+            </w:tcBorders>
+            <w:vAlign w:val="center"/>
+          </w:tcPr>
+          <w:p>
+            <w:pPr>
+              <w:spacing w:before="40" w:after="40"/>
+              <w:jc w:val="left"/>
+            </w:pPr>
+            <w:r>
+              <w:rPr>
+                <w:rFonts w:ascii="Adani" w:hAnsi="Adani"/>
+                <w:b w:val="0"/>
+                <w:sz w:val="18"/>
+                <w:u w:val="none"/>
+              </w:rPr>
+              <w:t>LOTUS GLOBAL ENTERPRISES LIMITED</w:t>
+            </w:r>
+          </w:p>
+        </w:tc>
+        <w:tc>
+          <w:tcPr>
+            <w:tcW w:type="dxa" w:w="1587"/>
+            <w:shd w:val="clear" w:color="auto" w:fill="FFFFFF"/>
+            <w:tcBorders>
+              <w:top w:val="single" w:sz="4" w:space="0" w:color="000000"/>
+              <w:left w:val="single" w:sz="4" w:space="0" w:color="000000"/>
+              <w:bottom w:val="single" w:sz="4" w:space="0" w:color="000000"/>
+              <w:right w:val="single" w:sz="4" w:space="0" w:color="000000"/>
+            </w:tcBorders>
+            <w:vAlign w:val="center"/>
+          </w:tcPr>
+          <w:p>
+            <w:pPr>
+              <w:spacing w:before="40" w:after="40"/>
+              <w:jc w:val="left"/>
+            </w:pPr>
+            <w:r>
+              <w:rPr>
+                <w:rFonts w:ascii="Adani" w:hAnsi="Adani"/>
+                <w:b w:val="0"/>
+                <w:sz w:val="18"/>
+                <w:u w:val="none"/>
+              </w:rPr>
+              <w:t>Director</w:t>
+            </w:r>
+          </w:p>
+        </w:tc>
+        <w:tc>
+          <w:tcPr>
+            <w:tcW w:type="dxa" w:w="1304"/>
+            <w:shd w:val="clear" w:color="auto" w:fill="FFFFFF"/>
+            <w:tcBorders>
+              <w:top w:val="single" w:sz="4" w:space="0" w:color="000000"/>
+              <w:left w:val="single" w:sz="4" w:space="0" w:color="000000"/>
+              <w:bottom w:val="single" w:sz="4" w:space="0" w:color="000000"/>
+              <w:right w:val="single" w:sz="4" w:space="0" w:color="000000"/>
+            </w:tcBorders>
+            <w:vAlign w:val="center"/>
+          </w:tcPr>
+          <w:p>
+            <w:pPr>
+              <w:spacing w:before="40" w:after="40"/>
+              <w:jc w:val="left"/>
+            </w:pPr>
+            <w:r>
+              <w:rPr>
+                <w:rFonts w:ascii="Adani" w:hAnsi="Adani"/>
+                <w:b w:val="0"/>
+                <w:sz w:val="18"/>
+                <w:u w:val="none"/>
+              </w:rPr>
+              <w:t>30/09/2025</w:t>
             </w:r>
           </w:p>
         </w:tc>
@@ -6891,120 +6661,6 @@
                 <w:sz w:val="18"/>
                 <w:u w:val="none"/>
               </w:rPr>
-              <w:t>U74999PB2006PLC030716</w:t>
-            </w:r>
-          </w:p>
-        </w:tc>
-        <w:tc>
-          <w:tcPr>
-            <w:tcW w:type="dxa" w:w="4252"/>
-            <w:shd w:val="clear" w:color="auto" w:fill="FFFFFF"/>
-            <w:tcBorders>
-              <w:top w:val="single" w:sz="4" w:space="0" w:color="000000"/>
-              <w:left w:val="single" w:sz="4" w:space="0" w:color="000000"/>
-              <w:bottom w:val="single" w:sz="4" w:space="0" w:color="000000"/>
-              <w:right w:val="single" w:sz="4" w:space="0" w:color="000000"/>
-            </w:tcBorders>
-            <w:vAlign w:val="center"/>
-          </w:tcPr>
-          <w:p>
-            <w:pPr>
-              <w:spacing w:before="40" w:after="40"/>
-              <w:jc w:val="left"/>
-            </w:pPr>
-            <w:r>
-              <w:rPr>
-                <w:rFonts w:ascii="Adani" w:hAnsi="Adani"/>
-                <w:b w:val="0"/>
-                <w:sz w:val="18"/>
-                <w:u w:val="none"/>
-              </w:rPr>
-              <w:t>LOTUS GLOBAL ENTERPRISES LIMITED</w:t>
-            </w:r>
-          </w:p>
-        </w:tc>
-        <w:tc>
-          <w:tcPr>
-            <w:tcW w:type="dxa" w:w="1587"/>
-            <w:shd w:val="clear" w:color="auto" w:fill="FFFFFF"/>
-            <w:tcBorders>
-              <w:top w:val="single" w:sz="4" w:space="0" w:color="000000"/>
-              <w:left w:val="single" w:sz="4" w:space="0" w:color="000000"/>
-              <w:bottom w:val="single" w:sz="4" w:space="0" w:color="000000"/>
-              <w:right w:val="single" w:sz="4" w:space="0" w:color="000000"/>
-            </w:tcBorders>
-            <w:vAlign w:val="center"/>
-          </w:tcPr>
-          <w:p>
-            <w:pPr>
-              <w:spacing w:before="40" w:after="40"/>
-              <w:jc w:val="left"/>
-            </w:pPr>
-            <w:r>
-              <w:rPr>
-                <w:rFonts w:ascii="Adani" w:hAnsi="Adani"/>
-                <w:b w:val="0"/>
-                <w:sz w:val="18"/>
-                <w:u w:val="none"/>
-              </w:rPr>
-              <w:t>Additional Director</w:t>
-            </w:r>
-          </w:p>
-        </w:tc>
-        <w:tc>
-          <w:tcPr>
-            <w:tcW w:type="dxa" w:w="1304"/>
-            <w:shd w:val="clear" w:color="auto" w:fill="FFFFFF"/>
-            <w:tcBorders>
-              <w:top w:val="single" w:sz="4" w:space="0" w:color="000000"/>
-              <w:left w:val="single" w:sz="4" w:space="0" w:color="000000"/>
-              <w:bottom w:val="single" w:sz="4" w:space="0" w:color="000000"/>
-              <w:right w:val="single" w:sz="4" w:space="0" w:color="000000"/>
-            </w:tcBorders>
-            <w:vAlign w:val="center"/>
-          </w:tcPr>
-          <w:p>
-            <w:pPr>
-              <w:spacing w:before="40" w:after="40"/>
-              <w:jc w:val="left"/>
-            </w:pPr>
-            <w:r>
-              <w:rPr>
-                <w:rFonts w:ascii="Adani" w:hAnsi="Adani"/>
-                <w:b w:val="0"/>
-                <w:sz w:val="18"/>
-                <w:u w:val="none"/>
-              </w:rPr>
-              <w:t>01/03/2025</w:t>
-            </w:r>
-          </w:p>
-        </w:tc>
-      </w:tr>
-      <w:tr>
-        <w:tc>
-          <w:tcPr>
-            <w:tcW w:type="dxa" w:w="2268"/>
-            <w:shd w:val="clear" w:color="auto" w:fill="FFFFFF"/>
-            <w:tcBorders>
-              <w:top w:val="single" w:sz="4" w:space="0" w:color="000000"/>
-              <w:left w:val="single" w:sz="4" w:space="0" w:color="000000"/>
-              <w:bottom w:val="single" w:sz="4" w:space="0" w:color="000000"/>
-              <w:right w:val="single" w:sz="4" w:space="0" w:color="000000"/>
-            </w:tcBorders>
-            <w:vAlign w:val="center"/>
-          </w:tcPr>
-          <w:p>
-            <w:pPr>
-              <w:spacing w:before="40" w:after="40"/>
-              <w:jc w:val="left"/>
-            </w:pPr>
-            <w:r>
-              <w:rPr>
-                <w:rFonts w:ascii="Adani" w:hAnsi="Adani"/>
-                <w:b w:val="0"/>
-                <w:sz w:val="18"/>
-                <w:u w:val="none"/>
-              </w:rPr>
               <w:t>U15400DL2012PTC242628</w:t>
             </w:r>
           </w:p>
@@ -7090,6 +6746,120 @@
                 <w:u w:val="none"/>
               </w:rPr>
               <w:t>27/09/2024</w:t>
+            </w:r>
+          </w:p>
+        </w:tc>
+      </w:tr>
+      <w:tr>
+        <w:tc>
+          <w:tcPr>
+            <w:tcW w:type="dxa" w:w="2268"/>
+            <w:shd w:val="clear" w:color="auto" w:fill="FFFFFF"/>
+            <w:tcBorders>
+              <w:top w:val="single" w:sz="4" w:space="0" w:color="000000"/>
+              <w:left w:val="single" w:sz="4" w:space="0" w:color="000000"/>
+              <w:bottom w:val="single" w:sz="4" w:space="0" w:color="000000"/>
+              <w:right w:val="single" w:sz="4" w:space="0" w:color="000000"/>
+            </w:tcBorders>
+            <w:vAlign w:val="center"/>
+          </w:tcPr>
+          <w:p>
+            <w:pPr>
+              <w:spacing w:before="40" w:after="40"/>
+              <w:jc w:val="left"/>
+            </w:pPr>
+            <w:r>
+              <w:rPr>
+                <w:rFonts w:ascii="Adani" w:hAnsi="Adani"/>
+                <w:b w:val="0"/>
+                <w:sz w:val="18"/>
+                <w:u w:val="none"/>
+              </w:rPr>
+              <w:t>U40106GJ2021PLC123109</w:t>
+            </w:r>
+          </w:p>
+        </w:tc>
+        <w:tc>
+          <w:tcPr>
+            <w:tcW w:type="dxa" w:w="4252"/>
+            <w:shd w:val="clear" w:color="auto" w:fill="FFFFFF"/>
+            <w:tcBorders>
+              <w:top w:val="single" w:sz="4" w:space="0" w:color="000000"/>
+              <w:left w:val="single" w:sz="4" w:space="0" w:color="000000"/>
+              <w:bottom w:val="single" w:sz="4" w:space="0" w:color="000000"/>
+              <w:right w:val="single" w:sz="4" w:space="0" w:color="000000"/>
+            </w:tcBorders>
+            <w:vAlign w:val="center"/>
+          </w:tcPr>
+          <w:p>
+            <w:pPr>
+              <w:spacing w:before="40" w:after="40"/>
+              <w:jc w:val="left"/>
+            </w:pPr>
+            <w:r>
+              <w:rPr>
+                <w:rFonts w:ascii="Adani" w:hAnsi="Adani"/>
+                <w:b w:val="0"/>
+                <w:sz w:val="18"/>
+                <w:u w:val="none"/>
+              </w:rPr>
+              <w:t>ADANI NEW INDUSTRIES LIMITED</w:t>
+            </w:r>
+          </w:p>
+        </w:tc>
+        <w:tc>
+          <w:tcPr>
+            <w:tcW w:type="dxa" w:w="1587"/>
+            <w:shd w:val="clear" w:color="auto" w:fill="FFFFFF"/>
+            <w:tcBorders>
+              <w:top w:val="single" w:sz="4" w:space="0" w:color="000000"/>
+              <w:left w:val="single" w:sz="4" w:space="0" w:color="000000"/>
+              <w:bottom w:val="single" w:sz="4" w:space="0" w:color="000000"/>
+              <w:right w:val="single" w:sz="4" w:space="0" w:color="000000"/>
+            </w:tcBorders>
+            <w:vAlign w:val="center"/>
+          </w:tcPr>
+          <w:p>
+            <w:pPr>
+              <w:spacing w:before="40" w:after="40"/>
+              <w:jc w:val="left"/>
+            </w:pPr>
+            <w:r>
+              <w:rPr>
+                <w:rFonts w:ascii="Adani" w:hAnsi="Adani"/>
+                <w:b w:val="0"/>
+                <w:sz w:val="18"/>
+                <w:u w:val="none"/>
+              </w:rPr>
+              <w:t>Director</w:t>
+            </w:r>
+          </w:p>
+        </w:tc>
+        <w:tc>
+          <w:tcPr>
+            <w:tcW w:type="dxa" w:w="1304"/>
+            <w:shd w:val="clear" w:color="auto" w:fill="FFFFFF"/>
+            <w:tcBorders>
+              <w:top w:val="single" w:sz="4" w:space="0" w:color="000000"/>
+              <w:left w:val="single" w:sz="4" w:space="0" w:color="000000"/>
+              <w:bottom w:val="single" w:sz="4" w:space="0" w:color="000000"/>
+              <w:right w:val="single" w:sz="4" w:space="0" w:color="000000"/>
+            </w:tcBorders>
+            <w:vAlign w:val="center"/>
+          </w:tcPr>
+          <w:p>
+            <w:pPr>
+              <w:spacing w:before="40" w:after="40"/>
+              <w:jc w:val="left"/>
+            </w:pPr>
+            <w:r>
+              <w:rPr>
+                <w:rFonts w:ascii="Adani" w:hAnsi="Adani"/>
+                <w:b w:val="0"/>
+                <w:sz w:val="18"/>
+                <w:u w:val="none"/>
+              </w:rPr>
+              <w:t>24/06/2024</w:t>
             </w:r>
           </w:p>
         </w:tc>
@@ -7318,120 +7088,6 @@
                 <w:u w:val="none"/>
               </w:rPr>
               <w:t>25/09/2023</w:t>
-            </w:r>
-          </w:p>
-        </w:tc>
-      </w:tr>
-      <w:tr>
-        <w:tc>
-          <w:tcPr>
-            <w:tcW w:type="dxa" w:w="2268"/>
-            <w:shd w:val="clear" w:color="auto" w:fill="FFFFFF"/>
-            <w:tcBorders>
-              <w:top w:val="single" w:sz="4" w:space="0" w:color="000000"/>
-              <w:left w:val="single" w:sz="4" w:space="0" w:color="000000"/>
-              <w:bottom w:val="single" w:sz="4" w:space="0" w:color="000000"/>
-              <w:right w:val="single" w:sz="4" w:space="0" w:color="000000"/>
-            </w:tcBorders>
-            <w:vAlign w:val="center"/>
-          </w:tcPr>
-          <w:p>
-            <w:pPr>
-              <w:spacing w:before="40" w:after="40"/>
-              <w:jc w:val="left"/>
-            </w:pPr>
-            <w:r>
-              <w:rPr>
-                <w:rFonts w:ascii="Adani" w:hAnsi="Adani"/>
-                <w:b w:val="0"/>
-                <w:sz w:val="18"/>
-                <w:u w:val="none"/>
-              </w:rPr>
-              <w:t>U40106GJ2021PLC123109</w:t>
-            </w:r>
-          </w:p>
-        </w:tc>
-        <w:tc>
-          <w:tcPr>
-            <w:tcW w:type="dxa" w:w="4252"/>
-            <w:shd w:val="clear" w:color="auto" w:fill="FFFFFF"/>
-            <w:tcBorders>
-              <w:top w:val="single" w:sz="4" w:space="0" w:color="000000"/>
-              <w:left w:val="single" w:sz="4" w:space="0" w:color="000000"/>
-              <w:bottom w:val="single" w:sz="4" w:space="0" w:color="000000"/>
-              <w:right w:val="single" w:sz="4" w:space="0" w:color="000000"/>
-            </w:tcBorders>
-            <w:vAlign w:val="center"/>
-          </w:tcPr>
-          <w:p>
-            <w:pPr>
-              <w:spacing w:before="40" w:after="40"/>
-              <w:jc w:val="left"/>
-            </w:pPr>
-            <w:r>
-              <w:rPr>
-                <w:rFonts w:ascii="Adani" w:hAnsi="Adani"/>
-                <w:b w:val="0"/>
-                <w:sz w:val="18"/>
-                <w:u w:val="none"/>
-              </w:rPr>
-              <w:t>ADANI NEW INDUSTRIES LIMITED</w:t>
-            </w:r>
-          </w:p>
-        </w:tc>
-        <w:tc>
-          <w:tcPr>
-            <w:tcW w:type="dxa" w:w="1587"/>
-            <w:shd w:val="clear" w:color="auto" w:fill="FFFFFF"/>
-            <w:tcBorders>
-              <w:top w:val="single" w:sz="4" w:space="0" w:color="000000"/>
-              <w:left w:val="single" w:sz="4" w:space="0" w:color="000000"/>
-              <w:bottom w:val="single" w:sz="4" w:space="0" w:color="000000"/>
-              <w:right w:val="single" w:sz="4" w:space="0" w:color="000000"/>
-            </w:tcBorders>
-            <w:vAlign w:val="center"/>
-          </w:tcPr>
-          <w:p>
-            <w:pPr>
-              <w:spacing w:before="40" w:after="40"/>
-              <w:jc w:val="left"/>
-            </w:pPr>
-            <w:r>
-              <w:rPr>
-                <w:rFonts w:ascii="Adani" w:hAnsi="Adani"/>
-                <w:b w:val="0"/>
-                <w:sz w:val="18"/>
-                <w:u w:val="none"/>
-              </w:rPr>
-              <w:t>Additional Director</w:t>
-            </w:r>
-          </w:p>
-        </w:tc>
-        <w:tc>
-          <w:tcPr>
-            <w:tcW w:type="dxa" w:w="1304"/>
-            <w:shd w:val="clear" w:color="auto" w:fill="FFFFFF"/>
-            <w:tcBorders>
-              <w:top w:val="single" w:sz="4" w:space="0" w:color="000000"/>
-              <w:left w:val="single" w:sz="4" w:space="0" w:color="000000"/>
-              <w:bottom w:val="single" w:sz="4" w:space="0" w:color="000000"/>
-              <w:right w:val="single" w:sz="4" w:space="0" w:color="000000"/>
-            </w:tcBorders>
-            <w:vAlign w:val="center"/>
-          </w:tcPr>
-          <w:p>
-            <w:pPr>
-              <w:spacing w:before="40" w:after="40"/>
-              <w:jc w:val="left"/>
-            </w:pPr>
-            <w:r>
-              <w:rPr>
-                <w:rFonts w:ascii="Adani" w:hAnsi="Adani"/>
-                <w:b w:val="0"/>
-                <w:sz w:val="18"/>
-                <w:u w:val="none"/>
-              </w:rPr>
-              <w:t>18/08/2023</w:t>
             </w:r>
           </w:p>
         </w:tc>
@@ -8458,234 +8114,6 @@
                 <w:u w:val="none"/>
               </w:rPr>
               <w:t>02/08/2011</w:t>
-            </w:r>
-          </w:p>
-        </w:tc>
-      </w:tr>
-      <w:tr>
-        <w:tc>
-          <w:tcPr>
-            <w:tcW w:type="dxa" w:w="2268"/>
-            <w:shd w:val="clear" w:color="auto" w:fill="FFFFFF"/>
-            <w:tcBorders>
-              <w:top w:val="single" w:sz="4" w:space="0" w:color="000000"/>
-              <w:left w:val="single" w:sz="4" w:space="0" w:color="000000"/>
-              <w:bottom w:val="single" w:sz="4" w:space="0" w:color="000000"/>
-              <w:right w:val="single" w:sz="4" w:space="0" w:color="000000"/>
-            </w:tcBorders>
-            <w:vAlign w:val="center"/>
-          </w:tcPr>
-          <w:p>
-            <w:pPr>
-              <w:spacing w:before="40" w:after="40"/>
-              <w:jc w:val="left"/>
-            </w:pPr>
-            <w:r>
-              <w:rPr>
-                <w:rFonts w:ascii="Adani" w:hAnsi="Adani"/>
-                <w:b w:val="0"/>
-                <w:sz w:val="18"/>
-                <w:u w:val="none"/>
-              </w:rPr>
-              <w:t>U40102KA2008PLC045442</w:t>
-            </w:r>
-          </w:p>
-        </w:tc>
-        <w:tc>
-          <w:tcPr>
-            <w:tcW w:type="dxa" w:w="4252"/>
-            <w:shd w:val="clear" w:color="auto" w:fill="FFFFFF"/>
-            <w:tcBorders>
-              <w:top w:val="single" w:sz="4" w:space="0" w:color="000000"/>
-              <w:left w:val="single" w:sz="4" w:space="0" w:color="000000"/>
-              <w:bottom w:val="single" w:sz="4" w:space="0" w:color="000000"/>
-              <w:right w:val="single" w:sz="4" w:space="0" w:color="000000"/>
-            </w:tcBorders>
-            <w:vAlign w:val="center"/>
-          </w:tcPr>
-          <w:p>
-            <w:pPr>
-              <w:spacing w:before="40" w:after="40"/>
-              <w:jc w:val="left"/>
-            </w:pPr>
-            <w:r>
-              <w:rPr>
-                <w:rFonts w:ascii="Adani" w:hAnsi="Adani"/>
-                <w:b w:val="0"/>
-                <w:sz w:val="18"/>
-                <w:u w:val="none"/>
-              </w:rPr>
-              <w:t>SHREE RENUKA ENERGY LIMITED</w:t>
-            </w:r>
-          </w:p>
-        </w:tc>
-        <w:tc>
-          <w:tcPr>
-            <w:tcW w:type="dxa" w:w="1587"/>
-            <w:shd w:val="clear" w:color="auto" w:fill="FFFFFF"/>
-            <w:tcBorders>
-              <w:top w:val="single" w:sz="4" w:space="0" w:color="000000"/>
-              <w:left w:val="single" w:sz="4" w:space="0" w:color="000000"/>
-              <w:bottom w:val="single" w:sz="4" w:space="0" w:color="000000"/>
-              <w:right w:val="single" w:sz="4" w:space="0" w:color="000000"/>
-            </w:tcBorders>
-            <w:vAlign w:val="center"/>
-          </w:tcPr>
-          <w:p>
-            <w:pPr>
-              <w:spacing w:before="40" w:after="40"/>
-              <w:jc w:val="left"/>
-            </w:pPr>
-            <w:r>
-              <w:rPr>
-                <w:rFonts w:ascii="Adani" w:hAnsi="Adani"/>
-                <w:b w:val="0"/>
-                <w:sz w:val="18"/>
-                <w:u w:val="none"/>
-              </w:rPr>
-              <w:t>Director</w:t>
-            </w:r>
-          </w:p>
-        </w:tc>
-        <w:tc>
-          <w:tcPr>
-            <w:tcW w:type="dxa" w:w="1304"/>
-            <w:shd w:val="clear" w:color="auto" w:fill="FFFFFF"/>
-            <w:tcBorders>
-              <w:top w:val="single" w:sz="4" w:space="0" w:color="000000"/>
-              <w:left w:val="single" w:sz="4" w:space="0" w:color="000000"/>
-              <w:bottom w:val="single" w:sz="4" w:space="0" w:color="000000"/>
-              <w:right w:val="single" w:sz="4" w:space="0" w:color="000000"/>
-            </w:tcBorders>
-            <w:vAlign w:val="center"/>
-          </w:tcPr>
-          <w:p>
-            <w:pPr>
-              <w:spacing w:before="40" w:after="40"/>
-              <w:jc w:val="left"/>
-            </w:pPr>
-            <w:r>
-              <w:rPr>
-                <w:rFonts w:ascii="Adani" w:hAnsi="Adani"/>
-                <w:b w:val="0"/>
-                <w:sz w:val="18"/>
-                <w:u w:val="none"/>
-              </w:rPr>
-              <w:t>11/02/2011</w:t>
-            </w:r>
-          </w:p>
-        </w:tc>
-      </w:tr>
-      <w:tr>
-        <w:tc>
-          <w:tcPr>
-            <w:tcW w:type="dxa" w:w="2268"/>
-            <w:shd w:val="clear" w:color="auto" w:fill="FFFFFF"/>
-            <w:tcBorders>
-              <w:top w:val="single" w:sz="4" w:space="0" w:color="000000"/>
-              <w:left w:val="single" w:sz="4" w:space="0" w:color="000000"/>
-              <w:bottom w:val="single" w:sz="4" w:space="0" w:color="000000"/>
-              <w:right w:val="single" w:sz="4" w:space="0" w:color="000000"/>
-            </w:tcBorders>
-            <w:vAlign w:val="center"/>
-          </w:tcPr>
-          <w:p>
-            <w:pPr>
-              <w:spacing w:before="40" w:after="40"/>
-              <w:jc w:val="left"/>
-            </w:pPr>
-            <w:r>
-              <w:rPr>
-                <w:rFonts w:ascii="Adani" w:hAnsi="Adani"/>
-                <w:b w:val="0"/>
-                <w:sz w:val="18"/>
-                <w:u w:val="none"/>
-              </w:rPr>
-              <w:t>U63090GJ2005PLC046510</w:t>
-            </w:r>
-          </w:p>
-        </w:tc>
-        <w:tc>
-          <w:tcPr>
-            <w:tcW w:type="dxa" w:w="4252"/>
-            <w:shd w:val="clear" w:color="auto" w:fill="FFFFFF"/>
-            <w:tcBorders>
-              <w:top w:val="single" w:sz="4" w:space="0" w:color="000000"/>
-              <w:left w:val="single" w:sz="4" w:space="0" w:color="000000"/>
-              <w:bottom w:val="single" w:sz="4" w:space="0" w:color="000000"/>
-              <w:right w:val="single" w:sz="4" w:space="0" w:color="000000"/>
-            </w:tcBorders>
-            <w:vAlign w:val="center"/>
-          </w:tcPr>
-          <w:p>
-            <w:pPr>
-              <w:spacing w:before="40" w:after="40"/>
-              <w:jc w:val="left"/>
-            </w:pPr>
-            <w:r>
-              <w:rPr>
-                <w:rFonts w:ascii="Adani" w:hAnsi="Adani"/>
-                <w:b w:val="0"/>
-                <w:sz w:val="18"/>
-                <w:u w:val="none"/>
-              </w:rPr>
-              <w:t>ADANI LOGISTICS LIMITED</w:t>
-            </w:r>
-          </w:p>
-        </w:tc>
-        <w:tc>
-          <w:tcPr>
-            <w:tcW w:type="dxa" w:w="1587"/>
-            <w:shd w:val="clear" w:color="auto" w:fill="FFFFFF"/>
-            <w:tcBorders>
-              <w:top w:val="single" w:sz="4" w:space="0" w:color="000000"/>
-              <w:left w:val="single" w:sz="4" w:space="0" w:color="000000"/>
-              <w:bottom w:val="single" w:sz="4" w:space="0" w:color="000000"/>
-              <w:right w:val="single" w:sz="4" w:space="0" w:color="000000"/>
-            </w:tcBorders>
-            <w:vAlign w:val="center"/>
-          </w:tcPr>
-          <w:p>
-            <w:pPr>
-              <w:spacing w:before="40" w:after="40"/>
-              <w:jc w:val="left"/>
-            </w:pPr>
-            <w:r>
-              <w:rPr>
-                <w:rFonts w:ascii="Adani" w:hAnsi="Adani"/>
-                <w:b w:val="0"/>
-                <w:sz w:val="18"/>
-                <w:u w:val="none"/>
-              </w:rPr>
-              <w:t>Director</w:t>
-            </w:r>
-          </w:p>
-        </w:tc>
-        <w:tc>
-          <w:tcPr>
-            <w:tcW w:type="dxa" w:w="1304"/>
-            <w:shd w:val="clear" w:color="auto" w:fill="FFFFFF"/>
-            <w:tcBorders>
-              <w:top w:val="single" w:sz="4" w:space="0" w:color="000000"/>
-              <w:left w:val="single" w:sz="4" w:space="0" w:color="000000"/>
-              <w:bottom w:val="single" w:sz="4" w:space="0" w:color="000000"/>
-              <w:right w:val="single" w:sz="4" w:space="0" w:color="000000"/>
-            </w:tcBorders>
-            <w:vAlign w:val="center"/>
-          </w:tcPr>
-          <w:p>
-            <w:pPr>
-              <w:spacing w:before="40" w:after="40"/>
-              <w:jc w:val="left"/>
-            </w:pPr>
-            <w:r>
-              <w:rPr>
-                <w:rFonts w:ascii="Adani" w:hAnsi="Adani"/>
-                <w:b w:val="0"/>
-                <w:sz w:val="18"/>
-                <w:u w:val="none"/>
-              </w:rPr>
-              <w:t>28/02/2008</w:t>
             </w:r>
           </w:p>
         </w:tc>
